--- a/bi-self/selfrecover/docs/whitepaper-fr.docx
+++ b/bi-self/selfrecover/docs/whitepaper-fr.docx
@@ -2,31 +2,13 @@
 <file path=word/document.xml><?xml version="1.0" encoding="utf-8"?>
 <w:document xmlns:w="http://schemas.openxmlformats.org/wordprocessingml/2006/main" xmlns:m="http://schemas.openxmlformats.org/officeDocument/2006/math" xmlns:r="http://schemas.openxmlformats.org/officeDocument/2006/relationships" xmlns:o="urn:schemas-microsoft-com:office:office" xmlns:v="urn:schemas-microsoft-com:vml" xmlns:w10="urn:schemas-microsoft-com:office:word" xmlns:a="http://schemas.openxmlformats.org/drawingml/2006/main" xmlns:pic="http://schemas.openxmlformats.org/drawingml/2006/picture" xmlns:wp="http://schemas.openxmlformats.org/drawingml/2006/wordprocessingDrawing">
   <w:body>
-    <w:bookmarkStart w:id="59" w:name="selfrecover-whitepaper-v1.1"/>
+    <w:bookmarkStart w:id="62" w:name="selfrecover-whitepaper-v1.2"/>
     <w:p>
       <w:pPr>
         <w:pStyle w:val="Heading1"/>
       </w:pPr>
       <w:r>
-        <w:t xml:space="preserve">SelfRecover —</w:t>
-      </w:r>
-      <w:r>
-        <w:t xml:space="preserve"> </w:t>
-      </w:r>
-      <w:r>
-        <w:t xml:space="preserve">“</w:t>
-      </w:r>
-      <w:r>
-        <w:t xml:space="preserve">Whitepaper</w:t>
-      </w:r>
-      <w:r>
-        <w:t xml:space="preserve">”</w:t>
-      </w:r>
-      <w:r>
-        <w:t xml:space="preserve"> </w:t>
-      </w:r>
-      <w:r>
-        <w:t xml:space="preserve">v1.1</w:t>
+        <w:t xml:space="preserve">SelfRecover — Whitepaper v1.2</w:t>
       </w:r>
     </w:p>
     <w:p>
@@ -48,7 +30,7 @@
           <w:i/>
           <w:iCs/>
         </w:rPr>
-        <w:t xml:space="preserve">Un mot. Tous les sites. Pour toujours.</w:t>
+        <w:t xml:space="preserve">Ton mot. Tes sites. Sans email.</w:t>
       </w:r>
     </w:p>
     <w:p>
@@ -60,7 +42,7 @@
           <w:i/>
           <w:iCs/>
         </w:rPr>
-        <w:t xml:space="preserve">Édition du 23 juillet 2026 — v1.1</w:t>
+        <w:t xml:space="preserve">Édition du 4 octobre 2026 — v1.2 — décrit SelfRecover 0.9.0</w:t>
       </w:r>
     </w:p>
     <w:p>
@@ -92,7 +74,20 @@
         <w:pStyle w:val="BodyText"/>
       </w:pPr>
       <w:r>
-        <w:t xml:space="preserve">La question est structurelle : pourquoi un service doit-il indexer une boîte mail pour établir qu’on est soi ? Tant qu’une boîte tierce est dans la chaîne de récupération, sa compromission devient l’angle d’attaque dominant. SelfRecover propose une réponse technique : rendre le canal email optionnel (mode</w:t>
+        <w:t xml:space="preserve">La question est structurelle : pourquoi un service doit-il indexer une boîte mail pour établir qu’on est soi ? Tant qu’une boîte tierce est dans la chaîne de récupération, sa compromission devient l’angle d’attaque dominant. SelfRecover propose une réponse technique : supprimer le canal email (mode</w:t>
+      </w:r>
+      <w:r>
+        <w:t xml:space="preserve"> </w:t>
+      </w:r>
+      <w:r>
+        <w:rPr>
+          <w:b/>
+          <w:bCs/>
+        </w:rPr>
+        <w:t xml:space="preserve">Full</w:t>
+      </w:r>
+      <w:r>
+        <w:t xml:space="preserve">, le seul implémenté). Un mode</w:t>
       </w:r>
       <w:r>
         <w:t xml:space="preserve"> </w:t>
@@ -105,23 +100,7 @@
         <w:t xml:space="preserve">Lite</w:t>
       </w:r>
       <w:r>
-        <w:t xml:space="preserve"> </w:t>
-      </w:r>
-      <w:r>
-        <w:t xml:space="preserve">v0.1.1) ou le supprimer complètement (mode</w:t>
-      </w:r>
-      <w:r>
-        <w:t xml:space="preserve"> </w:t>
-      </w:r>
-      <w:r>
-        <w:rPr>
-          <w:b/>
-          <w:bCs/>
-        </w:rPr>
-        <w:t xml:space="preserve">Full</w:t>
-      </w:r>
-      <w:r>
-        <w:t xml:space="preserve">). Publié sous AGPL-3.0-or-later en avril 2026 (v0.1.0).</w:t>
+        <w:t xml:space="preserve">, qui le gardait en option, a été montré en démonstration en v0.1.1 ; cette démonstration a été retirée le 18 août 2026. Publié en avril 2026 (v0.1.0), sous AGPL-3.0-or-later depuis le 19 avril 2026.</w:t>
       </w:r>
     </w:p>
     <w:p>
@@ -154,7 +133,7 @@
         <w:pStyle w:val="FirstParagraph"/>
       </w:pPr>
       <w:r>
-        <w:t xml:space="preserve">SelfRecover est un protocole de récupération de compte à connaissance partagée qui élimine la dépendance à l’email pour la réinitialisation de mot de passe. Il repose sur une dérivation HMAC-SHA256 effectuée côté client, clavée par le mot de récupération lui-même, dont le message porte le matériel de dérivation, la version du format et le sel du compte : le mot de récupération brut ne quitte jamais le navigateur, et le serveur ne stocke que des hachages Argon2id de clés dérivées par service (ce qui empêche la corrélation des empreintes entre services). Ce document décrit le protocole, son escalade en trois niveaux, son modèle de menaces, et les règles de déploiement obligatoires.</w:t>
+        <w:t xml:space="preserve">SelfRecover est un protocole de récupération de compte à connaissance partagée qui élimine la dépendance à l’email pour la réinitialisation de mot de passe. Il repose sur une dérivation HMAC-SHA256 effectuée côté client, clavée par le mot de récupération lui-même, dont le message porte le matériel de dérivation, la version du format et le sel du compte : le dériveur livré ne fait sortir du navigateur que l’empreinte du mot de récupération, et le serveur n’en range qu’un hachage Argon2id, propre au service et au compte (ce qui empêche la corrélation des empreintes entre services). Le mot de passe et la passphrase, eux, sont engendrés par le serveur et passent par lui. Ce document décrit le protocole, son escalade en trois niveaux, son modèle de menaces, et les règles de déploiement obligatoires.</w:t>
       </w:r>
     </w:p>
     <w:p>
@@ -288,7 +267,7 @@
         <w:t xml:space="preserve"> </w:t>
       </w:r>
       <w:r>
-        <w:t xml:space="preserve">pourquoi un site web a-t-il besoin de votre email pour prouver que vous êtes vous ?</w:t>
+        <w:t xml:space="preserve">pourquoi un site web a-t-il besoin de ton email pour prouver que tu es toi ?</w:t>
       </w:r>
     </w:p>
     <w:p>
@@ -431,7 +410,7 @@
         <w:pStyle w:val="FirstParagraph"/>
       </w:pPr>
       <w:r>
-        <w:t xml:space="preserve">Quand un nouveau compte est créé, le mot de récupération est immédiatement traité par dérivation HMAC-SHA256. Le mot brut n’atteint jamais le serveur.</w:t>
+        <w:t xml:space="preserve">Quand un nouveau compte est créé, le mot de récupération est immédiatement traité par dérivation HMAC-SHA256, dans le navigateur. Avec le dériveur livré, le mot brut n’atteint pas le serveur.</w:t>
       </w:r>
     </w:p>
     <w:p>
@@ -494,7 +473,7 @@
         <w:t xml:space="preserve"> </w:t>
       </w:r>
       <w:r>
-        <w:t xml:space="preserve">— hash classique du mot de passe</w:t>
+        <w:t xml:space="preserve">— le mot de passe de connexion</w:t>
       </w:r>
     </w:p>
     <w:p>
@@ -515,7 +494,7 @@
         <w:t xml:space="preserve"> </w:t>
       </w:r>
       <w:r>
-        <w:t xml:space="preserve">— une passphrase diceware générée côté serveur (6 mots, ~77,5 bits d’entropie)</w:t>
+        <w:t xml:space="preserve">— une passphrase diceware engendrée côté serveur (6 mots, ≈ 77,5 bits d’entropie ; une passphrase plus courte, émise avant le passage à six mots, reste valide jusqu’à son usage)</w:t>
       </w:r>
     </w:p>
     <w:p>
@@ -562,10 +541,39 @@
     </w:p>
     <w:p>
       <w:pPr>
+        <w:pStyle w:val="Compact"/>
+        <w:numPr>
+          <w:ilvl w:val="0"/>
+          <w:numId w:val="1002"/>
+        </w:numPr>
+      </w:pPr>
+      <w:r>
+        <w:t xml:space="preserve">les 10 codes de récupération du premier lot, chacun sous deux formes (§5.4)</w:t>
+      </w:r>
+    </w:p>
+    <w:p>
+      <w:pPr>
         <w:pStyle w:val="FirstParagraph"/>
       </w:pPr>
       <w:r>
-        <w:t xml:space="preserve">L’utilisateur reçoit la passphrase une seule fois et doit la conserver hors ligne.</w:t>
+        <w:t xml:space="preserve">Tous les hachages serveur suivent un seul profil Argon2id : 64 Mio, 4 itérations, 2 fils (</w:t>
+      </w:r>
+      <w:r>
+        <w:rPr>
+          <w:rStyle w:val="VerbatimChar"/>
+        </w:rPr>
+        <w:t xml:space="preserve">Hashing::ARGON2</w:t>
+      </w:r>
+      <w:r>
+        <w:t xml:space="preserve">).</w:t>
+      </w:r>
+    </w:p>
+    <w:p>
+      <w:pPr>
+        <w:pStyle w:val="BodyText"/>
+      </w:pPr>
+      <w:r>
+        <w:t xml:space="preserve">L’utilisateur reçoit la passphrase et ses codes une seule fois, et les conserve sur papier, hors ligne.</w:t>
       </w:r>
     </w:p>
     <w:bookmarkEnd w:id="24"/>
@@ -583,22 +591,16 @@
         <w:pStyle w:val="FirstParagraph"/>
       </w:pPr>
       <w:r>
-        <w:t xml:space="preserve">La connexion utilise le flow classique</w:t>
-      </w:r>
-      <w:r>
-        <w:t xml:space="preserve"> </w:t>
-      </w:r>
-      <w:r>
-        <w:rPr>
-          <w:rStyle w:val="VerbatimChar"/>
-        </w:rPr>
-        <w:t xml:space="preserve">username + mot de passe</w:t>
-      </w:r>
-      <w:r>
-        <w:t xml:space="preserve"> </w:t>
-      </w:r>
-      <w:r>
-        <w:t xml:space="preserve">→ token JWT. Le token est lié à une empreinte navigateur et s’invalide au changement d’appareil.</w:t>
+        <w:t xml:space="preserve">La connexion ordinaire appartient à l’application : la bibliothèque n’en fournit pas. Elle exige seulement de pouvoir révoquer les sessions d’un compte (</w:t>
+      </w:r>
+      <w:r>
+        <w:rPr>
+          <w:rStyle w:val="VerbatimChar"/>
+        </w:rPr>
+        <w:t xml:space="preserve">revoquerSessions()</w:t>
+      </w:r>
+      <w:r>
+        <w:t xml:space="preserve">), ce que fait chaque récupération réussie.</w:t>
       </w:r>
     </w:p>
     <w:bookmarkEnd w:id="25"/>
@@ -698,7 +700,7 @@
               <w:jc w:val="left"/>
             </w:pPr>
             <w:r>
-              <w:t xml:space="preserve">Username + passphrase diceware</w:t>
+              <w:t xml:space="preserve">Nom du compte + passphrase diceware</w:t>
             </w:r>
           </w:p>
         </w:tc>
@@ -710,7 +712,7 @@
               <w:jc w:val="left"/>
             </w:pPr>
             <w:r>
-              <w:t xml:space="preserve">Nouveau mot de passe</w:t>
+              <w:t xml:space="preserve">Nouveau mot de passe et nouvelle passphrase</w:t>
             </w:r>
           </w:p>
         </w:tc>
@@ -752,7 +754,49 @@
               <w:jc w:val="left"/>
             </w:pPr>
             <w:r>
-              <w:t xml:space="preserve">Nouveau mot de passe</w:t>
+              <w:t xml:space="preserve">Nouveau mot de passe et nouvelle passphrase</w:t>
+            </w:r>
+          </w:p>
+        </w:tc>
+      </w:tr>
+      <w:tr>
+        <w:tc>
+          <w:tcPr/>
+          <w:p>
+            <w:pPr>
+              <w:pStyle w:val="Compact"/>
+              <w:jc w:val="left"/>
+            </w:pPr>
+            <w:r>
+              <w:rPr>
+                <w:b/>
+                <w:bCs/>
+              </w:rPr>
+              <w:t xml:space="preserve">L2, voie appareil</w:t>
+            </w:r>
+          </w:p>
+        </w:tc>
+        <w:tc>
+          <w:tcPr/>
+          <w:p>
+            <w:pPr>
+              <w:pStyle w:val="Compact"/>
+              <w:jc w:val="left"/>
+            </w:pPr>
+            <w:r>
+              <w:t xml:space="preserve">Appareil enrôlé + mot de récupération</w:t>
+            </w:r>
+          </w:p>
+        </w:tc>
+        <w:tc>
+          <w:tcPr/>
+          <w:p>
+            <w:pPr>
+              <w:pStyle w:val="Compact"/>
+              <w:jc w:val="left"/>
+            </w:pPr>
+            <w:r>
+              <w:t xml:space="preserve">Nouveau mot de passe ; passphrase et codes inchangés</w:t>
             </w:r>
           </w:p>
         </w:tc>
@@ -782,7 +826,7 @@
               <w:jc w:val="left"/>
             </w:pPr>
             <w:r>
-              <w:t xml:space="preserve">Identifiant public + signaux contextuels</w:t>
+              <w:t xml:space="preserve">Nom du compte + réponses de contexte</w:t>
             </w:r>
           </w:p>
         </w:tc>
@@ -794,7 +838,7 @@
               <w:jc w:val="left"/>
             </w:pPr>
             <w:r>
-              <w:t xml:space="preserve">Faits bruts pour un admin humain → ré-enrôlement par l’utilisateur en cas d’accord</w:t>
+              <w:t xml:space="preserve">Faits bruts pour un arbitre humain ; en cas d’accord, l’utilisateur choisit son mot de passe et son mot mémorisé, le serveur émet une passphrase et 10 codes neufs et retire les appareils enrôlés</w:t>
             </w:r>
           </w:p>
         </w:tc>
@@ -809,7 +853,7 @@
     </w:p>
     <w:bookmarkEnd w:id="26"/>
     <w:bookmarkEnd w:id="27"/>
-    <w:bookmarkStart w:id="29" w:name="dérivation-hmac-un-mot-unique-partout"/>
+    <w:bookmarkStart w:id="30" w:name="dérivation-hmac-un-mot-unique-partout"/>
     <w:p>
       <w:pPr>
         <w:pStyle w:val="Heading2"/>
@@ -882,7 +926,7 @@
         <w:rPr>
           <w:rStyle w:val="CommentTok"/>
         </w:rPr>
-        <w:t xml:space="preserve">// Forme livrée par client/sr-derive.js. Le mot mémorisé va en CLÉ, jamais en message.</w:t>
+        <w:t xml:space="preserve">// Forme abrégée de client/sr-derive.js. Le mot mémorisé va en CLÉ, jamais en message.</w:t>
       </w:r>
       <w:r>
         <w:br/>
@@ -1116,7 +1160,19 @@
         <w:rPr>
           <w:rStyle w:val="NormalTok"/>
         </w:rPr>
-        <w:t xml:space="preserve">)    </w:t>
+        <w:t xml:space="preserve"> </w:t>
+      </w:r>
+      <w:r>
+        <w:rPr>
+          <w:rStyle w:val="OperatorTok"/>
+        </w:rPr>
+        <w:t xml:space="preserve">&amp;&amp;</w:t>
+      </w:r>
+      <w:r>
+        <w:rPr>
+          <w:rStyle w:val="NormalTok"/>
+        </w:rPr>
+        <w:t xml:space="preserve"> label) </w:t>
       </w:r>
       <w:r>
         <w:rPr>
@@ -1140,13 +1196,13 @@
         <w:rPr>
           <w:rStyle w:val="NormalTok"/>
         </w:rPr>
-        <w:t xml:space="preserve">            </w:t>
+        <w:t xml:space="preserve">      </w:t>
       </w:r>
       <w:r>
         <w:rPr>
           <w:rStyle w:val="CommentTok"/>
         </w:rPr>
-        <w:t xml:space="preserve">// pris tel quel</w:t>
+        <w:t xml:space="preserve">// pris tel quel ; vide, il lève</w:t>
       </w:r>
       <w:r>
         <w:br/>
@@ -2250,7 +2306,28 @@
         </w:numPr>
       </w:pPr>
       <w:r>
-        <w:t xml:space="preserve">Le même input produit un output différent sur chaque service</w:t>
+        <w:t xml:space="preserve">Le même mot donne une empreinte différente pour chaque compte (le sel) et pour chaque matériel : chaque nom d’hôte en mode</w:t>
+      </w:r>
+      <w:r>
+        <w:t xml:space="preserve"> </w:t>
+      </w:r>
+      <w:r>
+        <w:rPr>
+          <w:rStyle w:val="VerbatimChar"/>
+        </w:rPr>
+        <w:t xml:space="preserve">'hostname'</w:t>
+      </w:r>
+      <w:r>
+        <w:t xml:space="preserve">, chaque label en mode</w:t>
+      </w:r>
+      <w:r>
+        <w:t xml:space="preserve"> </w:t>
+      </w:r>
+      <w:r>
+        <w:rPr>
+          <w:rStyle w:val="VerbatimChar"/>
+        </w:rPr>
+        <w:t xml:space="preserve">'label'</w:t>
       </w:r>
     </w:p>
     <w:p>
@@ -2262,23 +2339,7 @@
         </w:numPr>
       </w:pPr>
       <w:r>
-        <w:t xml:space="preserve">Le mot brut ne quitte</w:t>
-      </w:r>
-      <w:r>
-        <w:t xml:space="preserve"> </w:t>
-      </w:r>
-      <w:r>
-        <w:rPr>
-          <w:b/>
-          <w:bCs/>
-        </w:rPr>
-        <w:t xml:space="preserve">jamais</w:t>
-      </w:r>
-      <w:r>
-        <w:t xml:space="preserve"> </w:t>
-      </w:r>
-      <w:r>
-        <w:t xml:space="preserve">le navigateur</w:t>
+        <w:t xml:space="preserve">Avec le dériveur livré, le mot brut ne quitte pas le navigateur</w:t>
       </w:r>
     </w:p>
     <w:p>
@@ -2290,7 +2351,7 @@
         </w:numPr>
       </w:pPr>
       <w:r>
-        <w:t xml:space="preserve">Le serveur ne voit jamais le mot — uniquement la clé dérivée</w:t>
+        <w:t xml:space="preserve">Le serveur ne reçoit que la clé dérivée. C’est lui qui sert le dériveur : un serveur compromis pourrait servir une autre page (§10.2)</w:t>
       </w:r>
     </w:p>
     <w:p>
@@ -2735,6 +2796,72 @@
         <w:t xml:space="preserve">cette résistance n’existe pas — le label voyage avec la copie. La limite honnête, valable dans les deux modes : un site de phishing actif qui contrôle sa propre page récolte le mot brut et dérive ensuite ce qu’il veut (hors périmètre, comme tout protocole in-browser) ; et un mot brut réutilisé ailleurs reste réutilisable — la dérivation ne sauve pas un secret connu et réutilisé.</w:t>
       </w:r>
     </w:p>
+    <w:bookmarkEnd w:id="28"/>
+    <w:bookmarkStart w:id="29" w:name="la-route-du-sel-elle-répond-toujours"/>
+    <w:p>
+      <w:pPr>
+        <w:pStyle w:val="Heading3"/>
+      </w:pPr>
+      <w:r>
+        <w:t xml:space="preserve">4.2 La route du sel — elle répond toujours</w:t>
+      </w:r>
+    </w:p>
+    <w:p>
+      <w:pPr>
+        <w:pStyle w:val="FirstParagraph"/>
+      </w:pPr>
+      <w:r>
+        <w:t xml:space="preserve">Au niveau 2, le navigateur dérive avant que le compte soit identifié : c’est le code qui l’identifie. Il lui faut donc d’abord le sel du compte, qu’il demande en présentant le code, sur une route publique et sans authentification. Elle répond</w:t>
+      </w:r>
+      <w:r>
+        <w:t xml:space="preserve"> </w:t>
+      </w:r>
+      <w:r>
+        <w:rPr>
+          <w:b/>
+          <w:bCs/>
+        </w:rPr>
+        <w:t xml:space="preserve">toujours</w:t>
+      </w:r>
+      <w:r>
+        <w:t xml:space="preserve"> </w:t>
+      </w:r>
+      <w:r>
+        <w:t xml:space="preserve">un sel : celui du compte pour un code connu, consommé ou non ; sinon un faux, de même forme, stable d’un essai à l’autre, tiré du sel du déploiement et calculé dans les deux cas. Une route qui refuserait un code inconnu permettrait d’éprouver les codes au prix d’une requête, sans payer un seul Argon2id.</w:t>
+      </w:r>
+    </w:p>
+    <w:p>
+      <w:pPr>
+        <w:pStyle w:val="BodyText"/>
+      </w:pPr>
+      <w:r>
+        <w:t xml:space="preserve">La bibliothèque n’expose pas de route ; elle fournit la garde,</w:t>
+      </w:r>
+      <w:r>
+        <w:t xml:space="preserve"> </w:t>
+      </w:r>
+      <w:r>
+        <w:rPr>
+          <w:rStyle w:val="VerbatimChar"/>
+        </w:rPr>
+        <w:t xml:space="preserve">Recovery::selDeDerivation($code)</w:t>
+      </w:r>
+      <w:r>
+        <w:t xml:space="preserve">, et l’interface facultative</w:t>
+      </w:r>
+      <w:r>
+        <w:t xml:space="preserve"> </w:t>
+      </w:r>
+      <w:r>
+        <w:rPr>
+          <w:rStyle w:val="VerbatimChar"/>
+        </w:rPr>
+        <w:t xml:space="preserve">SelParCodeInterface</w:t>
+      </w:r>
+      <w:r>
+        <w:t xml:space="preserve">, que seul le stockage qui sert cette route doit implémenter.</w:t>
+      </w:r>
+    </w:p>
     <w:p>
       <w:r>
         <w:pict>
@@ -2742,9 +2869,9 @@
         </w:pict>
       </w:r>
     </w:p>
-    <w:bookmarkEnd w:id="28"/>
     <w:bookmarkEnd w:id="29"/>
-    <w:bookmarkStart w:id="34" w:name="escalade-de-récupération-en-3-niveaux"/>
+    <w:bookmarkEnd w:id="30"/>
+    <w:bookmarkStart w:id="35" w:name="escalade-de-récupération-en-3-niveaux"/>
     <w:p>
       <w:pPr>
         <w:pStyle w:val="Heading2"/>
@@ -2753,7 +2880,7 @@
         <w:t xml:space="preserve">5. Escalade de récupération en 3 niveaux</w:t>
       </w:r>
     </w:p>
-    <w:bookmarkStart w:id="30" w:name="niveau-1-mot-de-passe-oublié"/>
+    <w:bookmarkStart w:id="31" w:name="niveau-1-mot-de-passe-oublié"/>
     <w:p>
       <w:pPr>
         <w:pStyle w:val="Heading3"/>
@@ -2771,37 +2898,7 @@
         </w:numPr>
       </w:pPr>
       <w:r>
-        <w:t xml:space="preserve">L’utilisateur fournit :</w:t>
-      </w:r>
-      <w:r>
-        <w:t xml:space="preserve"> </w:t>
-      </w:r>
-      <w:r>
-        <w:rPr>
-          <w:rStyle w:val="VerbatimChar"/>
-        </w:rPr>
-        <w:t xml:space="preserve">username</w:t>
-      </w:r>
-      <w:r>
-        <w:t xml:space="preserve"> </w:t>
-      </w:r>
-      <w:r>
-        <w:t xml:space="preserve">+</w:t>
-      </w:r>
-      <w:r>
-        <w:t xml:space="preserve"> </w:t>
-      </w:r>
-      <w:r>
-        <w:rPr>
-          <w:rStyle w:val="VerbatimChar"/>
-        </w:rPr>
-        <w:t xml:space="preserve">passphrase diceware</w:t>
-      </w:r>
-      <w:r>
-        <w:t xml:space="preserve"> </w:t>
-      </w:r>
-      <w:r>
-        <w:t xml:space="preserve">(correspondance exacte)</w:t>
+        <w:t xml:space="preserve">L’utilisateur fournit : le nom du compte + la passphrase diceware (exacte, aux espaces près ; le nom est mis en minuscules)</w:t>
       </w:r>
     </w:p>
     <w:p>
@@ -2813,7 +2910,23 @@
         </w:numPr>
       </w:pPr>
       <w:r>
-        <w:t xml:space="preserve">En cas de succès : nouveau mot de passe généré, masqué par défaut, affiché une seule fois</w:t>
+        <w:t xml:space="preserve">En cas de succès : un mot de passe</w:t>
+      </w:r>
+      <w:r>
+        <w:t xml:space="preserve"> </w:t>
+      </w:r>
+      <w:r>
+        <w:rPr>
+          <w:b/>
+          <w:bCs/>
+        </w:rPr>
+        <w:t xml:space="preserve">et</w:t>
+      </w:r>
+      <w:r>
+        <w:t xml:space="preserve"> </w:t>
+      </w:r>
+      <w:r>
+        <w:t xml:space="preserve">une passphrase neufs, rendus une seule fois ; l’ancienne passphrase ne vaut plus rien et les sessions ouvertes tombent. Le mot mémorisé et les appareils enrôlés ne changent pas. L’âge de la passphrase qui vient de servir est rendu : il informe, il ne refuse jamais</w:t>
       </w:r>
     </w:p>
     <w:p>
@@ -2825,7 +2938,7 @@
         </w:numPr>
       </w:pPr>
       <w:r>
-        <w:t xml:space="preserve">Le mot de passe reste à l’écran jusqu’à confirmation</w:t>
+        <w:t xml:space="preserve">L’affichage (masqué par défaut, confirmation</w:t>
       </w:r>
       <w:r>
         <w:t xml:space="preserve"> </w:t>
@@ -2836,6 +2949,9 @@
         </w:rPr>
         <w:t xml:space="preserve">"J'ai noté"</w:t>
       </w:r>
+      <w:r>
+        <w:t xml:space="preserve">) relève de la page</w:t>
+      </w:r>
     </w:p>
     <w:p>
       <w:pPr>
@@ -2846,7 +2962,37 @@
         </w:numPr>
       </w:pPr>
       <w:r>
-        <w:t xml:space="preserve">Rate limit : 5 échecs / 15 minutes par username et 12 par adresse (valeurs par défaut, réglées par l’intégrateur)</w:t>
+        <w:t xml:space="preserve">Rate limit : 5 échecs / 15 minutes par compte et 12 par adresse (valeurs par défaut, réglées par l’intégrateur). Le frein par adresse n’existe que sous le profil de déploiement</w:t>
+      </w:r>
+      <w:r>
+        <w:t xml:space="preserve"> </w:t>
+      </w:r>
+      <w:r>
+        <w:rPr>
+          <w:rStyle w:val="VerbatimChar"/>
+        </w:rPr>
+        <w:t xml:space="preserve">clearweb</w:t>
+      </w:r>
+      <w:r>
+        <w:t xml:space="preserve"> </w:t>
+      </w:r>
+      <w:r>
+        <w:t xml:space="preserve">; derrière un service caché, le profil</w:t>
+      </w:r>
+      <w:r>
+        <w:t xml:space="preserve"> </w:t>
+      </w:r>
+      <w:r>
+        <w:rPr>
+          <w:rStyle w:val="VerbatimChar"/>
+        </w:rPr>
+        <w:t xml:space="preserve">tor-onion</w:t>
+      </w:r>
+      <w:r>
+        <w:t xml:space="preserve"> </w:t>
+      </w:r>
+      <w:r>
+        <w:t xml:space="preserve">ne garde que le frein par compte. Le profil est obligatoire, sans défaut</w:t>
       </w:r>
     </w:p>
     <w:p>
@@ -2861,8 +3007,8 @@
         <w:t xml:space="preserve">Anti-bot : hors de portée de la bibliothèque — le champ honeypot et le contrôle de timing vivent sur la page</w:t>
       </w:r>
     </w:p>
-    <w:bookmarkEnd w:id="30"/>
-    <w:bookmarkStart w:id="31" w:name="X1338b7a5bda5e8876c992b176ace813d5013dd3"/>
+    <w:bookmarkEnd w:id="31"/>
+    <w:bookmarkStart w:id="32" w:name="X1338b7a5bda5e8876c992b176ace813d5013dd3"/>
     <w:p>
       <w:pPr>
         <w:pStyle w:val="Heading3"/>
@@ -3053,7 +3199,7 @@
         <w:t xml:space="preserve"> </w:t>
       </w:r>
       <w:r>
-        <w:t xml:space="preserve">ne révélant jamais lequel a échoué. En cas de succès, l’utilisateur choisit son nouveau mot de passe et le code est marqué comme utilisé. Une variante optionnelle — le</w:t>
+        <w:t xml:space="preserve">ne révélant jamais lequel a échoué. En cas de succès, le code est consommé ; le serveur engendre un mot de passe et une passphrase neufs, rendus une seule fois, et les sessions ouvertes tombent. Il rend aussi le nom du compte et le nombre de codes restants. Une variante optionnelle — le</w:t>
       </w:r>
       <w:r>
         <w:t xml:space="preserve"> </w:t>
@@ -3077,11 +3223,23 @@
         <w:pStyle w:val="BodyText"/>
       </w:pPr>
       <w:r>
-        <w:t xml:space="preserve">Aucune bascule automatique vers L3 : le niveau 2 ne demande aucun identifiant, mais le code qu’il reçoit nomme son compte, et c’est ce que compte son frein par compte — une fenêtre courte, puis la suspension du niveau pour ce compte. Le compteur par adresse s’y ajoute, là où une adresse veut dire quelque chose. C’est la personne qui décide d’ouvrir un dossier.</w:t>
-      </w:r>
-    </w:p>
-    <w:bookmarkEnd w:id="31"/>
-    <w:bookmarkStart w:id="32" w:name="niveau-3-accès-totalement-perdu"/>
+        <w:t xml:space="preserve">Aucune bascule automatique vers L3. Le niveau 2 ne demande aucun identifiant, mais le code qu’il reçoit nomme son compte, et c’est ce que compte son frein par compte : une fenêtre courte (5 échecs en 15 minutes par défaut), puis, après 20 échecs depuis le dernier réarmement, la suspension de la récupération par code pour ce compte. Elle se lève par un lot de codes neuf — le niveau 3 en émet un —, par une récupération par code réussie, ou par une récupération par passphrase réussie. Ce refus-là nomme son état, sinon le titulaire ne saurait pas quoi faire ; il apprend donc à qui détient déjà un code de ce compte que ce code vise un compte réel. Le compteur par adresse s’y ajoute sous le profil</w:t>
+      </w:r>
+      <w:r>
+        <w:t xml:space="preserve"> </w:t>
+      </w:r>
+      <w:r>
+        <w:rPr>
+          <w:rStyle w:val="VerbatimChar"/>
+        </w:rPr>
+        <w:t xml:space="preserve">clearweb</w:t>
+      </w:r>
+      <w:r>
+        <w:t xml:space="preserve">. C’est la personne qui décide d’ouvrir un dossier.</w:t>
+      </w:r>
+    </w:p>
+    <w:bookmarkEnd w:id="32"/>
+    <w:bookmarkStart w:id="33" w:name="niveau-3-accès-totalement-perdu"/>
     <w:p>
       <w:pPr>
         <w:pStyle w:val="Heading3"/>
@@ -3126,7 +3284,7 @@
         </w:numPr>
       </w:pPr>
       <w:r>
-        <w:t xml:space="preserve">L’utilisateur fournit son identifiant public ; son navigateur génère un</w:t>
+        <w:t xml:space="preserve">L’utilisateur fournit le nom de son compte (celui du niveau 1) ; son navigateur génère un</w:t>
       </w:r>
       <w:r>
         <w:t xml:space="preserve"> </w:t>
@@ -3176,10 +3334,13 @@
         <w:rPr>
           <w:rStyle w:val="VerbatimChar"/>
         </w:rPr>
-        <w:t xml:space="preserve">LIT-&lt;aléatoire&gt;</w:t>
-      </w:r>
-      <w:r>
-        <w:t xml:space="preserve">) est ouvert. Si un litige est déjà ouvert pour ce compte, le numéro n’est</w:t>
+        <w:t xml:space="preserve">LIT-</w:t>
+      </w:r>
+      <w:r>
+        <w:t xml:space="preserve"> </w:t>
+      </w:r>
+      <w:r>
+        <w:t xml:space="preserve">suivi de 16 hexadécimaux) est ouvert. Si un litige est déjà ouvert pour ce compte, le numéro n’est</w:t>
       </w:r>
       <w:r>
         <w:t xml:space="preserve"> </w:t>
@@ -3255,7 +3416,7 @@
           <w:b/>
           <w:bCs/>
         </w:rPr>
-        <w:t xml:space="preserve">faisceau de signaux</w:t>
+        <w:t xml:space="preserve">faisceau de faits bruts</w:t>
       </w:r>
       <w:r>
         <w:t xml:space="preserve"> </w:t>
@@ -3273,23 +3434,17 @@
         </w:numPr>
       </w:pPr>
       <w:r>
-        <w:t xml:space="preserve">Le faisceau ne porte</w:t>
-      </w:r>
-      <w:r>
-        <w:t xml:space="preserve"> </w:t>
-      </w:r>
-      <w:r>
-        <w:rPr>
-          <w:b/>
-          <w:bCs/>
-        </w:rPr>
-        <w:t xml:space="preserve">aucun signal passif</w:t>
-      </w:r>
-      <w:r>
-        <w:t xml:space="preserve"> </w:t>
-      </w:r>
-      <w:r>
-        <w:t xml:space="preserve">: ni adresse, ni empreinte de navigateur. Il est entièrement déclaratif, confronté à ce que le serveur enregistre déjà, et il le dit à l’arbitre plutôt que de le laisser supposer</w:t>
+        <w:rPr>
+          <w:b/>
+          <w:bCs/>
+        </w:rPr>
+        <w:t xml:space="preserve">Contexte</w:t>
+      </w:r>
+      <w:r>
+        <w:t xml:space="preserve"> </w:t>
+      </w:r>
+      <w:r>
+        <w:t xml:space="preserve">: ce que le serveur tient déjà — création du compte, dernière connexion, nombre de connexions, codes restants, refus récents, et ce que l’adaptateur du déploiement ajoute, que la bibliothèque n’interprète pas</w:t>
       </w:r>
     </w:p>
     <w:p>
@@ -3305,13 +3460,105 @@
           <w:b/>
           <w:bCs/>
         </w:rPr>
-        <w:t xml:space="preserve">Signaux déclaratifs</w:t>
-      </w:r>
-      <w:r>
-        <w:t xml:space="preserve"> </w:t>
-      </w:r>
-      <w:r>
-        <w:t xml:space="preserve">(ce que l’utilisateur affirme, comparé au réel) : année de création, mois de dernière connexion, fréquence d’usage</w:t>
+        <w:t xml:space="preserve">Déclaratif</w:t>
+      </w:r>
+      <w:r>
+        <w:t xml:space="preserve"> </w:t>
+      </w:r>
+      <w:r>
+        <w:t xml:space="preserve">: chaque réponse confrontée au réel, marquée</w:t>
+      </w:r>
+      <w:r>
+        <w:t xml:space="preserve"> </w:t>
+      </w:r>
+      <w:r>
+        <w:rPr>
+          <w:rStyle w:val="VerbatimChar"/>
+        </w:rPr>
+        <w:t xml:space="preserve">concorde</w:t>
+      </w:r>
+      <w:r>
+        <w:t xml:space="preserve">,</w:t>
+      </w:r>
+      <w:r>
+        <w:t xml:space="preserve"> </w:t>
+      </w:r>
+      <w:r>
+        <w:rPr>
+          <w:rStyle w:val="VerbatimChar"/>
+        </w:rPr>
+        <w:t xml:space="preserve">diverge</w:t>
+      </w:r>
+      <w:r>
+        <w:t xml:space="preserve"> </w:t>
+      </w:r>
+      <w:r>
+        <w:t xml:space="preserve">ou</w:t>
+      </w:r>
+      <w:r>
+        <w:t xml:space="preserve"> </w:t>
+      </w:r>
+      <w:r>
+        <w:rPr>
+          <w:rStyle w:val="VerbatimChar"/>
+        </w:rPr>
+        <w:t xml:space="preserve">indisponible</w:t>
+      </w:r>
+      <w:r>
+        <w:t xml:space="preserve"> </w:t>
+      </w:r>
+      <w:r>
+        <w:t xml:space="preserve">— ce dernier quand le serveur ne tient pas la donnée, ce qui n’est pas une divergence</w:t>
+      </w:r>
+    </w:p>
+    <w:p>
+      <w:pPr>
+        <w:pStyle w:val="Compact"/>
+        <w:numPr>
+          <w:ilvl w:val="1"/>
+          <w:numId w:val="1007"/>
+        </w:numPr>
+      </w:pPr>
+      <w:r>
+        <w:rPr>
+          <w:b/>
+          <w:bCs/>
+        </w:rPr>
+        <w:t xml:space="preserve">Avertissement</w:t>
+      </w:r>
+      <w:r>
+        <w:t xml:space="preserve"> </w:t>
+      </w:r>
+      <w:r>
+        <w:t xml:space="preserve">: il rappelle à l’arbitre que ces réponses sont devinables ; elles orientent la conversation, elles ne prouvent rien</w:t>
+      </w:r>
+    </w:p>
+    <w:p>
+      <w:pPr>
+        <w:pStyle w:val="Compact"/>
+        <w:numPr>
+          <w:ilvl w:val="1"/>
+          <w:numId w:val="1007"/>
+        </w:numPr>
+      </w:pPr>
+      <w:r>
+        <w:t xml:space="preserve">Le faisceau ne porte</w:t>
+      </w:r>
+      <w:r>
+        <w:t xml:space="preserve"> </w:t>
+      </w:r>
+      <w:r>
+        <w:rPr>
+          <w:b/>
+          <w:bCs/>
+        </w:rPr>
+        <w:t xml:space="preserve">aucun signal passif</w:t>
+      </w:r>
+      <w:r>
+        <w:t xml:space="preserve"> </w:t>
+      </w:r>
+      <w:r>
+        <w:t xml:space="preserve">: ni adresse, ni empreinte de navigateur</w:t>
       </w:r>
     </w:p>
     <w:p>
@@ -3333,7 +3580,7 @@
         <w:t xml:space="preserve"> </w:t>
       </w:r>
       <w:r>
-        <w:t xml:space="preserve">Les signaux sont des</w:t>
+        <w:t xml:space="preserve">Ce sont des</w:t>
       </w:r>
       <w:r>
         <w:t xml:space="preserve"> </w:t>
@@ -3405,27 +3652,23 @@
         </w:numPr>
       </w:pPr>
       <w:r>
-        <w:t xml:space="preserve">Le code de suivi conditionne l’accès au fil de discussion et au rétablissement, et n’est utilisable qu’une fois. Il expire avec le dossier au bout de 24 h —</w:t>
-      </w:r>
-      <w:r>
-        <w:t xml:space="preserve"> </w:t>
-      </w:r>
-      <w:r>
-        <w:rPr>
-          <w:b/>
-          <w:bCs/>
-        </w:rPr>
-        <w:t xml:space="preserve">sauf si le dossier a été accepté</w:t>
-      </w:r>
-      <w:r>
-        <w:t xml:space="preserve"> </w:t>
-      </w:r>
-      <w:r>
-        <w:t xml:space="preserve">: à partir de l’accord, l’horloge s’arrête, pour qu’elle n’annule pas le travail de l’arbitre avant que le titulaire revienne</w:t>
-      </w:r>
-    </w:p>
-    <w:bookmarkEnd w:id="32"/>
-    <w:bookmarkStart w:id="33" w:name="X159db5790fc43e0d308291546b20cef6d808806"/>
+        <w:t xml:space="preserve">Ouverture freinée avant toute recherche du compte : 10 par adresse et 20 pour tout le service, par heure (valeurs par défaut). Pas de frein par compte, exprès : un tiers pourrait sinon fermer le niveau 3 au titulaire sans que rien n’apparaisse à l’arbitre. Le harcèlement d’un compte se voit autrement : la tentative concurrente se compte et se montre</w:t>
+      </w:r>
+    </w:p>
+    <w:p>
+      <w:pPr>
+        <w:pStyle w:val="Compact"/>
+        <w:numPr>
+          <w:ilvl w:val="0"/>
+          <w:numId w:val="1006"/>
+        </w:numPr>
+      </w:pPr>
+      <w:r>
+        <w:t xml:space="preserve">Le code de suivi se présente à chaque étape — dépôt des réponses, fil de discussion, état, reprise. Le dossier expire au bout de 24 h tant que personne n’a tranché. Un accord court 7 jours à partir de la décision ; passé ce délai, il tombe et l’arbitrage est à refaire. La reprise clôt le dossier et efface l’empreinte du code de suivi. Si le titulaire a perdu son code de suivi, un arbitre peut abandonner le dossier en cours : cela ne rend aucun accès, cela libère la place pour un dossier neuf</w:t>
+      </w:r>
+    </w:p>
+    <w:bookmarkEnd w:id="33"/>
+    <w:bookmarkStart w:id="34" w:name="X159db5790fc43e0d308291546b20cef6d808806"/>
     <w:p>
       <w:pPr>
         <w:pStyle w:val="Heading3"/>
@@ -3530,7 +3773,10 @@
         <w:t xml:space="preserve">xxxxx-xxxxx</w:t>
       </w:r>
       <w:r>
-        <w:t xml:space="preserve">, ~40 bits chacun).</w:t>
+        <w:t xml:space="preserve"> </w:t>
+      </w:r>
+      <w:r>
+        <w:t xml:space="preserve">: 10 hexadécimaux minuscules, 40 bits chacun).</w:t>
       </w:r>
       <w:r>
         <w:t xml:space="preserve"> </w:t>
@@ -3545,26 +3791,13 @@
         <w:rPr>
           <w:rStyle w:val="VerbatimChar"/>
         </w:rPr>
-        <w:t xml:space="preserve">code_lookup = HMAC-SHA256(SERVER_SECRET, code)</w:t>
-      </w:r>
-      <w:r>
-        <w:t xml:space="preserve"> </w:t>
-      </w:r>
-      <w:r>
-        <w:t xml:space="preserve">(recherche O(1) sans identifiant, rôle de</w:t>
-      </w:r>
-      <w:r>
-        <w:t xml:space="preserve"> </w:t>
-      </w:r>
-      <w:r>
-        <w:rPr>
-          <w:i/>
-          <w:iCs/>
-        </w:rPr>
-        <w:t xml:space="preserve">pepper</w:t>
-      </w:r>
-      <w:r>
-        <w:t xml:space="preserve">)</w:t>
+        <w:t xml:space="preserve">code_lookup = HMAC-SHA256(clé = sel du déploiement, code)</w:t>
+      </w:r>
+      <w:r>
+        <w:t xml:space="preserve"> </w:t>
+      </w:r>
+      <w:r>
+        <w:t xml:space="preserve">(recherche sans identifiant)</w:t>
       </w:r>
       <w:r>
         <w:t xml:space="preserve"> </w:t>
@@ -3589,7 +3822,7 @@
         <w:t xml:space="preserve"> </w:t>
       </w:r>
       <w:r>
-        <w:t xml:space="preserve">(vérification + résistance à une fuite de base).</w:t>
+        <w:t xml:space="preserve">(vérification + résistance à une fuite de base). Le sel du déploiement se garde comme un secret de service, hors racine web, et ne tourne pas sans réémettre toutes les feuilles : le changer rend introuvables tous les codes émis.</w:t>
       </w:r>
       <w:r>
         <w:t xml:space="preserve"> </w:t>
@@ -3608,7 +3841,7 @@
         <w:t xml:space="preserve">Usage unique</w:t>
       </w:r>
       <w:r>
-        <w:t xml:space="preserve">, régénérables à la demande (le nouveau lot remplace l’ancien). Universels : papier, gestionnaire de mots de passe ou second appareil, au choix.</w:t>
+        <w:t xml:space="preserve">, régénérables à la demande (le nouveau lot remplace l’ancien). Ils se gardent sur papier, rangés hors ligne.</w:t>
       </w:r>
     </w:p>
     <w:p>
@@ -3690,7 +3923,7 @@
         <w:t xml:space="preserve"> </w:t>
       </w:r>
       <w:r>
-        <w:t xml:space="preserve">en JavaScript, écrit dans la bibliothèque et confronté aux vecteurs de libsodium — aucun binaire embarqué. Le blob obtenu porte sa version et ses paramètres de dérivation. Le lieu de rangement relève de l’intégration : l’implémentation de référence emploie</w:t>
+        <w:t xml:space="preserve">en JavaScript (t=3, m=64 Mio, p=1, sous un sel propre au blob), écrit dans la bibliothèque et confronté aux vecteurs de libsodium — aucun binaire embarqué. Le blob obtenu porte sa version et ses paramètres de dérivation ; un blob qui annonce des paramètres sous ce plancher est refusé. Le lieu de rangement relève de l’intégration : l’implémentation de référence emploie</w:t>
       </w:r>
       <w:r>
         <w:t xml:space="preserve"> </w:t>
@@ -3743,6 +3976,12 @@
         <w:t xml:space="preserve"> </w:t>
       </w:r>
       <w:r>
+        <w:t xml:space="preserve">- Sur cette voie, le serveur ne vérifie pas le mot : il vérifie une signature. Le mot n’y est tenu que par le chiffrement du blob — un blob volé se travaille hors ligne, sans compteur d’essais, au seul coût d’Argon2id. En cas de succès, un mot de passe neuf est rendu ; la passphrase et les codes ne changent pas.</w:t>
+      </w:r>
+      <w:r>
+        <w:t xml:space="preserve"> </w:t>
+      </w:r>
+      <w:r>
         <w:t xml:space="preserve">- C’est un 2FA cryptographique</w:t>
       </w:r>
       <w:r>
@@ -3849,7 +4088,16 @@
         <w:t xml:space="preserve"> </w:t>
       </w:r>
       <w:r>
-        <w:t xml:space="preserve">explicitement, et freine ce chemin par compte ; il ne peut pas vérifier la session lui-même —</w:t>
+        <w:t xml:space="preserve">explicitement (</w:t>
+      </w:r>
+      <w:r>
+        <w:rPr>
+          <w:rStyle w:val="VerbatimChar"/>
+        </w:rPr>
+        <w:t xml:space="preserve">Titulaire::AUTHENTIFIE</w:t>
+      </w:r>
+      <w:r>
+        <w:t xml:space="preserve">), et freine ce chemin par compte et par adresse (5 et 12 échecs sur 15 minutes, valeurs par défaut) ; il ne peut pas vérifier la session lui-même —</w:t>
       </w:r>
       <w:r>
         <w:t xml:space="preserve"> </w:t>
@@ -3863,6 +4111,12 @@
       </w:r>
       <w:r>
         <w:t xml:space="preserve">. Un appareil déjà enrôlé, lui, reste deux facteurs réels : son blob chiffré et le mot.</w:t>
+      </w:r>
+      <w:r>
+        <w:t xml:space="preserve"> </w:t>
+      </w:r>
+      <w:r>
+        <w:t xml:space="preserve">- La reprise au niveau 3 retire tous les appareils enrôlés ; les niveaux 1 et 2 ne les retirent pas.</w:t>
       </w:r>
     </w:p>
     <w:p>
@@ -3872,9 +4126,9 @@
         </w:pict>
       </w:r>
     </w:p>
-    <w:bookmarkEnd w:id="33"/>
     <w:bookmarkEnd w:id="34"/>
-    <w:bookmarkStart w:id="37" w:name="système-de-litiges-et-interface-admin"/>
+    <w:bookmarkEnd w:id="35"/>
+    <w:bookmarkStart w:id="38" w:name="système-de-litiges-et-interface-admin"/>
     <w:p>
       <w:pPr>
         <w:pStyle w:val="Heading2"/>
@@ -3894,10 +4148,22 @@
         <w:rPr>
           <w:rStyle w:val="VerbatimChar"/>
         </w:rPr>
-        <w:t xml:space="preserve">LIT-XXXX</w:t>
-      </w:r>
-      <w:r>
-        <w:t xml:space="preserve">) s’ouvre quand la personne le demande, jamais automatiquement, et devient visible dans la console d’arbitrage dès qu’elle y a déposé ses réponses.</w:t>
+        <w:t xml:space="preserve">LIT-</w:t>
+      </w:r>
+      <w:r>
+        <w:t xml:space="preserve"> </w:t>
+      </w:r>
+      <w:r>
+        <w:t xml:space="preserve">suivi de 16 hexadécimaux) s’ouvre quand la personne le demande, jamais automatiquement. Avec l’adaptateur fourni, il apparaît dans la console d’arbitrage dès son ouverture ; son faisceau, dès le dépôt des réponses (</w:t>
+      </w:r>
+      <w:r>
+        <w:rPr>
+          <w:rStyle w:val="VerbatimChar"/>
+        </w:rPr>
+        <w:t xml:space="preserve">awaiting_admin</w:t>
+      </w:r>
+      <w:r>
+        <w:t xml:space="preserve">).</w:t>
       </w:r>
     </w:p>
     <w:p>
@@ -3922,7 +4188,7 @@
         <w:t xml:space="preserve">non devinable</w:t>
       </w:r>
       <w:r>
-        <w:t xml:space="preserve">, le faisceau de signaux (faits bruts, jamais un score), des compteurs de tentatives et de refus, un compteur de tentatives concurrentes (« multi-demandeur »), et un statut (</w:t>
+        <w:t xml:space="preserve">, le faisceau de faits (bruts, jamais un score), des compteurs de tentatives et de refus, un compteur de tentatives concurrentes (« multi-demandeur »), et un statut (</w:t>
       </w:r>
       <w:r>
         <w:rPr>
@@ -4040,7 +4306,7 @@
         <w:t xml:space="preserve">. C’est au déploiement de l’appeler, par une tâche planifiée.</w:t>
       </w:r>
     </w:p>
-    <w:bookmarkStart w:id="35" w:name="clôture-du-litige-décision-admin"/>
+    <w:bookmarkStart w:id="36" w:name="clôture-du-litige-décision-admin"/>
     <w:p>
       <w:pPr>
         <w:pStyle w:val="Heading3"/>
@@ -4099,7 +4365,7 @@
         <w:rPr>
           <w:rStyle w:val="VerbatimChar"/>
         </w:rPr>
-        <w:t xml:space="preserve">granted</w:t>
+        <w:t xml:space="preserve">accepted</w:t>
       </w:r>
       <w:r>
         <w:t xml:space="preserve">.</w:t>
@@ -4146,16 +4412,22 @@
         <w:t xml:space="preserve"> </w:t>
       </w:r>
       <w:r>
-        <w:t xml:space="preserve">son mot de passe et son mot mémorisé depuis sa page de récupération (modèle de ré-enrôlement) : le mot mémorisé est dérivé dans le navigateur et n’arrive jamais en clair, le mot de passe est soumis en clair — le serveur ne l’émet pas, il le range. La passphrase et les codes, eux, sont engendrés par le serveur et affichés une fois. Le code de suivi est alors consommé (usage unique) et le litige passe en</w:t>
-      </w:r>
-      <w:r>
-        <w:t xml:space="preserve"> </w:t>
-      </w:r>
-      <w:r>
-        <w:rPr>
-          <w:rStyle w:val="VerbatimChar"/>
-        </w:rPr>
-        <w:t xml:space="preserve">resolved</w:t>
+        <w:t xml:space="preserve">son mot de passe et son mot mémorisé depuis sa page de récupération (modèle de ré-enrôlement). Le mot de passe fait entre 12 et 4 096 caractères ; il est soumis en clair, et le serveur le range sans l’émettre. Le navigateur engendre un nouveau sel et dérive le mot mémorisé, qui n’arrive jamais en clair. Le serveur engendre une passphrase et 10 codes neufs, affichés une fois, coupe les sessions et retire tous les appareils enrôlés — le titulaire réenrôle celui qu’il utilise. Le dossier passe en</w:t>
+      </w:r>
+      <w:r>
+        <w:t xml:space="preserve"> </w:t>
+      </w:r>
+      <w:r>
+        <w:rPr>
+          <w:rStyle w:val="VerbatimChar"/>
+        </w:rPr>
+        <w:t xml:space="preserve">closed</w:t>
+      </w:r>
+      <w:r>
+        <w:t xml:space="preserve"> </w:t>
+      </w:r>
+      <w:r>
+        <w:t xml:space="preserve">et l’empreinte du code de suivi est effacée</w:t>
       </w:r>
     </w:p>
     <w:p>
@@ -4237,17 +4509,17 @@
         </w:numPr>
       </w:pPr>
       <w:r>
-        <w:t xml:space="preserve">Au-delà de</w:t>
-      </w:r>
-      <w:r>
-        <w:t xml:space="preserve"> </w:t>
-      </w:r>
-      <w:r>
-        <w:rPr>
-          <w:b/>
-          <w:bCs/>
-        </w:rPr>
-        <w:t xml:space="preserve">3 refus dans une fenêtre glissante de 30 jours</w:t>
+        <w:t xml:space="preserve">Au</w:t>
+      </w:r>
+      <w:r>
+        <w:t xml:space="preserve"> </w:t>
+      </w:r>
+      <w:r>
+        <w:rPr>
+          <w:b/>
+          <w:bCs/>
+        </w:rPr>
+        <w:t xml:space="preserve">3ᵉ refus dans une fenêtre glissante de 30 jours</w:t>
       </w:r>
       <w:r>
         <w:t xml:space="preserve">, l’</w:t>
@@ -4347,8 +4619,8 @@
         <w:t xml:space="preserve">, pas sur les dépôts : trois soumissions dans un même dossier restent un seul refus, sinon l’insistance d’un titulaire honnête déclencherait le gel aussi vite qu’une campagne hostile.</w:t>
       </w:r>
     </w:p>
-    <w:bookmarkEnd w:id="35"/>
-    <w:bookmarkStart w:id="36" w:name="Xf980310a96f132d7f3040d3713e500a45d1d461"/>
+    <w:bookmarkEnd w:id="36"/>
+    <w:bookmarkStart w:id="37" w:name="Xf980310a96f132d7f3040d3713e500a45d1d461"/>
     <w:p>
       <w:pPr>
         <w:pStyle w:val="Heading3"/>
@@ -4360,6 +4632,23 @@
     <w:p>
       <w:pPr>
         <w:pStyle w:val="FirstParagraph"/>
+      </w:pPr>
+      <w:r>
+        <w:t xml:space="preserve">Le super-utilisateur n’est pas dans la bibliothèque : le laboratoire l’implémente (</w:t>
+      </w:r>
+      <w:r>
+        <w:rPr>
+          <w:rStyle w:val="VerbatimChar"/>
+        </w:rPr>
+        <w:t xml:space="preserve">demo/lab/selfrecover-su</w:t>
+      </w:r>
+      <w:r>
+        <w:t xml:space="preserve">, console en ligne de commande). Ce qui suit décrit ce modèle de référence.</w:t>
+      </w:r>
+    </w:p>
+    <w:p>
+      <w:pPr>
+        <w:pStyle w:val="BodyText"/>
       </w:pPr>
       <w:r>
         <w:t xml:space="preserve">SelfRecover gouverne</w:t>
@@ -4822,9 +5111,9 @@
         </w:pict>
       </w:r>
     </w:p>
-    <w:bookmarkEnd w:id="36"/>
     <w:bookmarkEnd w:id="37"/>
-    <w:bookmarkStart w:id="38" w:name="détection-anti-abus"/>
+    <w:bookmarkEnd w:id="38"/>
+    <w:bookmarkStart w:id="39" w:name="détection-anti-abus"/>
     <w:p>
       <w:pPr>
         <w:pStyle w:val="Heading2"/>
@@ -4864,7 +5153,16 @@
         <w:t xml:space="preserve"> </w:t>
       </w:r>
       <w:r>
-        <w:t xml:space="preserve">: par username et par adresse au niveau 1, par adresse et par service au niveau 3</w:t>
+        <w:t xml:space="preserve">: par compte et par adresse aux niveaux 1 et 2 et à l’enrôlement d’un appareil, avec la suspension du niveau 2 après 20 échecs ; par adresse et pour tout le service à l’ouverture d’un dossier de niveau 3. Le frein par adresse n’existe que sous le profil</w:t>
+      </w:r>
+      <w:r>
+        <w:t xml:space="preserve"> </w:t>
+      </w:r>
+      <w:r>
+        <w:rPr>
+          <w:rStyle w:val="VerbatimChar"/>
+        </w:rPr>
+        <w:t xml:space="preserve">clearweb</w:t>
       </w:r>
     </w:p>
     <w:p>
@@ -4905,7 +5203,7 @@
         <w:t xml:space="preserve">Message de refus unique</w:t>
       </w:r>
       <w:r>
-        <w:t xml:space="preserve">, pour que rien ne trie les comptes qui existent</w:t>
+        <w:t xml:space="preserve">, pour que rien ne trie les comptes qui existent — sauf deux exceptions assumées : la suspension du niveau 2, qui doit se dire, et l’ouverture d’un dossier de niveau 3 (§10.1)</w:t>
       </w:r>
     </w:p>
     <w:p>
@@ -4954,14 +5252,14 @@
         </w:pict>
       </w:r>
     </w:p>
-    <w:bookmarkEnd w:id="38"/>
-    <w:bookmarkStart w:id="39" w:name="X70d77c4b7267a5ef9d3ab6beb9ab1ad51d57c05"/>
+    <w:bookmarkEnd w:id="39"/>
+    <w:bookmarkStart w:id="40" w:name="ce-que-rend-la-bibliothèque"/>
     <w:p>
       <w:pPr>
         <w:pStyle w:val="Heading2"/>
       </w:pPr>
       <w:r>
-        <w:t xml:space="preserve">8. Diagnostic et remontée de bugs (sans données perso)</w:t>
+        <w:t xml:space="preserve">8. Ce que rend la bibliothèque</w:t>
       </w:r>
     </w:p>
     <w:p>
@@ -4969,126 +5267,165 @@
         <w:pStyle w:val="FirstParagraph"/>
       </w:pPr>
       <w:r>
-        <w:t xml:space="preserve">Chaque échec génère un code d’erreur structuré :</w:t>
-      </w:r>
-    </w:p>
-    <w:p>
-      <w:pPr>
-        <w:pStyle w:val="SourceCode"/>
-      </w:pPr>
-      <w:r>
-        <w:rPr>
-          <w:rStyle w:val="VerbatimChar"/>
-        </w:rPr>
-        <w:t xml:space="preserve">SR-L1-PASS-001   Niveau 1, passphrase incorrecte, tentative 1</w:t>
-      </w:r>
-      <w:r>
-        <w:br/>
-      </w:r>
-      <w:r>
-        <w:rPr>
-          <w:rStyle w:val="VerbatimChar"/>
-        </w:rPr>
-        <w:t xml:space="preserve">SR-L2-HMAC-003   Niveau 2, validation HMAC échouée, tentative 3</w:t>
-      </w:r>
-      <w:r>
-        <w:br/>
-      </w:r>
-      <w:r>
-        <w:rPr>
-          <w:rStyle w:val="VerbatimChar"/>
-        </w:rPr>
-        <w:t xml:space="preserve">SR-L3-SIGN-OK    Niveau 3, faisceau de signaux transmis à l'admin</w:t>
-      </w:r>
-      <w:r>
-        <w:br/>
-      </w:r>
-      <w:r>
-        <w:rPr>
-          <w:rStyle w:val="VerbatimChar"/>
-        </w:rPr>
-        <w:t xml:space="preserve">SR-L3-FING-BLK   Niveau 3, empreinte bloquée</w:t>
-      </w:r>
-      <w:r>
-        <w:br/>
-      </w:r>
-      <w:r>
-        <w:rPr>
-          <w:rStyle w:val="VerbatimChar"/>
-        </w:rPr>
-        <w:t xml:space="preserve">SR-SYS-SALT-ERR  Erreur système, récupération du sel échouée</w:t>
-      </w:r>
-    </w:p>
-    <w:p>
-      <w:pPr>
-        <w:pStyle w:val="FirstParagraph"/>
-      </w:pPr>
-      <w:r>
-        <w:rPr>
-          <w:b/>
-          <w:bCs/>
-        </w:rPr>
-        <w:t xml:space="preserve">Ce qui EST inclus dans les rapports de diagnostic :</w:t>
-      </w:r>
-    </w:p>
-    <w:p>
-      <w:pPr>
-        <w:pStyle w:val="Compact"/>
-        <w:numPr>
-          <w:ilvl w:val="0"/>
-          <w:numId w:val="1012"/>
-        </w:numPr>
-      </w:pPr>
-      <w:r>
-        <w:t xml:space="preserve">Code d’erreur, version de la librairie, navigateur/OS, niveau atteint, nombre de tentatives</w:t>
-      </w:r>
-    </w:p>
-    <w:p>
-      <w:pPr>
-        <w:pStyle w:val="Compact"/>
-        <w:numPr>
-          <w:ilvl w:val="0"/>
-          <w:numId w:val="1012"/>
-        </w:numPr>
-      </w:pPr>
-      <w:r>
-        <w:t xml:space="preserve">Identifiant d’installation (ne révèle aucun secret)</w:t>
-      </w:r>
-    </w:p>
-    <w:p>
-      <w:pPr>
-        <w:pStyle w:val="FirstParagraph"/>
-      </w:pPr>
-      <w:r>
-        <w:rPr>
-          <w:b/>
-          <w:bCs/>
-        </w:rPr>
-        <w:t xml:space="preserve">Ce qui n’est JAMAIS inclus :</w:t>
-      </w:r>
-    </w:p>
-    <w:p>
-      <w:pPr>
-        <w:pStyle w:val="Compact"/>
-        <w:numPr>
-          <w:ilvl w:val="0"/>
-          <w:numId w:val="1013"/>
-        </w:numPr>
-      </w:pPr>
-      <w:r>
-        <w:t xml:space="preserve">Mot de récupération (brut ou dérivé), username, identifiant, IP, empreinte</w:t>
-      </w:r>
-    </w:p>
-    <w:p>
-      <w:pPr>
-        <w:pStyle w:val="Compact"/>
-        <w:numPr>
-          <w:ilvl w:val="0"/>
-          <w:numId w:val="1013"/>
-        </w:numPr>
-      </w:pPr>
-      <w:r>
-        <w:t xml:space="preserve">Passphrase, mot de passe, aucune donnée personnelle</w:t>
+        <w:t xml:space="preserve">Chaque méthode rend</w:t>
+      </w:r>
+      <w:r>
+        <w:t xml:space="preserve"> </w:t>
+      </w:r>
+      <w:r>
+        <w:rPr>
+          <w:rStyle w:val="VerbatimChar"/>
+        </w:rPr>
+        <w:t xml:space="preserve">ok</w:t>
+      </w:r>
+      <w:r>
+        <w:t xml:space="preserve">, un</w:t>
+      </w:r>
+      <w:r>
+        <w:t xml:space="preserve"> </w:t>
+      </w:r>
+      <w:r>
+        <w:rPr>
+          <w:rStyle w:val="VerbatimChar"/>
+        </w:rPr>
+        <w:t xml:space="preserve">message</w:t>
+      </w:r>
+      <w:r>
+        <w:t xml:space="preserve"> </w:t>
+      </w:r>
+      <w:r>
+        <w:t xml:space="preserve">destiné à la personne, et pour certains refus un</w:t>
+      </w:r>
+      <w:r>
+        <w:t xml:space="preserve"> </w:t>
+      </w:r>
+      <w:r>
+        <w:rPr>
+          <w:rStyle w:val="VerbatimChar"/>
+        </w:rPr>
+        <w:t xml:space="preserve">error</w:t>
+      </w:r>
+      <w:r>
+        <w:t xml:space="preserve"> </w:t>
+      </w:r>
+      <w:r>
+        <w:t xml:space="preserve">stable que l’application peut journaliser ou traduire :</w:t>
+      </w:r>
+      <w:r>
+        <w:t xml:space="preserve"> </w:t>
+      </w:r>
+      <w:r>
+        <w:rPr>
+          <w:rStyle w:val="VerbatimChar"/>
+        </w:rPr>
+        <w:t xml:space="preserve">invalid_derived_key</w:t>
+      </w:r>
+      <w:r>
+        <w:t xml:space="preserve">,</w:t>
+      </w:r>
+      <w:r>
+        <w:t xml:space="preserve"> </w:t>
+      </w:r>
+      <w:r>
+        <w:rPr>
+          <w:rStyle w:val="VerbatimChar"/>
+        </w:rPr>
+        <w:t xml:space="preserve">l2_suspendu</w:t>
+      </w:r>
+      <w:r>
+        <w:t xml:space="preserve">,</w:t>
+      </w:r>
+      <w:r>
+        <w:t xml:space="preserve"> </w:t>
+      </w:r>
+      <w:r>
+        <w:rPr>
+          <w:rStyle w:val="VerbatimChar"/>
+        </w:rPr>
+        <w:t xml:space="preserve">trop_de_demandes</w:t>
+      </w:r>
+      <w:r>
+        <w:t xml:space="preserve">,</w:t>
+      </w:r>
+      <w:r>
+        <w:t xml:space="preserve"> </w:t>
+      </w:r>
+      <w:r>
+        <w:rPr>
+          <w:rStyle w:val="VerbatimChar"/>
+        </w:rPr>
+        <w:t xml:space="preserve">compte_inconnu</w:t>
+      </w:r>
+      <w:r>
+        <w:t xml:space="preserve">,</w:t>
+      </w:r>
+      <w:r>
+        <w:t xml:space="preserve"> </w:t>
+      </w:r>
+      <w:r>
+        <w:rPr>
+          <w:rStyle w:val="VerbatimChar"/>
+        </w:rPr>
+        <w:t xml:space="preserve">gele</w:t>
+      </w:r>
+      <w:r>
+        <w:t xml:space="preserve">,</w:t>
+      </w:r>
+      <w:r>
+        <w:t xml:space="preserve"> </w:t>
+      </w:r>
+      <w:r>
+        <w:rPr>
+          <w:rStyle w:val="VerbatimChar"/>
+        </w:rPr>
+        <w:t xml:space="preserve">deja_ouvert</w:t>
+      </w:r>
+      <w:r>
+        <w:t xml:space="preserve">,</w:t>
+      </w:r>
+      <w:r>
+        <w:t xml:space="preserve"> </w:t>
+      </w:r>
+      <w:r>
+        <w:rPr>
+          <w:rStyle w:val="VerbatimChar"/>
+        </w:rPr>
+        <w:t xml:space="preserve">sesame_invalide</w:t>
+      </w:r>
+      <w:r>
+        <w:t xml:space="preserve">,</w:t>
+      </w:r>
+      <w:r>
+        <w:t xml:space="preserve"> </w:t>
+      </w:r>
+      <w:r>
+        <w:rPr>
+          <w:rStyle w:val="VerbatimChar"/>
+        </w:rPr>
+        <w:t xml:space="preserve">expire</w:t>
+      </w:r>
+      <w:r>
+        <w:t xml:space="preserve">,</w:t>
+      </w:r>
+      <w:r>
+        <w:t xml:space="preserve"> </w:t>
+      </w:r>
+      <w:r>
+        <w:rPr>
+          <w:rStyle w:val="VerbatimChar"/>
+        </w:rPr>
+        <w:t xml:space="preserve">accord_perime</w:t>
+      </w:r>
+      <w:r>
+        <w:t xml:space="preserve">, entre autres.</w:t>
+      </w:r>
+    </w:p>
+    <w:p>
+      <w:pPr>
+        <w:pStyle w:val="BodyText"/>
+      </w:pPr>
+      <w:r>
+        <w:t xml:space="preserve">La bibliothèque ne remonte rien elle-même ; elle enregistre seulement les tentatives dont ses freins ont besoin. Ce qu’un rapport de diagnostic contient relève de l’application, qui n’y met jamais le mot de récupération (brut ou dérivé), la passphrase, le mot de passe ni les codes.</w:t>
       </w:r>
     </w:p>
     <w:p>
@@ -5098,8 +5435,8 @@
         </w:pict>
       </w:r>
     </w:p>
-    <w:bookmarkEnd w:id="39"/>
-    <w:bookmarkStart w:id="40" w:name="protection-contre-les-attaques-actives"/>
+    <w:bookmarkEnd w:id="40"/>
+    <w:bookmarkStart w:id="41" w:name="protection-contre-les-attaques-actives"/>
     <w:p>
       <w:pPr>
         <w:pStyle w:val="Heading2"/>
@@ -5111,6 +5448,14 @@
     <w:p>
       <w:pPr>
         <w:pStyle w:val="FirstParagraph"/>
+      </w:pPr>
+      <w:r>
+        <w:t xml:space="preserve">Ce qui suit est un motif d’intégration, que ni la bibliothèque ni les démos ne fournissent : il faut des sessions, des rôles et un canal de notification que la bibliothèque n’a pas.</w:t>
+      </w:r>
+    </w:p>
+    <w:p>
+      <w:pPr>
+        <w:pStyle w:val="BodyText"/>
       </w:pPr>
       <w:r>
         <w:t xml:space="preserve">Si un utilisateur légitime se connecte normalement et que le serveur détecte une activité suspecte (tentatives L1 échouées, dossiers d’arbitrage ouverts), un modal s’affiche :</w:t>
@@ -5167,7 +5512,7 @@
         <w:pStyle w:val="Compact"/>
         <w:numPr>
           <w:ilvl w:val="0"/>
-          <w:numId w:val="1014"/>
+          <w:numId w:val="1012"/>
         </w:numPr>
       </w:pPr>
       <w:r>
@@ -5181,15 +5526,15 @@
         <w:t xml:space="preserve"> </w:t>
       </w:r>
       <w:r>
-        <w:t xml:space="preserve">→ nettoyage silencieux des tentatives échouées et des litiges, l’utilisateur continue normalement</w:t>
-      </w:r>
-    </w:p>
-    <w:p>
-      <w:pPr>
-        <w:pStyle w:val="Compact"/>
-        <w:numPr>
-          <w:ilvl w:val="0"/>
-          <w:numId w:val="1014"/>
+        <w:t xml:space="preserve">→ les tentatives échouées sont effacées, l’utilisateur continue normalement ; les dossiers refusés restent comptés pour le gel (§6.1)</w:t>
+      </w:r>
+    </w:p>
+    <w:p>
+      <w:pPr>
+        <w:pStyle w:val="Compact"/>
+        <w:numPr>
+          <w:ilvl w:val="0"/>
+          <w:numId w:val="1012"/>
         </w:numPr>
       </w:pPr>
       <w:r>
@@ -5211,7 +5556,7 @@
         <w:pStyle w:val="Compact"/>
         <w:numPr>
           <w:ilvl w:val="1"/>
-          <w:numId w:val="1015"/>
+          <w:numId w:val="1013"/>
         </w:numPr>
       </w:pPr>
       <w:r>
@@ -5223,7 +5568,7 @@
         <w:pStyle w:val="Compact"/>
         <w:numPr>
           <w:ilvl w:val="1"/>
-          <w:numId w:val="1015"/>
+          <w:numId w:val="1013"/>
         </w:numPr>
       </w:pPr>
       <w:r>
@@ -5235,7 +5580,7 @@
         <w:pStyle w:val="Compact"/>
         <w:numPr>
           <w:ilvl w:val="1"/>
-          <w:numId w:val="1015"/>
+          <w:numId w:val="1013"/>
         </w:numPr>
       </w:pPr>
       <w:r>
@@ -5245,20 +5590,6 @@
     <w:p>
       <w:pPr>
         <w:pStyle w:val="FirstParagraph"/>
-      </w:pPr>
-      <w:r>
-        <w:t xml:space="preserve">Ce qui suit relève de l’application et non du protocole, parce qu’il faut des</w:t>
-      </w:r>
-      <w:r>
-        <w:t xml:space="preserve"> </w:t>
-      </w:r>
-      <w:r>
-        <w:t xml:space="preserve">sessions, des rôles et un canal de notification que la bibliothèque n’a pas.</w:t>
-      </w:r>
-    </w:p>
-    <w:p>
-      <w:pPr>
-        <w:pStyle w:val="BodyText"/>
       </w:pPr>
       <w:r>
         <w:t xml:space="preserve">L’utilisateur voit un message rassurant</w:t>
@@ -5286,8 +5617,8 @@
         </w:pict>
       </w:r>
     </w:p>
-    <w:bookmarkEnd w:id="40"/>
-    <w:bookmarkStart w:id="45" w:name="modèle-de-menaces-et-limites"/>
+    <w:bookmarkEnd w:id="41"/>
+    <w:bookmarkStart w:id="46" w:name="modèle-de-menaces-et-limites"/>
     <w:p>
       <w:pPr>
         <w:pStyle w:val="Heading2"/>
@@ -5296,7 +5627,7 @@
         <w:t xml:space="preserve">10. Modèle de menaces et limites</w:t>
       </w:r>
     </w:p>
-    <w:bookmarkStart w:id="41" w:name="menaces-traitées"/>
+    <w:bookmarkStart w:id="42" w:name="menaces-traitées"/>
     <w:p>
       <w:pPr>
         <w:pStyle w:val="Heading3"/>
@@ -5310,7 +5641,7 @@
         <w:pStyle w:val="Compact"/>
         <w:numPr>
           <w:ilvl w:val="0"/>
-          <w:numId w:val="1016"/>
+          <w:numId w:val="1014"/>
         </w:numPr>
       </w:pPr>
       <w:r>
@@ -5359,7 +5690,7 @@
         <w:pStyle w:val="Compact"/>
         <w:numPr>
           <w:ilvl w:val="0"/>
-          <w:numId w:val="1016"/>
+          <w:numId w:val="1014"/>
         </w:numPr>
       </w:pPr>
       <w:r>
@@ -5381,7 +5712,7 @@
         <w:pStyle w:val="Compact"/>
         <w:numPr>
           <w:ilvl w:val="0"/>
-          <w:numId w:val="1016"/>
+          <w:numId w:val="1014"/>
         </w:numPr>
       </w:pPr>
       <w:r>
@@ -5403,7 +5734,7 @@
         <w:pStyle w:val="Compact"/>
         <w:numPr>
           <w:ilvl w:val="0"/>
-          <w:numId w:val="1016"/>
+          <w:numId w:val="1014"/>
         </w:numPr>
       </w:pPr>
       <w:r>
@@ -5425,29 +5756,29 @@
         <w:pStyle w:val="Compact"/>
         <w:numPr>
           <w:ilvl w:val="0"/>
-          <w:numId w:val="1016"/>
-        </w:numPr>
-      </w:pPr>
-      <w:r>
-        <w:rPr>
-          <w:b/>
-          <w:bCs/>
-        </w:rPr>
-        <w:t xml:space="preserve">Brute force limité par rate</w:t>
-      </w:r>
-      <w:r>
-        <w:t xml:space="preserve"> </w:t>
-      </w:r>
-      <w:r>
-        <w:t xml:space="preserve">— limites par username + escalade L2/L3</w:t>
-      </w:r>
-    </w:p>
-    <w:p>
-      <w:pPr>
-        <w:pStyle w:val="Compact"/>
-        <w:numPr>
-          <w:ilvl w:val="0"/>
-          <w:numId w:val="1016"/>
+          <w:numId w:val="1014"/>
+        </w:numPr>
+      </w:pPr>
+      <w:r>
+        <w:rPr>
+          <w:b/>
+          <w:bCs/>
+        </w:rPr>
+        <w:t xml:space="preserve">Force brute freinée</w:t>
+      </w:r>
+      <w:r>
+        <w:t xml:space="preserve"> </w:t>
+      </w:r>
+      <w:r>
+        <w:t xml:space="preserve">— par compte et par adresse aux niveaux 1 et 2 et à l’enrôlement, suspension du niveau 2 après 20 échecs, coût Argon2id par essai côté serveur</w:t>
+      </w:r>
+    </w:p>
+    <w:p>
+      <w:pPr>
+        <w:pStyle w:val="Compact"/>
+        <w:numPr>
+          <w:ilvl w:val="0"/>
+          <w:numId w:val="1014"/>
         </w:numPr>
       </w:pPr>
       <w:r>
@@ -5474,7 +5805,251 @@
         <w:t xml:space="preserve">partiellement</w:t>
       </w:r>
       <w:r>
-        <w:t xml:space="preserve">. Fermée aux niveaux 1 et 2 : refus unique au premier, aucun identifiant demandé au second. Ouverte au niveau 3, où la réponse utile EST la distinction — un succès rend un numéro de dossier, un nom inconnu ne peut pas en rendre. Ce qui s’y oppose est le coût : deux freins avant la recherche du compte (par adresse, par service), un délai sur chaque refus qui tait un état, et une preuve de travail devant la route — que la bibliothèque ne peut pas imposer puisqu’elle n’a pas de route</w:t>
+        <w:t xml:space="preserve">. Fermée aux niveaux 1 et 2 et à l’enrôlement : refus unique au premier, aucun identifiant demandé au second, compteur tiré du nom soumis au troisième. La route du sel répond toujours un sel, vrai ou faux (§4.2). Un refus du niveau 2 nomme pourtant un état : la suspension, qui apprend à qui détient déjà un code que ce code vise un compte réel. Ouverte au niveau 3, où la réponse utile EST la distinction — un succès rend un numéro de dossier, un nom inconnu ne peut pas en rendre. Ce qui s’y oppose est le coût : deux freins avant la recherche du compte (par adresse, par service), un délai sur chaque refus qui tait un état, et une preuve de travail devant la route — que la bibliothèque ne peut pas imposer puisqu’elle n’a pas de route</w:t>
+      </w:r>
+    </w:p>
+    <w:p>
+      <w:pPr>
+        <w:pStyle w:val="Compact"/>
+        <w:numPr>
+          <w:ilvl w:val="0"/>
+          <w:numId w:val="1014"/>
+        </w:numPr>
+      </w:pPr>
+      <w:r>
+        <w:rPr>
+          <w:b/>
+          <w:bCs/>
+        </w:rPr>
+        <w:t xml:space="preserve">Blanchiment de réputation sociale</w:t>
+      </w:r>
+      <w:r>
+        <w:t xml:space="preserve"> </w:t>
+      </w:r>
+      <w:r>
+        <w:t xml:space="preserve">— la bibliothèque n’offre aucun renommage de compte ; verrouiller le nom après l’inscription revient à l’application</w:t>
+      </w:r>
+    </w:p>
+    <w:bookmarkEnd w:id="42"/>
+    <w:bookmarkStart w:id="43" w:name="critique-accès-root-serveur-sudo"/>
+    <w:p>
+      <w:pPr>
+        <w:pStyle w:val="Heading3"/>
+      </w:pPr>
+      <w:r>
+        <w:t xml:space="preserve">10.2 CRITIQUE — Accès root serveur (sudo)</w:t>
+      </w:r>
+    </w:p>
+    <w:p>
+      <w:pPr>
+        <w:pStyle w:val="FirstParagraph"/>
+      </w:pPr>
+      <w:r>
+        <w:rPr>
+          <w:b/>
+          <w:bCs/>
+        </w:rPr>
+        <w:t xml:space="preserve">C’est la limite la plus importante.</w:t>
+      </w:r>
+    </w:p>
+    <w:p>
+      <w:pPr>
+        <w:pStyle w:val="BodyText"/>
+      </w:pPr>
+      <w:r>
+        <w:t xml:space="preserve">SelfRecover protège les données de récupération par dérivation HMAC, hachage Argon2id et connaissance partagée. Mais</w:t>
+      </w:r>
+      <w:r>
+        <w:t xml:space="preserve"> </w:t>
+      </w:r>
+      <w:r>
+        <w:rPr>
+          <w:b/>
+          <w:bCs/>
+        </w:rPr>
+        <w:t xml:space="preserve">aucune de ces protections ne compte si un attaquant obtient un accès root au serveur</w:t>
+      </w:r>
+      <w:r>
+        <w:t xml:space="preserve">.</w:t>
+      </w:r>
+    </w:p>
+    <w:p>
+      <w:pPr>
+        <w:pStyle w:val="BodyText"/>
+      </w:pPr>
+      <w:r>
+        <w:rPr>
+          <w:b/>
+          <w:bCs/>
+        </w:rPr>
+        <w:t xml:space="preserve">La vulnérabilité :</w:t>
+      </w:r>
+    </w:p>
+    <w:p>
+      <w:pPr>
+        <w:pStyle w:val="Compact"/>
+        <w:numPr>
+          <w:ilvl w:val="0"/>
+          <w:numId w:val="1015"/>
+        </w:numPr>
+      </w:pPr>
+      <w:r>
+        <w:t xml:space="preserve">Certains environnements Linux accordent un sudo sans mot de passe par défaut (</w:t>
+      </w:r>
+      <w:r>
+        <w:rPr>
+          <w:rStyle w:val="VerbatimChar"/>
+        </w:rPr>
+        <w:t xml:space="preserve">NOPASSWD: ALL</w:t>
+      </w:r>
+      <w:r>
+        <w:t xml:space="preserve"> </w:t>
+      </w:r>
+      <w:r>
+        <w:t xml:space="preserve">dans sudoers). Cas notables :</w:t>
+      </w:r>
+      <w:r>
+        <w:t xml:space="preserve"> </w:t>
+      </w:r>
+      <w:r>
+        <w:rPr>
+          <w:b/>
+          <w:bCs/>
+        </w:rPr>
+        <w:t xml:space="preserve">Raspberry Pi OS</w:t>
+      </w:r>
+      <w:r>
+        <w:t xml:space="preserve"> </w:t>
+      </w:r>
+      <w:r>
+        <w:t xml:space="preserve">(user</w:t>
+      </w:r>
+      <w:r>
+        <w:t xml:space="preserve"> </w:t>
+      </w:r>
+      <w:r>
+        <w:rPr>
+          <w:rStyle w:val="VerbatimChar"/>
+        </w:rPr>
+        <w:t xml:space="preserve">pi</w:t>
+      </w:r>
+      <w:r>
+        <w:t xml:space="preserve">) et les</w:t>
+      </w:r>
+      <w:r>
+        <w:t xml:space="preserve"> </w:t>
+      </w:r>
+      <w:r>
+        <w:rPr>
+          <w:b/>
+          <w:bCs/>
+        </w:rPr>
+        <w:t xml:space="preserve">images cloud</w:t>
+      </w:r>
+      <w:r>
+        <w:t xml:space="preserve"> </w:t>
+      </w:r>
+      <w:r>
+        <w:t xml:space="preserve">(AMIs Ubuntu AWS/DigitalOcean/GCP pour le user</w:t>
+      </w:r>
+      <w:r>
+        <w:t xml:space="preserve"> </w:t>
+      </w:r>
+      <w:r>
+        <w:rPr>
+          <w:rStyle w:val="VerbatimChar"/>
+        </w:rPr>
+        <w:t xml:space="preserve">ubuntu</w:t>
+      </w:r>
+      <w:r>
+        <w:t xml:space="preserve">, Amazon Linux pour</w:t>
+      </w:r>
+      <w:r>
+        <w:t xml:space="preserve"> </w:t>
+      </w:r>
+      <w:r>
+        <w:rPr>
+          <w:rStyle w:val="VerbatimChar"/>
+        </w:rPr>
+        <w:t xml:space="preserve">ec2-user</w:t>
+      </w:r>
+      <w:r>
+        <w:t xml:space="preserve">, etc.). La plupart des installations desktop/serveur (Debian, Ubuntu iso, Fedora, Arch) n’ont</w:t>
+      </w:r>
+      <w:r>
+        <w:t xml:space="preserve"> </w:t>
+      </w:r>
+      <w:r>
+        <w:rPr>
+          <w:b/>
+          <w:bCs/>
+        </w:rPr>
+        <w:t xml:space="preserve">pas</w:t>
+      </w:r>
+      <w:r>
+        <w:t xml:space="preserve"> </w:t>
+      </w:r>
+      <w:r>
+        <w:t xml:space="preserve">ce problème par défaut — mais vérifie toujours ton</w:t>
+      </w:r>
+      <w:r>
+        <w:t xml:space="preserve"> </w:t>
+      </w:r>
+      <w:r>
+        <w:rPr>
+          <w:rStyle w:val="VerbatimChar"/>
+        </w:rPr>
+        <w:t xml:space="preserve">/etc/sudoers.d/</w:t>
+      </w:r>
+      <w:r>
+        <w:t xml:space="preserve"> </w:t>
+      </w:r>
+      <w:r>
+        <w:t xml:space="preserve">à l’installation.</w:t>
+      </w:r>
+    </w:p>
+    <w:p>
+      <w:pPr>
+        <w:pStyle w:val="Compact"/>
+        <w:numPr>
+          <w:ilvl w:val="0"/>
+          <w:numId w:val="1015"/>
+        </w:numPr>
+      </w:pPr>
+      <w:r>
+        <w:t xml:space="preserve">Si un attaquant compromet le compte utilisateur (fuite de clé SSH, vulnérabilité web, etc.), il passe root sans aucune friction</w:t>
+      </w:r>
+    </w:p>
+    <w:p>
+      <w:pPr>
+        <w:pStyle w:val="Compact"/>
+        <w:numPr>
+          <w:ilvl w:val="0"/>
+          <w:numId w:val="1015"/>
+        </w:numPr>
+      </w:pPr>
+      <w:r>
+        <w:t xml:space="preserve">Avec root : accès direct à la base de données, remplacement des hash de mot de passe, modification du code — y compris du dériveur servi au navigateur, qui pourrait alors capter le mot mémorisé —, extraction des clés — SelfRecover devient décoratif</w:t>
+      </w:r>
+    </w:p>
+    <w:p>
+      <w:pPr>
+        <w:pStyle w:val="FirstParagraph"/>
+      </w:pPr>
+      <w:r>
+        <w:t xml:space="preserve">Ce n’est pas un risque théorique. C’est le point de défaillance unique qui contourne l’intégralité du protocole.</w:t>
+      </w:r>
+    </w:p>
+    <w:p>
+      <w:pPr>
+        <w:pStyle w:val="BodyText"/>
+      </w:pPr>
+      <w:r>
+        <w:rPr>
+          <w:b/>
+          <w:bCs/>
+        </w:rPr>
+        <w:t xml:space="preserve">RÈGLE DE DÉPLOIEMENT OBLIGATOIRE :</w:t>
       </w:r>
     </w:p>
     <w:p>
@@ -5486,27 +6061,295 @@
         </w:numPr>
       </w:pPr>
       <w:r>
-        <w:rPr>
-          <w:b/>
-          <w:bCs/>
-        </w:rPr>
-        <w:t xml:space="preserve">Blanchiment de réputation sociale</w:t>
-      </w:r>
-      <w:r>
-        <w:t xml:space="preserve"> </w:t>
-      </w:r>
-      <w:r>
-        <w:t xml:space="preserve">— l’identifiant public est verrouillé après inscription, impossible à modifier par l’utilisateur</w:t>
-      </w:r>
-    </w:p>
-    <w:bookmarkEnd w:id="41"/>
-    <w:bookmarkStart w:id="42" w:name="critique-accès-root-serveur-sudo"/>
+        <w:t xml:space="preserve">Retirer</w:t>
+      </w:r>
+      <w:r>
+        <w:t xml:space="preserve"> </w:t>
+      </w:r>
+      <w:r>
+        <w:rPr>
+          <w:rStyle w:val="VerbatimChar"/>
+        </w:rPr>
+        <w:t xml:space="preserve">NOPASSWD</w:t>
+      </w:r>
+      <w:r>
+        <w:t xml:space="preserve"> </w:t>
+      </w:r>
+      <w:r>
+        <w:t xml:space="preserve">de sudoers immédiatement après l’installation de l’OS</w:t>
+      </w:r>
+    </w:p>
+    <w:p>
+      <w:pPr>
+        <w:pStyle w:val="Compact"/>
+        <w:numPr>
+          <w:ilvl w:val="0"/>
+          <w:numId w:val="1016"/>
+        </w:numPr>
+      </w:pPr>
+      <w:r>
+        <w:t xml:space="preserve">Définir une passphrase diceware forte (minimum 6 mots, 8 recommandés) comme mot de passe de l’utilisateur sudo</w:t>
+      </w:r>
+    </w:p>
+    <w:p>
+      <w:pPr>
+        <w:pStyle w:val="Compact"/>
+        <w:numPr>
+          <w:ilvl w:val="0"/>
+          <w:numId w:val="1016"/>
+        </w:numPr>
+      </w:pPr>
+      <w:r>
+        <w:rPr>
+          <w:rStyle w:val="VerbatimChar"/>
+        </w:rPr>
+        <w:t xml:space="preserve">sudo</w:t>
+      </w:r>
+      <w:r>
+        <w:t xml:space="preserve"> </w:t>
+      </w:r>
+      <w:r>
+        <w:t xml:space="preserve">doit exiger cette passphrase pour chaque escalade de privilèges</w:t>
+      </w:r>
+    </w:p>
+    <w:p>
+      <w:pPr>
+        <w:pStyle w:val="Compact"/>
+        <w:numPr>
+          <w:ilvl w:val="0"/>
+          <w:numId w:val="1016"/>
+        </w:numPr>
+      </w:pPr>
+      <w:r>
+        <w:t xml:space="preserve">La passphrase doit être conservée hors ligne uniquement (papier, pas numérique)</w:t>
+      </w:r>
+    </w:p>
+    <w:p>
+      <w:pPr>
+        <w:pStyle w:val="Compact"/>
+        <w:numPr>
+          <w:ilvl w:val="0"/>
+          <w:numId w:val="1016"/>
+        </w:numPr>
+      </w:pPr>
+      <w:r>
+        <w:t xml:space="preserve">L’authentification SSH doit utiliser des clés (pas de login par mot de passe)</w:t>
+      </w:r>
+    </w:p>
+    <w:p>
+      <w:pPr>
+        <w:pStyle w:val="FirstParagraph"/>
+      </w:pPr>
+      <w:r>
+        <w:rPr>
+          <w:b/>
+          <w:bCs/>
+        </w:rPr>
+        <w:t xml:space="preserve">Implémentation (Debian / Ubuntu / Raspberry Pi OS) :</w:t>
+      </w:r>
+    </w:p>
+    <w:p>
+      <w:pPr>
+        <w:pStyle w:val="SourceCode"/>
+      </w:pPr>
+      <w:r>
+        <w:rPr>
+          <w:rStyle w:val="CommentTok"/>
+        </w:rPr>
+        <w:t xml:space="preserve"># 1. Changer le mot de passe de l'utilisateur pour une passphrase diceware forte</w:t>
+      </w:r>
+      <w:r>
+        <w:br/>
+      </w:r>
+      <w:r>
+        <w:rPr>
+          <w:rStyle w:val="BuiltInTok"/>
+        </w:rPr>
+        <w:t xml:space="preserve">echo</w:t>
+      </w:r>
+      <w:r>
+        <w:rPr>
+          <w:rStyle w:val="NormalTok"/>
+        </w:rPr>
+        <w:t xml:space="preserve"> </w:t>
+      </w:r>
+      <w:r>
+        <w:rPr>
+          <w:rStyle w:val="StringTok"/>
+        </w:rPr>
+        <w:t xml:space="preserve">"user:ta-passphrase-diceware"</w:t>
+      </w:r>
+      <w:r>
+        <w:rPr>
+          <w:rStyle w:val="NormalTok"/>
+        </w:rPr>
+        <w:t xml:space="preserve"> </w:t>
+      </w:r>
+      <w:r>
+        <w:rPr>
+          <w:rStyle w:val="KeywordTok"/>
+        </w:rPr>
+        <w:t xml:space="preserve">|</w:t>
+      </w:r>
+      <w:r>
+        <w:rPr>
+          <w:rStyle w:val="NormalTok"/>
+        </w:rPr>
+        <w:t xml:space="preserve"> </w:t>
+      </w:r>
+      <w:r>
+        <w:rPr>
+          <w:rStyle w:val="FunctionTok"/>
+        </w:rPr>
+        <w:t xml:space="preserve">sudo</w:t>
+      </w:r>
+      <w:r>
+        <w:rPr>
+          <w:rStyle w:val="NormalTok"/>
+        </w:rPr>
+        <w:t xml:space="preserve"> chpasswd</w:t>
+      </w:r>
+      <w:r>
+        <w:br/>
+      </w:r>
+      <w:r>
+        <w:br/>
+      </w:r>
+      <w:r>
+        <w:rPr>
+          <w:rStyle w:val="CommentTok"/>
+        </w:rPr>
+        <w:t xml:space="preserve"># 2. Modifier sudoers : remplacer "user ALL=(ALL) NOPASSWD: ALL" par "user ALL=(ALL) ALL"</w:t>
+      </w:r>
+      <w:r>
+        <w:br/>
+      </w:r>
+      <w:r>
+        <w:rPr>
+          <w:rStyle w:val="FunctionTok"/>
+        </w:rPr>
+        <w:t xml:space="preserve">sudo</w:t>
+      </w:r>
+      <w:r>
+        <w:rPr>
+          <w:rStyle w:val="NormalTok"/>
+        </w:rPr>
+        <w:t xml:space="preserve"> visudo </w:t>
+      </w:r>
+      <w:r>
+        <w:rPr>
+          <w:rStyle w:val="AttributeTok"/>
+        </w:rPr>
+        <w:t xml:space="preserve">-f</w:t>
+      </w:r>
+      <w:r>
+        <w:rPr>
+          <w:rStyle w:val="NormalTok"/>
+        </w:rPr>
+        <w:t xml:space="preserve"> /etc/sudoers.d/010_user-nopasswd</w:t>
+      </w:r>
+      <w:r>
+        <w:br/>
+      </w:r>
+      <w:r>
+        <w:br/>
+      </w:r>
+      <w:r>
+        <w:rPr>
+          <w:rStyle w:val="CommentTok"/>
+        </w:rPr>
+        <w:t xml:space="preserve"># 3. Vérifier : cette commande doit échouer avec "il est nécessaire de saisir un mot de passe"</w:t>
+      </w:r>
+      <w:r>
+        <w:br/>
+      </w:r>
+      <w:r>
+        <w:rPr>
+          <w:rStyle w:val="FunctionTok"/>
+        </w:rPr>
+        <w:t xml:space="preserve">sudo</w:t>
+      </w:r>
+      <w:r>
+        <w:rPr>
+          <w:rStyle w:val="NormalTok"/>
+        </w:rPr>
+        <w:t xml:space="preserve"> </w:t>
+      </w:r>
+      <w:r>
+        <w:rPr>
+          <w:rStyle w:val="AttributeTok"/>
+        </w:rPr>
+        <w:t xml:space="preserve">-k</w:t>
+      </w:r>
+      <w:r>
+        <w:rPr>
+          <w:rStyle w:val="NormalTok"/>
+        </w:rPr>
+        <w:t xml:space="preserve"> </w:t>
+      </w:r>
+      <w:r>
+        <w:rPr>
+          <w:rStyle w:val="KeywordTok"/>
+        </w:rPr>
+        <w:t xml:space="preserve">&amp;&amp;</w:t>
+      </w:r>
+      <w:r>
+        <w:rPr>
+          <w:rStyle w:val="NormalTok"/>
+        </w:rPr>
+        <w:t xml:space="preserve"> </w:t>
+      </w:r>
+      <w:r>
+        <w:rPr>
+          <w:rStyle w:val="FunctionTok"/>
+        </w:rPr>
+        <w:t xml:space="preserve">sudo</w:t>
+      </w:r>
+      <w:r>
+        <w:rPr>
+          <w:rStyle w:val="NormalTok"/>
+        </w:rPr>
+        <w:t xml:space="preserve"> </w:t>
+      </w:r>
+      <w:r>
+        <w:rPr>
+          <w:rStyle w:val="AttributeTok"/>
+        </w:rPr>
+        <w:t xml:space="preserve">-n</w:t>
+      </w:r>
+      <w:r>
+        <w:rPr>
+          <w:rStyle w:val="NormalTok"/>
+        </w:rPr>
+        <w:t xml:space="preserve"> whoami</w:t>
+      </w:r>
+    </w:p>
+    <w:p>
+      <w:pPr>
+        <w:pStyle w:val="FirstParagraph"/>
+      </w:pPr>
+      <w:r>
+        <w:t xml:space="preserve">Un déploiement SelfRecover sans sudo durci, c’est un verrou sur une porte sans mur.</w:t>
+      </w:r>
+      <w:r>
+        <w:t xml:space="preserve"> </w:t>
+      </w:r>
+      <w:r>
+        <w:rPr>
+          <w:b/>
+          <w:bCs/>
+        </w:rPr>
+        <w:t xml:space="preserve">Cette règle est non négociable.</w:t>
+      </w:r>
+    </w:p>
+    <w:bookmarkEnd w:id="43"/>
+    <w:bookmarkStart w:id="44" w:name="X431d86f310e279d04794dff877fe5f5f107386c"/>
     <w:p>
       <w:pPr>
         <w:pStyle w:val="Heading3"/>
       </w:pPr>
       <w:r>
-        <w:t xml:space="preserve">10.2 CRITIQUE — Accès root serveur (sudo)</w:t>
+        <w:t xml:space="preserve">10.3 L2 exige deux facteurs — aucun ne suffit seul</w:t>
       </w:r>
     </w:p>
     <w:p>
@@ -5514,11 +6357,87 @@
         <w:pStyle w:val="FirstParagraph"/>
       </w:pPr>
       <w:r>
-        <w:rPr>
-          <w:b/>
-          <w:bCs/>
-        </w:rPr>
-        <w:t xml:space="preserve">C’est la limite la plus importante.</w:t>
+        <w:t xml:space="preserve">Le L2 exige</w:t>
+      </w:r>
+      <w:r>
+        <w:t xml:space="preserve"> </w:t>
+      </w:r>
+      <w:r>
+        <w:rPr>
+          <w:b/>
+          <w:bCs/>
+        </w:rPr>
+        <w:t xml:space="preserve">deux</w:t>
+      </w:r>
+      <w:r>
+        <w:t xml:space="preserve"> </w:t>
+      </w:r>
+      <w:r>
+        <w:t xml:space="preserve">facteurs : un recovery code (possession)</w:t>
+      </w:r>
+      <w:r>
+        <w:t xml:space="preserve"> </w:t>
+      </w:r>
+      <w:r>
+        <w:rPr>
+          <w:b/>
+          <w:bCs/>
+        </w:rPr>
+        <w:t xml:space="preserve">et</w:t>
+      </w:r>
+      <w:r>
+        <w:t xml:space="preserve"> </w:t>
+      </w:r>
+      <w:r>
+        <w:t xml:space="preserve">le mot mémorisé (connaissance). Le mot mémorisé seul compromis (ingénierie sociale, regard par-dessus l’épaule, note négligemment écrite) ne suffit pas — il manque encore un recovery code. Le risque réel est la compromission</w:t>
+      </w:r>
+      <w:r>
+        <w:t xml:space="preserve"> </w:t>
+      </w:r>
+      <w:r>
+        <w:rPr>
+          <w:b/>
+          <w:bCs/>
+        </w:rPr>
+        <w:t xml:space="preserve">simultanée</w:t>
+      </w:r>
+      <w:r>
+        <w:t xml:space="preserve"> </w:t>
+      </w:r>
+      <w:r>
+        <w:t xml:space="preserve">des deux facteurs (le mot</w:t>
+      </w:r>
+      <w:r>
+        <w:t xml:space="preserve"> </w:t>
+      </w:r>
+      <w:r>
+        <w:rPr>
+          <w:b/>
+          <w:bCs/>
+        </w:rPr>
+        <w:t xml:space="preserve">et</w:t>
+      </w:r>
+      <w:r>
+        <w:t xml:space="preserve"> </w:t>
+      </w:r>
+      <w:r>
+        <w:t xml:space="preserve">un recovery code, ou le mot</w:t>
+      </w:r>
+      <w:r>
+        <w:t xml:space="preserve"> </w:t>
+      </w:r>
+      <w:r>
+        <w:rPr>
+          <w:b/>
+          <w:bCs/>
+        </w:rPr>
+        <w:t xml:space="preserve">et</w:t>
+      </w:r>
+      <w:r>
+        <w:t xml:space="preserve"> </w:t>
+      </w:r>
+      <w:r>
+        <w:t xml:space="preserve">l’appareil enrôlé). C’est le modèle 2FA standard : il ne peut pas être corrigé sans canal de communication externe — ce que SelfRecover rejette explicitement.</w:t>
       </w:r>
     </w:p>
     <w:p>
@@ -5526,20 +6445,7 @@
         <w:pStyle w:val="BodyText"/>
       </w:pPr>
       <w:r>
-        <w:t xml:space="preserve">SelfRecover protège les données de récupération par dérivation HMAC, hachage Argon2id et connaissance partagée. Mais</w:t>
-      </w:r>
-      <w:r>
-        <w:t xml:space="preserve"> </w:t>
-      </w:r>
-      <w:r>
-        <w:rPr>
-          <w:b/>
-          <w:bCs/>
-        </w:rPr>
-        <w:t xml:space="preserve">aucune de ces protections ne compte si un attaquant obtient un accès root au serveur</w:t>
-      </w:r>
-      <w:r>
-        <w:t xml:space="preserve">.</w:t>
+        <w:t xml:space="preserve">Sur la voie de l’appareil, le serveur ne vérifie pas le mot : un blob volé se travaille hors ligne, sans compteur, au seul coût d’Argon2id. Cette voie demande un mot robuste.</w:t>
       </w:r>
     </w:p>
     <w:p>
@@ -5547,11 +6453,31 @@
         <w:pStyle w:val="BodyText"/>
       </w:pPr>
       <w:r>
-        <w:rPr>
-          <w:b/>
-          <w:bCs/>
-        </w:rPr>
-        <w:t xml:space="preserve">La vulnérabilité :</w:t>
+        <w:t xml:space="preserve">Aucun système ne protège contre le vol simultané de tous ses facteurs. Une clé privée SSH qui fuite donne l’accès au serveur. Une seed phrase qui fuite vide un portefeuille. Un recovery code</w:t>
+      </w:r>
+      <w:r>
+        <w:t xml:space="preserve"> </w:t>
+      </w:r>
+      <w:r>
+        <w:rPr>
+          <w:b/>
+          <w:bCs/>
+        </w:rPr>
+        <w:t xml:space="preserve">et</w:t>
+      </w:r>
+      <w:r>
+        <w:t xml:space="preserve"> </w:t>
+      </w:r>
+      <w:r>
+        <w:t xml:space="preserve">le mot mémorisé volés ensemble ouvrent le compte. Le modèle de sécurité est identique.</w:t>
+      </w:r>
+    </w:p>
+    <w:p>
+      <w:pPr>
+        <w:pStyle w:val="BodyText"/>
+      </w:pPr>
+      <w:r>
+        <w:t xml:space="preserve">SelfRecover part du principe que :</w:t>
       </w:r>
     </w:p>
     <w:p>
@@ -5563,118 +6489,7 @@
         </w:numPr>
       </w:pPr>
       <w:r>
-        <w:t xml:space="preserve">Certains environnements Linux accordent un sudo sans mot de passe par défaut (</w:t>
-      </w:r>
-      <w:r>
-        <w:rPr>
-          <w:rStyle w:val="VerbatimChar"/>
-        </w:rPr>
-        <w:t xml:space="preserve">NOPASSWD: ALL</w:t>
-      </w:r>
-      <w:r>
-        <w:t xml:space="preserve"> </w:t>
-      </w:r>
-      <w:r>
-        <w:t xml:space="preserve">dans sudoers). Cas notables :</w:t>
-      </w:r>
-      <w:r>
-        <w:t xml:space="preserve"> </w:t>
-      </w:r>
-      <w:r>
-        <w:rPr>
-          <w:b/>
-          <w:bCs/>
-        </w:rPr>
-        <w:t xml:space="preserve">Raspberry Pi OS</w:t>
-      </w:r>
-      <w:r>
-        <w:t xml:space="preserve"> </w:t>
-      </w:r>
-      <w:r>
-        <w:t xml:space="preserve">(user</w:t>
-      </w:r>
-      <w:r>
-        <w:t xml:space="preserve"> </w:t>
-      </w:r>
-      <w:r>
-        <w:rPr>
-          <w:rStyle w:val="VerbatimChar"/>
-        </w:rPr>
-        <w:t xml:space="preserve">pi</w:t>
-      </w:r>
-      <w:r>
-        <w:t xml:space="preserve">) et les</w:t>
-      </w:r>
-      <w:r>
-        <w:t xml:space="preserve"> </w:t>
-      </w:r>
-      <w:r>
-        <w:rPr>
-          <w:b/>
-          <w:bCs/>
-        </w:rPr>
-        <w:t xml:space="preserve">images cloud</w:t>
-      </w:r>
-      <w:r>
-        <w:t xml:space="preserve"> </w:t>
-      </w:r>
-      <w:r>
-        <w:t xml:space="preserve">(AMIs Ubuntu AWS/DigitalOcean/GCP pour le user</w:t>
-      </w:r>
-      <w:r>
-        <w:t xml:space="preserve"> </w:t>
-      </w:r>
-      <w:r>
-        <w:rPr>
-          <w:rStyle w:val="VerbatimChar"/>
-        </w:rPr>
-        <w:t xml:space="preserve">ubuntu</w:t>
-      </w:r>
-      <w:r>
-        <w:t xml:space="preserve">, Amazon Linux pour</w:t>
-      </w:r>
-      <w:r>
-        <w:t xml:space="preserve"> </w:t>
-      </w:r>
-      <w:r>
-        <w:rPr>
-          <w:rStyle w:val="VerbatimChar"/>
-        </w:rPr>
-        <w:t xml:space="preserve">ec2-user</w:t>
-      </w:r>
-      <w:r>
-        <w:t xml:space="preserve">, etc.). La plupart des installations desktop/serveur (Debian, Ubuntu iso, Fedora, Arch) n’ont</w:t>
-      </w:r>
-      <w:r>
-        <w:t xml:space="preserve"> </w:t>
-      </w:r>
-      <w:r>
-        <w:rPr>
-          <w:b/>
-          <w:bCs/>
-        </w:rPr>
-        <w:t xml:space="preserve">pas</w:t>
-      </w:r>
-      <w:r>
-        <w:t xml:space="preserve"> </w:t>
-      </w:r>
-      <w:r>
-        <w:t xml:space="preserve">ce problème par défaut — mais vérifie toujours ton</w:t>
-      </w:r>
-      <w:r>
-        <w:t xml:space="preserve"> </w:t>
-      </w:r>
-      <w:r>
-        <w:rPr>
-          <w:rStyle w:val="VerbatimChar"/>
-        </w:rPr>
-        <w:t xml:space="preserve">/etc/sudoers.d/</w:t>
-      </w:r>
-      <w:r>
-        <w:t xml:space="preserve"> </w:t>
-      </w:r>
-      <w:r>
-        <w:t xml:space="preserve">à l’installation.</w:t>
+        <w:t xml:space="preserve">L’utilisateur traite son mot de récupération comme une clé de maison — pas sur un post-it, pas partagée dans un chat</w:t>
       </w:r>
     </w:p>
     <w:p>
@@ -5686,7 +6501,31 @@
         </w:numPr>
       </w:pPr>
       <w:r>
-        <w:t xml:space="preserve">Si un attaquant compromet le compte utilisateur (fuite de clé SSH, vulnérabilité web, etc.), il passe root sans aucune friction</w:t>
+        <w:t xml:space="preserve">En mode</w:t>
+      </w:r>
+      <w:r>
+        <w:t xml:space="preserve"> </w:t>
+      </w:r>
+      <w:r>
+        <w:rPr>
+          <w:rStyle w:val="VerbatimChar"/>
+        </w:rPr>
+        <w:t xml:space="preserve">'hostname'</w:t>
+      </w:r>
+      <w:r>
+        <w:t xml:space="preserve">, la dérivation limite les dégâts au seul nom d’hôte concerné (l’empreinte est inutilisable ailleurs) ; en mode</w:t>
+      </w:r>
+      <w:r>
+        <w:t xml:space="preserve"> </w:t>
+      </w:r>
+      <w:r>
+        <w:rPr>
+          <w:rStyle w:val="VerbatimChar"/>
+        </w:rPr>
+        <w:t xml:space="preserve">'label'</w:t>
+      </w:r>
+      <w:r>
+        <w:t xml:space="preserve">, elle ne les limite qu’aux services qui ne partagent pas le même label</w:t>
       </w:r>
     </w:p>
     <w:p>
@@ -5698,7 +6537,19 @@
         </w:numPr>
       </w:pPr>
       <w:r>
-        <w:t xml:space="preserve">Avec root : accès direct à la base de données, remplacement des hash de mot de passe, modification du code, extraction des clés — SelfRecover devient décoratif</w:t>
+        <w:t xml:space="preserve">Les freins par compte et par adresse, et la suspension du niveau 2, ralentissent la force brute en ligne ; hors ligne, seul le coût d’Argon2id la freine</w:t>
+      </w:r>
+    </w:p>
+    <w:p>
+      <w:pPr>
+        <w:pStyle w:val="Compact"/>
+        <w:numPr>
+          <w:ilvl w:val="0"/>
+          <w:numId w:val="1017"/>
+        </w:numPr>
+      </w:pPr>
+      <w:r>
+        <w:t xml:space="preserve">Le serveur ne peut pas compenser la négligence humaine — aucun système ne le peut</w:t>
       </w:r>
     </w:p>
     <w:p>
@@ -5706,19 +6557,27 @@
         <w:pStyle w:val="FirstParagraph"/>
       </w:pPr>
       <w:r>
-        <w:t xml:space="preserve">Ce n’est pas un risque théorique. C’est le point de défaillance unique qui contourne l’intégralité du protocole.</w:t>
-      </w:r>
-    </w:p>
-    <w:p>
-      <w:pPr>
-        <w:pStyle w:val="BodyText"/>
-      </w:pPr>
-      <w:r>
-        <w:rPr>
-          <w:b/>
-          <w:bCs/>
-        </w:rPr>
-        <w:t xml:space="preserve">RÈGLE DE DÉPLOIEMENT OBLIGATOIRE :</w:t>
+        <w:rPr>
+          <w:b/>
+          <w:bCs/>
+        </w:rPr>
+        <w:t xml:space="preserve">Un secret protégé reste sûr ; un secret négligé est exposé.</w:t>
+      </w:r>
+      <w:r>
+        <w:t xml:space="preserve"> </w:t>
+      </w:r>
+      <w:r>
+        <w:t xml:space="preserve">Ce n’est pas une faille — c’est le contrat fondamental de tout système de sécurité basé sur un secret.</w:t>
+      </w:r>
+    </w:p>
+    <w:bookmarkEnd w:id="44"/>
+    <w:bookmarkStart w:id="45" w:name="autres-limites-par-conception"/>
+    <w:p>
+      <w:pPr>
+        <w:pStyle w:val="Heading3"/>
+      </w:pPr>
+      <w:r>
+        <w:t xml:space="preserve">10.4 Autres limites (par conception)</w:t>
       </w:r>
     </w:p>
     <w:p>
@@ -5730,539 +6589,7 @@
         </w:numPr>
       </w:pPr>
       <w:r>
-        <w:t xml:space="preserve">Retirer</w:t>
-      </w:r>
-      <w:r>
-        <w:t xml:space="preserve"> </w:t>
-      </w:r>
-      <w:r>
-        <w:rPr>
-          <w:rStyle w:val="VerbatimChar"/>
-        </w:rPr>
-        <w:t xml:space="preserve">NOPASSWD</w:t>
-      </w:r>
-      <w:r>
-        <w:t xml:space="preserve"> </w:t>
-      </w:r>
-      <w:r>
-        <w:t xml:space="preserve">de sudoers immédiatement après l’installation de l’OS</w:t>
-      </w:r>
-    </w:p>
-    <w:p>
-      <w:pPr>
-        <w:pStyle w:val="Compact"/>
-        <w:numPr>
-          <w:ilvl w:val="0"/>
-          <w:numId w:val="1018"/>
-        </w:numPr>
-      </w:pPr>
-      <w:r>
-        <w:t xml:space="preserve">Définir une passphrase diceware forte (minimum 6 mots, 8 recommandés) comme mot de passe de l’utilisateur sudo</w:t>
-      </w:r>
-    </w:p>
-    <w:p>
-      <w:pPr>
-        <w:pStyle w:val="Compact"/>
-        <w:numPr>
-          <w:ilvl w:val="0"/>
-          <w:numId w:val="1018"/>
-        </w:numPr>
-      </w:pPr>
-      <w:r>
-        <w:rPr>
-          <w:rStyle w:val="VerbatimChar"/>
-        </w:rPr>
-        <w:t xml:space="preserve">sudo</w:t>
-      </w:r>
-      <w:r>
-        <w:t xml:space="preserve"> </w:t>
-      </w:r>
-      <w:r>
-        <w:t xml:space="preserve">doit exiger cette passphrase pour chaque escalade de privilèges</w:t>
-      </w:r>
-    </w:p>
-    <w:p>
-      <w:pPr>
-        <w:pStyle w:val="Compact"/>
-        <w:numPr>
-          <w:ilvl w:val="0"/>
-          <w:numId w:val="1018"/>
-        </w:numPr>
-      </w:pPr>
-      <w:r>
-        <w:t xml:space="preserve">La passphrase doit être conservée hors ligne uniquement (papier, pas numérique)</w:t>
-      </w:r>
-    </w:p>
-    <w:p>
-      <w:pPr>
-        <w:pStyle w:val="Compact"/>
-        <w:numPr>
-          <w:ilvl w:val="0"/>
-          <w:numId w:val="1018"/>
-        </w:numPr>
-      </w:pPr>
-      <w:r>
-        <w:t xml:space="preserve">L’authentification SSH doit utiliser des clés (pas de login par mot de passe)</w:t>
-      </w:r>
-    </w:p>
-    <w:p>
-      <w:pPr>
-        <w:pStyle w:val="FirstParagraph"/>
-      </w:pPr>
-      <w:r>
-        <w:rPr>
-          <w:b/>
-          <w:bCs/>
-        </w:rPr>
-        <w:t xml:space="preserve">Implémentation (Debian / Ubuntu / Raspberry Pi OS) :</w:t>
-      </w:r>
-    </w:p>
-    <w:p>
-      <w:pPr>
-        <w:pStyle w:val="SourceCode"/>
-      </w:pPr>
-      <w:r>
-        <w:rPr>
-          <w:rStyle w:val="CommentTok"/>
-        </w:rPr>
-        <w:t xml:space="preserve"># 1. Changer le mot de passe de l'utilisateur pour une passphrase diceware forte</w:t>
-      </w:r>
-      <w:r>
-        <w:br/>
-      </w:r>
-      <w:r>
-        <w:rPr>
-          <w:rStyle w:val="BuiltInTok"/>
-        </w:rPr>
-        <w:t xml:space="preserve">echo</w:t>
-      </w:r>
-      <w:r>
-        <w:rPr>
-          <w:rStyle w:val="NormalTok"/>
-        </w:rPr>
-        <w:t xml:space="preserve"> </w:t>
-      </w:r>
-      <w:r>
-        <w:rPr>
-          <w:rStyle w:val="StringTok"/>
-        </w:rPr>
-        <w:t xml:space="preserve">"user:votre-passphrase-diceware"</w:t>
-      </w:r>
-      <w:r>
-        <w:rPr>
-          <w:rStyle w:val="NormalTok"/>
-        </w:rPr>
-        <w:t xml:space="preserve"> </w:t>
-      </w:r>
-      <w:r>
-        <w:rPr>
-          <w:rStyle w:val="KeywordTok"/>
-        </w:rPr>
-        <w:t xml:space="preserve">|</w:t>
-      </w:r>
-      <w:r>
-        <w:rPr>
-          <w:rStyle w:val="NormalTok"/>
-        </w:rPr>
-        <w:t xml:space="preserve"> </w:t>
-      </w:r>
-      <w:r>
-        <w:rPr>
-          <w:rStyle w:val="FunctionTok"/>
-        </w:rPr>
-        <w:t xml:space="preserve">sudo</w:t>
-      </w:r>
-      <w:r>
-        <w:rPr>
-          <w:rStyle w:val="NormalTok"/>
-        </w:rPr>
-        <w:t xml:space="preserve"> chpasswd</w:t>
-      </w:r>
-      <w:r>
-        <w:br/>
-      </w:r>
-      <w:r>
-        <w:br/>
-      </w:r>
-      <w:r>
-        <w:rPr>
-          <w:rStyle w:val="CommentTok"/>
-        </w:rPr>
-        <w:t xml:space="preserve"># 2. Modifier sudoers : remplacer "user ALL=(ALL) NOPASSWD: ALL" par "user ALL=(ALL) ALL"</w:t>
-      </w:r>
-      <w:r>
-        <w:br/>
-      </w:r>
-      <w:r>
-        <w:rPr>
-          <w:rStyle w:val="FunctionTok"/>
-        </w:rPr>
-        <w:t xml:space="preserve">sudo</w:t>
-      </w:r>
-      <w:r>
-        <w:rPr>
-          <w:rStyle w:val="NormalTok"/>
-        </w:rPr>
-        <w:t xml:space="preserve"> visudo </w:t>
-      </w:r>
-      <w:r>
-        <w:rPr>
-          <w:rStyle w:val="AttributeTok"/>
-        </w:rPr>
-        <w:t xml:space="preserve">-f</w:t>
-      </w:r>
-      <w:r>
-        <w:rPr>
-          <w:rStyle w:val="NormalTok"/>
-        </w:rPr>
-        <w:t xml:space="preserve"> /etc/sudoers.d/010_user-nopasswd</w:t>
-      </w:r>
-      <w:r>
-        <w:br/>
-      </w:r>
-      <w:r>
-        <w:br/>
-      </w:r>
-      <w:r>
-        <w:rPr>
-          <w:rStyle w:val="CommentTok"/>
-        </w:rPr>
-        <w:t xml:space="preserve"># 3. Vérifier : cette commande doit échouer avec "il est nécessaire de saisir un mot de passe"</w:t>
-      </w:r>
-      <w:r>
-        <w:br/>
-      </w:r>
-      <w:r>
-        <w:rPr>
-          <w:rStyle w:val="FunctionTok"/>
-        </w:rPr>
-        <w:t xml:space="preserve">sudo</w:t>
-      </w:r>
-      <w:r>
-        <w:rPr>
-          <w:rStyle w:val="NormalTok"/>
-        </w:rPr>
-        <w:t xml:space="preserve"> </w:t>
-      </w:r>
-      <w:r>
-        <w:rPr>
-          <w:rStyle w:val="AttributeTok"/>
-        </w:rPr>
-        <w:t xml:space="preserve">-k</w:t>
-      </w:r>
-      <w:r>
-        <w:rPr>
-          <w:rStyle w:val="NormalTok"/>
-        </w:rPr>
-        <w:t xml:space="preserve"> </w:t>
-      </w:r>
-      <w:r>
-        <w:rPr>
-          <w:rStyle w:val="KeywordTok"/>
-        </w:rPr>
-        <w:t xml:space="preserve">&amp;&amp;</w:t>
-      </w:r>
-      <w:r>
-        <w:rPr>
-          <w:rStyle w:val="NormalTok"/>
-        </w:rPr>
-        <w:t xml:space="preserve"> </w:t>
-      </w:r>
-      <w:r>
-        <w:rPr>
-          <w:rStyle w:val="FunctionTok"/>
-        </w:rPr>
-        <w:t xml:space="preserve">sudo</w:t>
-      </w:r>
-      <w:r>
-        <w:rPr>
-          <w:rStyle w:val="NormalTok"/>
-        </w:rPr>
-        <w:t xml:space="preserve"> </w:t>
-      </w:r>
-      <w:r>
-        <w:rPr>
-          <w:rStyle w:val="AttributeTok"/>
-        </w:rPr>
-        <w:t xml:space="preserve">-n</w:t>
-      </w:r>
-      <w:r>
-        <w:rPr>
-          <w:rStyle w:val="NormalTok"/>
-        </w:rPr>
-        <w:t xml:space="preserve"> whoami</w:t>
-      </w:r>
-    </w:p>
-    <w:p>
-      <w:pPr>
-        <w:pStyle w:val="FirstParagraph"/>
-      </w:pPr>
-      <w:r>
-        <w:t xml:space="preserve">Un déploiement SelfRecover sans sudo durci, c’est un verrou sur une porte sans mur.</w:t>
-      </w:r>
-      <w:r>
-        <w:t xml:space="preserve"> </w:t>
-      </w:r>
-      <w:r>
-        <w:rPr>
-          <w:b/>
-          <w:bCs/>
-        </w:rPr>
-        <w:t xml:space="preserve">Cette règle est non négociable.</w:t>
-      </w:r>
-    </w:p>
-    <w:bookmarkEnd w:id="42"/>
-    <w:bookmarkStart w:id="43" w:name="X431d86f310e279d04794dff877fe5f5f107386c"/>
-    <w:p>
-      <w:pPr>
-        <w:pStyle w:val="Heading3"/>
-      </w:pPr>
-      <w:r>
-        <w:t xml:space="preserve">10.3 L2 exige deux facteurs — aucun ne suffit seul</w:t>
-      </w:r>
-    </w:p>
-    <w:p>
-      <w:pPr>
-        <w:pStyle w:val="FirstParagraph"/>
-      </w:pPr>
-      <w:r>
-        <w:t xml:space="preserve">Le L2 exige</w:t>
-      </w:r>
-      <w:r>
-        <w:t xml:space="preserve"> </w:t>
-      </w:r>
-      <w:r>
-        <w:rPr>
-          <w:b/>
-          <w:bCs/>
-        </w:rPr>
-        <w:t xml:space="preserve">deux</w:t>
-      </w:r>
-      <w:r>
-        <w:t xml:space="preserve"> </w:t>
-      </w:r>
-      <w:r>
-        <w:t xml:space="preserve">facteurs : un recovery code (possession)</w:t>
-      </w:r>
-      <w:r>
-        <w:t xml:space="preserve"> </w:t>
-      </w:r>
-      <w:r>
-        <w:rPr>
-          <w:b/>
-          <w:bCs/>
-        </w:rPr>
-        <w:t xml:space="preserve">et</w:t>
-      </w:r>
-      <w:r>
-        <w:t xml:space="preserve"> </w:t>
-      </w:r>
-      <w:r>
-        <w:t xml:space="preserve">le mot mémorisé (connaissance). Le mot mémorisé seul compromis (ingénierie sociale, regard par-dessus l’épaule, note négligemment écrite) ne suffit pas — il manque encore un recovery code. Le risque réel est la compromission</w:t>
-      </w:r>
-      <w:r>
-        <w:t xml:space="preserve"> </w:t>
-      </w:r>
-      <w:r>
-        <w:rPr>
-          <w:b/>
-          <w:bCs/>
-        </w:rPr>
-        <w:t xml:space="preserve">simultanée</w:t>
-      </w:r>
-      <w:r>
-        <w:t xml:space="preserve"> </w:t>
-      </w:r>
-      <w:r>
-        <w:t xml:space="preserve">des deux facteurs (le mot</w:t>
-      </w:r>
-      <w:r>
-        <w:t xml:space="preserve"> </w:t>
-      </w:r>
-      <w:r>
-        <w:rPr>
-          <w:b/>
-          <w:bCs/>
-        </w:rPr>
-        <w:t xml:space="preserve">et</w:t>
-      </w:r>
-      <w:r>
-        <w:t xml:space="preserve"> </w:t>
-      </w:r>
-      <w:r>
-        <w:t xml:space="preserve">un recovery code, ou le mot</w:t>
-      </w:r>
-      <w:r>
-        <w:t xml:space="preserve"> </w:t>
-      </w:r>
-      <w:r>
-        <w:rPr>
-          <w:b/>
-          <w:bCs/>
-        </w:rPr>
-        <w:t xml:space="preserve">et</w:t>
-      </w:r>
-      <w:r>
-        <w:t xml:space="preserve"> </w:t>
-      </w:r>
-      <w:r>
-        <w:t xml:space="preserve">l’appareil enrôlé). C’est le modèle 2FA standard : il ne peut pas être corrigé sans canal de communication externe — ce que SelfRecover rejette explicitement.</w:t>
-      </w:r>
-    </w:p>
-    <w:p>
-      <w:pPr>
-        <w:pStyle w:val="BodyText"/>
-      </w:pPr>
-      <w:r>
-        <w:t xml:space="preserve">Aucun système ne protège contre le vol simultané de tous ses facteurs. Une clé privée SSH qui fuite donne l’accès au serveur. Une seed phrase qui fuite vide un portefeuille. Un recovery code</w:t>
-      </w:r>
-      <w:r>
-        <w:t xml:space="preserve"> </w:t>
-      </w:r>
-      <w:r>
-        <w:rPr>
-          <w:b/>
-          <w:bCs/>
-        </w:rPr>
-        <w:t xml:space="preserve">et</w:t>
-      </w:r>
-      <w:r>
-        <w:t xml:space="preserve"> </w:t>
-      </w:r>
-      <w:r>
-        <w:t xml:space="preserve">le mot mémorisé volés ensemble ouvrent le compte. Le modèle de sécurité est identique.</w:t>
-      </w:r>
-    </w:p>
-    <w:p>
-      <w:pPr>
-        <w:pStyle w:val="BodyText"/>
-      </w:pPr>
-      <w:r>
-        <w:t xml:space="preserve">SelfRecover part du principe que :</w:t>
-      </w:r>
-    </w:p>
-    <w:p>
-      <w:pPr>
-        <w:pStyle w:val="Compact"/>
-        <w:numPr>
-          <w:ilvl w:val="0"/>
-          <w:numId w:val="1019"/>
-        </w:numPr>
-      </w:pPr>
-      <w:r>
-        <w:t xml:space="preserve">L’utilisateur traite son mot de récupération comme une clé de maison — pas sur un post-it, pas partagée dans un chat</w:t>
-      </w:r>
-    </w:p>
-    <w:p>
-      <w:pPr>
-        <w:pStyle w:val="Compact"/>
-        <w:numPr>
-          <w:ilvl w:val="0"/>
-          <w:numId w:val="1019"/>
-        </w:numPr>
-      </w:pPr>
-      <w:r>
-        <w:t xml:space="preserve">En mode</w:t>
-      </w:r>
-      <w:r>
-        <w:t xml:space="preserve"> </w:t>
-      </w:r>
-      <w:r>
-        <w:rPr>
-          <w:rStyle w:val="VerbatimChar"/>
-        </w:rPr>
-        <w:t xml:space="preserve">'hostname'</w:t>
-      </w:r>
-      <w:r>
-        <w:t xml:space="preserve">, la dérivation limite les dégâts au seul nom d’hôte concerné (l’empreinte est inutilisable ailleurs) ; en mode</w:t>
-      </w:r>
-      <w:r>
-        <w:t xml:space="preserve"> </w:t>
-      </w:r>
-      <w:r>
-        <w:rPr>
-          <w:rStyle w:val="VerbatimChar"/>
-        </w:rPr>
-        <w:t xml:space="preserve">'label'</w:t>
-      </w:r>
-      <w:r>
-        <w:t xml:space="preserve">, elle ne les limite qu’aux services qui ne partagent pas le même label</w:t>
-      </w:r>
-    </w:p>
-    <w:p>
-      <w:pPr>
-        <w:pStyle w:val="Compact"/>
-        <w:numPr>
-          <w:ilvl w:val="0"/>
-          <w:numId w:val="1019"/>
-        </w:numPr>
-      </w:pPr>
-      <w:r>
-        <w:t xml:space="preserve">Le rate limiting et l’escalade L2→L3 freinent les tentatives de force brute</w:t>
-      </w:r>
-    </w:p>
-    <w:p>
-      <w:pPr>
-        <w:pStyle w:val="Compact"/>
-        <w:numPr>
-          <w:ilvl w:val="0"/>
-          <w:numId w:val="1019"/>
-        </w:numPr>
-      </w:pPr>
-      <w:r>
-        <w:t xml:space="preserve">Le serveur ne peut pas compenser la négligence humaine — aucun système ne le peut</w:t>
-      </w:r>
-    </w:p>
-    <w:p>
-      <w:pPr>
-        <w:pStyle w:val="FirstParagraph"/>
-      </w:pPr>
-      <w:r>
-        <w:rPr>
-          <w:b/>
-          <w:bCs/>
-        </w:rPr>
-        <w:t xml:space="preserve">Un secret protégé reste sûr ; un secret négligé est exposé.</w:t>
-      </w:r>
-      <w:r>
-        <w:t xml:space="preserve"> </w:t>
-      </w:r>
-      <w:r>
-        <w:t xml:space="preserve">Ce n’est pas une faille — c’est le contrat fondamental de tout système de sécurité basé sur un secret.</w:t>
-      </w:r>
-    </w:p>
-    <w:bookmarkEnd w:id="43"/>
-    <w:bookmarkStart w:id="44" w:name="autres-limites-par-conception"/>
-    <w:p>
-      <w:pPr>
-        <w:pStyle w:val="Heading3"/>
-      </w:pPr>
-      <w:r>
-        <w:t xml:space="preserve">10.4 Autres limites (par conception)</w:t>
-      </w:r>
-    </w:p>
-    <w:p>
-      <w:pPr>
-        <w:pStyle w:val="Compact"/>
-        <w:numPr>
-          <w:ilvl w:val="0"/>
-          <w:numId w:val="1020"/>
-        </w:numPr>
-      </w:pPr>
-      <w:r>
-        <w:t xml:space="preserve">Si l’utilisateur oublie à la fois son mot de récupération et sa passphrase et échoue au scoring L3 : l’admin est le seul recours</w:t>
-      </w:r>
-    </w:p>
-    <w:p>
-      <w:pPr>
-        <w:pStyle w:val="Compact"/>
-        <w:numPr>
-          <w:ilvl w:val="0"/>
-          <w:numId w:val="1020"/>
-        </w:numPr>
-      </w:pPr>
-      <w:r>
-        <w:t xml:space="preserve">Les utilisateurs changeant fréquemment d’appareil perdent les bonus passifs de fingerprint</w:t>
+        <w:t xml:space="preserve">Si l’utilisateur a oublié son mot mémorisé et perdu sa passphrase, il ne reste que le niveau 3 : un arbitre humain. S’il refuse, il n’y a pas d’autre recours ; un nouveau dossier reste possible jusqu’au gel de 7 jours, au 3ᵉ refus en 30 jours</w:t>
       </w:r>
     </w:p>
     <w:p>
@@ -6280,9 +6607,9 @@
         </w:pict>
       </w:r>
     </w:p>
-    <w:bookmarkEnd w:id="44"/>
     <w:bookmarkEnd w:id="45"/>
-    <w:bookmarkStart w:id="50" w:name="checklist-de-sécurité-au-déploiement"/>
+    <w:bookmarkEnd w:id="46"/>
+    <w:bookmarkStart w:id="52" w:name="checklist-de-sécurité-au-déploiement"/>
     <w:p>
       <w:pPr>
         <w:pStyle w:val="Heading2"/>
@@ -6315,7 +6642,7 @@
         <w:t xml:space="preserve">avant tout déploiement en production.</w:t>
       </w:r>
     </w:p>
-    <w:bookmarkStart w:id="46" w:name="accès-serveur"/>
+    <w:bookmarkStart w:id="47" w:name="accès-serveur"/>
     <w:p>
       <w:pPr>
         <w:pStyle w:val="Heading3"/>
@@ -6329,26 +6656,238 @@
         <w:pStyle w:val="Compact"/>
         <w:numPr>
           <w:ilvl w:val="0"/>
+          <w:numId w:val="1019"/>
+        </w:numPr>
+      </w:pPr>
+      <w:r>
+        <w:t xml:space="preserve">☐ Retirer</w:t>
+      </w:r>
+      <w:r>
+        <w:t xml:space="preserve"> </w:t>
+      </w:r>
+      <w:r>
+        <w:rPr>
+          <w:rStyle w:val="VerbatimChar"/>
+        </w:rPr>
+        <w:t xml:space="preserve">NOPASSWD</w:t>
+      </w:r>
+      <w:r>
+        <w:t xml:space="preserve"> </w:t>
+      </w:r>
+      <w:r>
+        <w:t xml:space="preserve">de sudoers — imposer une passphrase diceware (6+ mots) pour toute escalade de privilèges</w:t>
+      </w:r>
+    </w:p>
+    <w:p>
+      <w:pPr>
+        <w:pStyle w:val="Compact"/>
+        <w:numPr>
+          <w:ilvl w:val="0"/>
+          <w:numId w:val="1019"/>
+        </w:numPr>
+      </w:pPr>
+      <w:r>
+        <w:t xml:space="preserve">☐ Authentification SSH par clé uniquement — désactiver le login par mot de passe (</w:t>
+      </w:r>
+      <w:r>
+        <w:rPr>
+          <w:rStyle w:val="VerbatimChar"/>
+        </w:rPr>
+        <w:t xml:space="preserve">PasswordAuthentication no</w:t>
+      </w:r>
+      <w:r>
+        <w:t xml:space="preserve">)</w:t>
+      </w:r>
+    </w:p>
+    <w:p>
+      <w:pPr>
+        <w:pStyle w:val="Compact"/>
+        <w:numPr>
+          <w:ilvl w:val="0"/>
+          <w:numId w:val="1019"/>
+        </w:numPr>
+      </w:pPr>
+      <w:r>
+        <w:t xml:space="preserve">☐ Firewall actif (UFW / iptables) — exposer uniquement les ports 80, 443 et SSH</w:t>
+      </w:r>
+    </w:p>
+    <w:bookmarkEnd w:id="47"/>
+    <w:bookmarkStart w:id="48" w:name="base-de-données"/>
+    <w:p>
+      <w:pPr>
+        <w:pStyle w:val="Heading3"/>
+      </w:pPr>
+      <w:r>
+        <w:t xml:space="preserve">11.2 Base de données</w:t>
+      </w:r>
+    </w:p>
+    <w:p>
+      <w:pPr>
+        <w:pStyle w:val="Compact"/>
+        <w:numPr>
+          <w:ilvl w:val="0"/>
+          <w:numId w:val="1020"/>
+        </w:numPr>
+      </w:pPr>
+      <w:r>
+        <w:t xml:space="preserve">☐ Prepared statements (PDO / requêtes paramétrées) pour TOUTES les requêtes SQL — sans exception</w:t>
+      </w:r>
+    </w:p>
+    <w:p>
+      <w:pPr>
+        <w:pStyle w:val="Compact"/>
+        <w:numPr>
+          <w:ilvl w:val="0"/>
+          <w:numId w:val="1020"/>
+        </w:numPr>
+      </w:pPr>
+      <w:r>
+        <w:t xml:space="preserve">☐ Utilisateur BDD avec privilèges minimaux (</w:t>
+      </w:r>
+      <w:r>
+        <w:rPr>
+          <w:rStyle w:val="VerbatimChar"/>
+        </w:rPr>
+        <w:t xml:space="preserve">SELECT</w:t>
+      </w:r>
+      <w:r>
+        <w:t xml:space="preserve">,</w:t>
+      </w:r>
+      <w:r>
+        <w:t xml:space="preserve"> </w:t>
+      </w:r>
+      <w:r>
+        <w:rPr>
+          <w:rStyle w:val="VerbatimChar"/>
+        </w:rPr>
+        <w:t xml:space="preserve">INSERT</w:t>
+      </w:r>
+      <w:r>
+        <w:t xml:space="preserve">,</w:t>
+      </w:r>
+      <w:r>
+        <w:t xml:space="preserve"> </w:t>
+      </w:r>
+      <w:r>
+        <w:rPr>
+          <w:rStyle w:val="VerbatimChar"/>
+        </w:rPr>
+        <w:t xml:space="preserve">UPDATE</w:t>
+      </w:r>
+      <w:r>
+        <w:t xml:space="preserve">,</w:t>
+      </w:r>
+      <w:r>
+        <w:t xml:space="preserve"> </w:t>
+      </w:r>
+      <w:r>
+        <w:rPr>
+          <w:rStyle w:val="VerbatimChar"/>
+        </w:rPr>
+        <w:t xml:space="preserve">DELETE</w:t>
+      </w:r>
+      <w:r>
+        <w:t xml:space="preserve"> </w:t>
+      </w:r>
+      <w:r>
+        <w:t xml:space="preserve">uniquement — pas de</w:t>
+      </w:r>
+      <w:r>
+        <w:t xml:space="preserve"> </w:t>
+      </w:r>
+      <w:r>
+        <w:rPr>
+          <w:rStyle w:val="VerbatimChar"/>
+        </w:rPr>
+        <w:t xml:space="preserve">GRANT</w:t>
+      </w:r>
+      <w:r>
+        <w:t xml:space="preserve">, pas de</w:t>
+      </w:r>
+      <w:r>
+        <w:t xml:space="preserve"> </w:t>
+      </w:r>
+      <w:r>
+        <w:rPr>
+          <w:rStyle w:val="VerbatimChar"/>
+        </w:rPr>
+        <w:t xml:space="preserve">DROP</w:t>
+      </w:r>
+      <w:r>
+        <w:t xml:space="preserve">)</w:t>
+      </w:r>
+    </w:p>
+    <w:p>
+      <w:pPr>
+        <w:pStyle w:val="Compact"/>
+        <w:numPr>
+          <w:ilvl w:val="0"/>
+          <w:numId w:val="1020"/>
+        </w:numPr>
+      </w:pPr>
+      <w:r>
+        <w:t xml:space="preserve">☐ Pas de phpMyAdmin ou Adminer exposé sur internet</w:t>
+      </w:r>
+    </w:p>
+    <w:p>
+      <w:pPr>
+        <w:pStyle w:val="Compact"/>
+        <w:numPr>
+          <w:ilvl w:val="0"/>
+          <w:numId w:val="1020"/>
+        </w:numPr>
+      </w:pPr>
+      <w:r>
+        <w:t xml:space="preserve">☐ Backups chiffrés au repos (gpg ou openssl) — un dump en clair est une faille</w:t>
+      </w:r>
+    </w:p>
+    <w:p>
+      <w:pPr>
+        <w:pStyle w:val="Compact"/>
+        <w:numPr>
+          <w:ilvl w:val="0"/>
+          <w:numId w:val="1020"/>
+        </w:numPr>
+      </w:pPr>
+      <w:r>
+        <w:t xml:space="preserve">☐ Stockage des backups isolé du web root — pas accessible via HTTP</w:t>
+      </w:r>
+    </w:p>
+    <w:bookmarkEnd w:id="48"/>
+    <w:bookmarkStart w:id="49" w:name="application"/>
+    <w:p>
+      <w:pPr>
+        <w:pStyle w:val="Heading3"/>
+      </w:pPr>
+      <w:r>
+        <w:t xml:space="preserve">11.3 Application</w:t>
+      </w:r>
+    </w:p>
+    <w:p>
+      <w:pPr>
+        <w:pStyle w:val="Compact"/>
+        <w:numPr>
+          <w:ilvl w:val="0"/>
           <w:numId w:val="1021"/>
         </w:numPr>
       </w:pPr>
       <w:r>
-        <w:t xml:space="preserve">☐ Retirer</w:t>
-      </w:r>
-      <w:r>
-        <w:t xml:space="preserve"> </w:t>
-      </w:r>
-      <w:r>
-        <w:rPr>
-          <w:rStyle w:val="VerbatimChar"/>
-        </w:rPr>
-        <w:t xml:space="preserve">NOPASSWD</w:t>
-      </w:r>
-      <w:r>
-        <w:t xml:space="preserve"> </w:t>
-      </w:r>
-      <w:r>
-        <w:t xml:space="preserve">de sudoers — imposer une passphrase diceware (6+ mots) pour toute escalade de privilèges</w:t>
+        <w:t xml:space="preserve">☐ HTTPS obligatoire sur le web ordinaire — en mode</w:t>
+      </w:r>
+      <w:r>
+        <w:t xml:space="preserve"> </w:t>
+      </w:r>
+      <w:r>
+        <w:rPr>
+          <w:rStyle w:val="VerbatimChar"/>
+        </w:rPr>
+        <w:t xml:space="preserve">'hostname'</w:t>
+      </w:r>
+      <w:r>
+        <w:t xml:space="preserve"> </w:t>
+      </w:r>
+      <w:r>
+        <w:t xml:space="preserve">la dérivation lit le nom d’hôte, et sans TLS rien ne garantit que la page servie vient bien de ce service ; sur un service caché v3, l’adresse est la clé publique du service (§4.1)</w:t>
       </w:r>
     </w:p>
     <w:p>
@@ -6360,16 +6899,22 @@
         </w:numPr>
       </w:pPr>
       <w:r>
-        <w:t xml:space="preserve">☐ Authentification SSH par clé uniquement — désactiver le login par mot de passe (</w:t>
-      </w:r>
-      <w:r>
-        <w:rPr>
-          <w:rStyle w:val="VerbatimChar"/>
-        </w:rPr>
-        <w:t xml:space="preserve">PasswordAuthentication no</w:t>
-      </w:r>
-      <w:r>
-        <w:t xml:space="preserve">)</w:t>
+        <w:t xml:space="preserve">☐ Rate limiting sur tous les endpoints de recovery (nginx</w:t>
+      </w:r>
+      <w:r>
+        <w:t xml:space="preserve"> </w:t>
+      </w:r>
+      <w:r>
+        <w:rPr>
+          <w:rStyle w:val="VerbatimChar"/>
+        </w:rPr>
+        <w:t xml:space="preserve">limit_req</w:t>
+      </w:r>
+      <w:r>
+        <w:t xml:space="preserve"> </w:t>
+      </w:r>
+      <w:r>
+        <w:t xml:space="preserve">ou applicatif)</w:t>
       </w:r>
     </w:p>
     <w:p>
@@ -6381,17 +6926,74 @@
         </w:numPr>
       </w:pPr>
       <w:r>
-        <w:t xml:space="preserve">☐ Firewall actif (UFW / iptables) — exposer uniquement les ports 80, 443 et SSH</w:t>
-      </w:r>
-    </w:p>
-    <w:bookmarkEnd w:id="46"/>
-    <w:bookmarkStart w:id="47" w:name="base-de-données"/>
+        <w:t xml:space="preserve">☐ Headers de sécurité : CSP, X-Frame-Options, X-Content-Type-Options, Referrer-Policy</w:t>
+      </w:r>
+    </w:p>
+    <w:p>
+      <w:pPr>
+        <w:pStyle w:val="Compact"/>
+        <w:numPr>
+          <w:ilvl w:val="0"/>
+          <w:numId w:val="1021"/>
+        </w:numPr>
+      </w:pPr>
+      <w:r>
+        <w:t xml:space="preserve">☐ PHP :</w:t>
+      </w:r>
+      <w:r>
+        <w:t xml:space="preserve"> </w:t>
+      </w:r>
+      <w:r>
+        <w:rPr>
+          <w:rStyle w:val="VerbatimChar"/>
+        </w:rPr>
+        <w:t xml:space="preserve">disable_functions</w:t>
+      </w:r>
+      <w:r>
+        <w:t xml:space="preserve">,</w:t>
+      </w:r>
+      <w:r>
+        <w:t xml:space="preserve"> </w:t>
+      </w:r>
+      <w:r>
+        <w:rPr>
+          <w:rStyle w:val="VerbatimChar"/>
+        </w:rPr>
+        <w:t xml:space="preserve">open_basedir</w:t>
+      </w:r>
+      <w:r>
+        <w:t xml:space="preserve">,</w:t>
+      </w:r>
+      <w:r>
+        <w:t xml:space="preserve"> </w:t>
+      </w:r>
+      <w:r>
+        <w:rPr>
+          <w:rStyle w:val="VerbatimChar"/>
+        </w:rPr>
+        <w:t xml:space="preserve">expose_php off</w:t>
+      </w:r>
+    </w:p>
+    <w:p>
+      <w:pPr>
+        <w:pStyle w:val="Compact"/>
+        <w:numPr>
+          <w:ilvl w:val="0"/>
+          <w:numId w:val="1021"/>
+        </w:numPr>
+      </w:pPr>
+      <w:r>
+        <w:t xml:space="preserve">☐ Scripts init et migration bloqués en production (deny all ou supprimer)</w:t>
+      </w:r>
+    </w:p>
+    <w:bookmarkEnd w:id="49"/>
+    <w:bookmarkStart w:id="50" w:name="monitoring"/>
     <w:p>
       <w:pPr>
         <w:pStyle w:val="Heading3"/>
       </w:pPr>
       <w:r>
-        <w:t xml:space="preserve">11.2 Base de données</w:t>
+        <w:t xml:space="preserve">11.4 Monitoring</w:t>
       </w:r>
     </w:p>
     <w:p>
@@ -6403,7 +7005,7 @@
         </w:numPr>
       </w:pPr>
       <w:r>
-        <w:t xml:space="preserve">☐ Prepared statements (PDO / requêtes paramétrées) pour TOUTES les requêtes SQL — sans exception</w:t>
+        <w:t xml:space="preserve">☐ Logger toutes les tentatives de recovery (niveau, succès/échec, IP — jamais le mot de récupération)</w:t>
       </w:r>
     </w:p>
     <w:p>
@@ -6415,13 +7017,149 @@
         </w:numPr>
       </w:pPr>
       <w:r>
-        <w:t xml:space="preserve">☐ Utilisateur BDD avec privilèges minimaux (</w:t>
-      </w:r>
-      <w:r>
-        <w:rPr>
-          <w:rStyle w:val="VerbatimChar"/>
-        </w:rPr>
-        <w:t xml:space="preserve">SELECT</w:t>
+        <w:t xml:space="preserve">☐ Alerter sur les échecs répétés L2/L3 pour un même compte</w:t>
+      </w:r>
+    </w:p>
+    <w:p>
+      <w:pPr>
+        <w:pStyle w:val="Compact"/>
+        <w:numPr>
+          <w:ilvl w:val="0"/>
+          <w:numId w:val="1022"/>
+        </w:numPr>
+      </w:pPr>
+      <w:r>
+        <w:t xml:space="preserve">☐ Vérification automatisée des backups (test de restauration périodique)</w:t>
+      </w:r>
+    </w:p>
+    <w:bookmarkEnd w:id="50"/>
+    <w:bookmarkStart w:id="51" w:name="intégration-de-la-bibliothèque"/>
+    <w:p>
+      <w:pPr>
+        <w:pStyle w:val="Heading3"/>
+      </w:pPr>
+      <w:r>
+        <w:t xml:space="preserve">11.5 Intégration de la bibliothèque</w:t>
+      </w:r>
+    </w:p>
+    <w:p>
+      <w:pPr>
+        <w:pStyle w:val="Compact"/>
+        <w:numPr>
+          <w:ilvl w:val="0"/>
+          <w:numId w:val="1023"/>
+        </w:numPr>
+      </w:pPr>
+      <w:r>
+        <w:t xml:space="preserve">☐ Déclarer le profil de déploiement,</w:t>
+      </w:r>
+      <w:r>
+        <w:t xml:space="preserve"> </w:t>
+      </w:r>
+      <w:r>
+        <w:rPr>
+          <w:rStyle w:val="VerbatimChar"/>
+        </w:rPr>
+        <w:t xml:space="preserve">clearweb</w:t>
+      </w:r>
+      <w:r>
+        <w:t xml:space="preserve"> </w:t>
+      </w:r>
+      <w:r>
+        <w:t xml:space="preserve">ou</w:t>
+      </w:r>
+      <w:r>
+        <w:t xml:space="preserve"> </w:t>
+      </w:r>
+      <w:r>
+        <w:rPr>
+          <w:rStyle w:val="VerbatimChar"/>
+        </w:rPr>
+        <w:t xml:space="preserve">tor-onion</w:t>
+      </w:r>
+      <w:r>
+        <w:t xml:space="preserve"> </w:t>
+      </w:r>
+      <w:r>
+        <w:t xml:space="preserve">: il est obligatoire, sans défaut</w:t>
+      </w:r>
+    </w:p>
+    <w:p>
+      <w:pPr>
+        <w:pStyle w:val="Compact"/>
+        <w:numPr>
+          <w:ilvl w:val="0"/>
+          <w:numId w:val="1023"/>
+        </w:numPr>
+      </w:pPr>
+      <w:r>
+        <w:t xml:space="preserve">☐ Garder le sel du déploiement hors racine web, et ne jamais le tourner sans réémettre toutes les feuilles de codes</w:t>
+      </w:r>
+    </w:p>
+    <w:p>
+      <w:pPr>
+        <w:pStyle w:val="Compact"/>
+        <w:numPr>
+          <w:ilvl w:val="0"/>
+          <w:numId w:val="1023"/>
+        </w:numPr>
+      </w:pPr>
+      <w:r>
+        <w:t xml:space="preserve">☐ Servir la route du sel par</w:t>
+      </w:r>
+      <w:r>
+        <w:t xml:space="preserve"> </w:t>
+      </w:r>
+      <w:r>
+        <w:rPr>
+          <w:rStyle w:val="VerbatimChar"/>
+        </w:rPr>
+        <w:t xml:space="preserve">Recovery::selDeDerivation()</w:t>
+      </w:r>
+      <w:r>
+        <w:t xml:space="preserve">, et la freiner</w:t>
+      </w:r>
+    </w:p>
+    <w:p>
+      <w:pPr>
+        <w:pStyle w:val="Compact"/>
+        <w:numPr>
+          <w:ilvl w:val="0"/>
+          <w:numId w:val="1023"/>
+        </w:numPr>
+      </w:pPr>
+      <w:r>
+        <w:t xml:space="preserve">☐ Enrôlement d’un appareil : tirer le nom du compte de la session, jamais du corps de la requête, et passer</w:t>
+      </w:r>
+      <w:r>
+        <w:t xml:space="preserve"> </w:t>
+      </w:r>
+      <w:r>
+        <w:rPr>
+          <w:rStyle w:val="VerbatimChar"/>
+        </w:rPr>
+        <w:t xml:space="preserve">Titulaire::AUTHENTIFIE</w:t>
+      </w:r>
+    </w:p>
+    <w:p>
+      <w:pPr>
+        <w:pStyle w:val="Compact"/>
+        <w:numPr>
+          <w:ilvl w:val="0"/>
+          <w:numId w:val="1023"/>
+        </w:numPr>
+      </w:pPr>
+      <w:r>
+        <w:t xml:space="preserve">☐ Vérifier la qualité d’arbitre avant</w:t>
+      </w:r>
+      <w:r>
+        <w:t xml:space="preserve"> </w:t>
+      </w:r>
+      <w:r>
+        <w:rPr>
+          <w:rStyle w:val="VerbatimChar"/>
+        </w:rPr>
+        <w:t xml:space="preserve">trancher()</w:t>
       </w:r>
       <w:r>
         <w:t xml:space="preserve">,</w:t>
@@ -6433,107 +7171,28 @@
         <w:rPr>
           <w:rStyle w:val="VerbatimChar"/>
         </w:rPr>
-        <w:t xml:space="preserve">INSERT</w:t>
-      </w:r>
-      <w:r>
-        <w:t xml:space="preserve">,</w:t>
-      </w:r>
-      <w:r>
-        <w:t xml:space="preserve"> </w:t>
-      </w:r>
-      <w:r>
-        <w:rPr>
-          <w:rStyle w:val="VerbatimChar"/>
-        </w:rPr>
-        <w:t xml:space="preserve">UPDATE</w:t>
-      </w:r>
-      <w:r>
-        <w:t xml:space="preserve">,</w:t>
-      </w:r>
-      <w:r>
-        <w:t xml:space="preserve"> </w:t>
-      </w:r>
-      <w:r>
-        <w:rPr>
-          <w:rStyle w:val="VerbatimChar"/>
-        </w:rPr>
-        <w:t xml:space="preserve">DELETE</w:t>
-      </w:r>
-      <w:r>
-        <w:t xml:space="preserve"> </w:t>
-      </w:r>
-      <w:r>
-        <w:t xml:space="preserve">uniquement — pas de</w:t>
-      </w:r>
-      <w:r>
-        <w:t xml:space="preserve"> </w:t>
-      </w:r>
-      <w:r>
-        <w:rPr>
-          <w:rStyle w:val="VerbatimChar"/>
-        </w:rPr>
-        <w:t xml:space="preserve">GRANT</w:t>
-      </w:r>
-      <w:r>
-        <w:t xml:space="preserve">, pas de</w:t>
-      </w:r>
-      <w:r>
-        <w:t xml:space="preserve"> </w:t>
-      </w:r>
-      <w:r>
-        <w:rPr>
-          <w:rStyle w:val="VerbatimChar"/>
-        </w:rPr>
-        <w:t xml:space="preserve">DROP</w:t>
-      </w:r>
-      <w:r>
-        <w:t xml:space="preserve">)</w:t>
-      </w:r>
-    </w:p>
-    <w:p>
-      <w:pPr>
-        <w:pStyle w:val="Compact"/>
-        <w:numPr>
-          <w:ilvl w:val="0"/>
-          <w:numId w:val="1022"/>
-        </w:numPr>
-      </w:pPr>
-      <w:r>
-        <w:t xml:space="preserve">☐ Pas de phpMyAdmin ou Adminer exposé sur internet</w:t>
-      </w:r>
-    </w:p>
-    <w:p>
-      <w:pPr>
-        <w:pStyle w:val="Compact"/>
-        <w:numPr>
-          <w:ilvl w:val="0"/>
-          <w:numId w:val="1022"/>
-        </w:numPr>
-      </w:pPr>
-      <w:r>
-        <w:t xml:space="preserve">☐ Backups chiffrés au repos (gpg ou openssl) — un dump en clair est une faille</w:t>
-      </w:r>
-    </w:p>
-    <w:p>
-      <w:pPr>
-        <w:pStyle w:val="Compact"/>
-        <w:numPr>
-          <w:ilvl w:val="0"/>
-          <w:numId w:val="1022"/>
-        </w:numPr>
-      </w:pPr>
-      <w:r>
-        <w:t xml:space="preserve">☐ Stockage des backups isolé du web root — pas accessible via HTTP</w:t>
-      </w:r>
-    </w:p>
-    <w:bookmarkEnd w:id="47"/>
-    <w:bookmarkStart w:id="48" w:name="application"/>
-    <w:p>
-      <w:pPr>
-        <w:pStyle w:val="Heading3"/>
-      </w:pPr>
-      <w:r>
-        <w:t xml:space="preserve">11.3 Application</w:t>
+        <w:t xml:space="preserve">degeler()</w:t>
+      </w:r>
+      <w:r>
+        <w:t xml:space="preserve"> </w:t>
+      </w:r>
+      <w:r>
+        <w:t xml:space="preserve">et</w:t>
+      </w:r>
+      <w:r>
+        <w:t xml:space="preserve"> </w:t>
+      </w:r>
+      <w:r>
+        <w:rPr>
+          <w:rStyle w:val="VerbatimChar"/>
+        </w:rPr>
+        <w:t xml:space="preserve">abandonner()</w:t>
+      </w:r>
+      <w:r>
+        <w:t xml:space="preserve"> </w:t>
+      </w:r>
+      <w:r>
+        <w:t xml:space="preserve">: la bibliothèque ne la vérifie pas</w:t>
       </w:r>
     </w:p>
     <w:p>
@@ -6545,22 +7204,22 @@
         </w:numPr>
       </w:pPr>
       <w:r>
-        <w:t xml:space="preserve">☐ HTTPS obligatoire — en mode</w:t>
-      </w:r>
-      <w:r>
-        <w:t xml:space="preserve"> </w:t>
-      </w:r>
-      <w:r>
-        <w:rPr>
-          <w:rStyle w:val="VerbatimChar"/>
-        </w:rPr>
-        <w:t xml:space="preserve">'hostname'</w:t>
-      </w:r>
-      <w:r>
-        <w:t xml:space="preserve"> </w:t>
-      </w:r>
-      <w:r>
-        <w:t xml:space="preserve">la dérivation lit le nom d’hôte, et sans TLS rien ne garantit que la page servie vient bien de ce service</w:t>
+        <w:t xml:space="preserve">☐ Appeler</w:t>
+      </w:r>
+      <w:r>
+        <w:t xml:space="preserve"> </w:t>
+      </w:r>
+      <w:r>
+        <w:rPr>
+          <w:rStyle w:val="VerbatimChar"/>
+        </w:rPr>
+        <w:t xml:space="preserve">purger()</w:t>
+      </w:r>
+      <w:r>
+        <w:t xml:space="preserve"> </w:t>
+      </w:r>
+      <w:r>
+        <w:t xml:space="preserve">depuis une tâche planifiée : la bibliothèque n’a pas d’horloge</w:t>
       </w:r>
     </w:p>
     <w:p>
@@ -6572,22 +7231,7 @@
         </w:numPr>
       </w:pPr>
       <w:r>
-        <w:t xml:space="preserve">☐ Rate limiting sur tous les endpoints de recovery (nginx</w:t>
-      </w:r>
-      <w:r>
-        <w:t xml:space="preserve"> </w:t>
-      </w:r>
-      <w:r>
-        <w:rPr>
-          <w:rStyle w:val="VerbatimChar"/>
-        </w:rPr>
-        <w:t xml:space="preserve">limit_req</w:t>
-      </w:r>
-      <w:r>
-        <w:t xml:space="preserve"> </w:t>
-      </w:r>
-      <w:r>
-        <w:t xml:space="preserve">ou applicatif)</w:t>
+        <w:t xml:space="preserve">☐ Poser une preuve de travail devant la route d’ouverture du niveau 3</w:t>
       </w:r>
     </w:p>
     <w:p>
@@ -6599,110 +7243,22 @@
         </w:numPr>
       </w:pPr>
       <w:r>
-        <w:t xml:space="preserve">☐ Headers de sécurité : CSP, X-Frame-Options, X-Content-Type-Options, Referrer-Policy</w:t>
-      </w:r>
-    </w:p>
-    <w:p>
-      <w:pPr>
-        <w:pStyle w:val="Compact"/>
-        <w:numPr>
-          <w:ilvl w:val="0"/>
-          <w:numId w:val="1023"/>
-        </w:numPr>
-      </w:pPr>
-      <w:r>
-        <w:t xml:space="preserve">☐ PHP :</w:t>
-      </w:r>
-      <w:r>
-        <w:t xml:space="preserve"> </w:t>
-      </w:r>
-      <w:r>
-        <w:rPr>
-          <w:rStyle w:val="VerbatimChar"/>
-        </w:rPr>
-        <w:t xml:space="preserve">disable_functions</w:t>
-      </w:r>
-      <w:r>
-        <w:t xml:space="preserve">,</w:t>
-      </w:r>
-      <w:r>
-        <w:t xml:space="preserve"> </w:t>
-      </w:r>
-      <w:r>
-        <w:rPr>
-          <w:rStyle w:val="VerbatimChar"/>
-        </w:rPr>
-        <w:t xml:space="preserve">open_basedir</w:t>
-      </w:r>
-      <w:r>
-        <w:t xml:space="preserve">,</w:t>
-      </w:r>
-      <w:r>
-        <w:t xml:space="preserve"> </w:t>
-      </w:r>
-      <w:r>
-        <w:rPr>
-          <w:rStyle w:val="VerbatimChar"/>
-        </w:rPr>
-        <w:t xml:space="preserve">expose_php off</w:t>
-      </w:r>
-    </w:p>
-    <w:p>
-      <w:pPr>
-        <w:pStyle w:val="Compact"/>
-        <w:numPr>
-          <w:ilvl w:val="0"/>
-          <w:numId w:val="1023"/>
-        </w:numPr>
-      </w:pPr>
-      <w:r>
-        <w:t xml:space="preserve">☐ Scripts init et migration bloqués en production (deny all ou supprimer)</w:t>
-      </w:r>
-    </w:p>
-    <w:bookmarkEnd w:id="48"/>
-    <w:bookmarkStart w:id="49" w:name="monitoring"/>
-    <w:p>
-      <w:pPr>
-        <w:pStyle w:val="Heading3"/>
-      </w:pPr>
-      <w:r>
-        <w:t xml:space="preserve">11.4 Monitoring</w:t>
-      </w:r>
-    </w:p>
-    <w:p>
-      <w:pPr>
-        <w:pStyle w:val="Compact"/>
-        <w:numPr>
-          <w:ilvl w:val="0"/>
-          <w:numId w:val="1024"/>
-        </w:numPr>
-      </w:pPr>
-      <w:r>
-        <w:t xml:space="preserve">☐ Logger toutes les tentatives de recovery (niveau, succès/échec, IP — jamais le mot de récupération)</w:t>
-      </w:r>
-    </w:p>
-    <w:p>
-      <w:pPr>
-        <w:pStyle w:val="Compact"/>
-        <w:numPr>
-          <w:ilvl w:val="0"/>
-          <w:numId w:val="1024"/>
-        </w:numPr>
-      </w:pPr>
-      <w:r>
-        <w:t xml:space="preserve">☐ Alerter sur les échecs répétés L2/L3 pour un même compte</w:t>
-      </w:r>
-    </w:p>
-    <w:p>
-      <w:pPr>
-        <w:pStyle w:val="Compact"/>
-        <w:numPr>
-          <w:ilvl w:val="0"/>
-          <w:numId w:val="1024"/>
-        </w:numPr>
-      </w:pPr>
-      <w:r>
-        <w:t xml:space="preserve">☐ Vérification automatisée des backups (test de restauration périodique)</w:t>
+        <w:t xml:space="preserve">☐ Avec l’adaptateur fourni, construire</w:t>
+      </w:r>
+      <w:r>
+        <w:t xml:space="preserve"> </w:t>
+      </w:r>
+      <w:r>
+        <w:rPr>
+          <w:rStyle w:val="VerbatimChar"/>
+        </w:rPr>
+        <w:t xml:space="preserve">StockagePdo</w:t>
+      </w:r>
+      <w:r>
+        <w:t xml:space="preserve"> </w:t>
+      </w:r>
+      <w:r>
+        <w:t xml:space="preserve">avec l’hôte de dérivation</w:t>
       </w:r>
     </w:p>
     <w:p>
@@ -6720,9 +7276,9 @@
         </w:pict>
       </w:r>
     </w:p>
-    <w:bookmarkEnd w:id="49"/>
-    <w:bookmarkEnd w:id="50"/>
-    <w:bookmarkStart w:id="55" w:name="guide-dintégration"/>
+    <w:bookmarkEnd w:id="51"/>
+    <w:bookmarkEnd w:id="52"/>
+    <w:bookmarkStart w:id="58" w:name="guide-dintégration"/>
     <w:p>
       <w:pPr>
         <w:pStyle w:val="Heading2"/>
@@ -6731,7 +7287,7 @@
         <w:t xml:space="preserve">12. Guide d’intégration</w:t>
       </w:r>
     </w:p>
-    <w:bookmarkStart w:id="51" w:name="pré-requis"/>
+    <w:bookmarkStart w:id="53" w:name="pré-requis"/>
     <w:p>
       <w:pPr>
         <w:pStyle w:val="Heading3"/>
@@ -6745,7 +7301,7 @@
         <w:pStyle w:val="Compact"/>
         <w:numPr>
           <w:ilvl w:val="0"/>
-          <w:numId w:val="1025"/>
+          <w:numId w:val="1024"/>
         </w:numPr>
       </w:pPr>
       <w:r>
@@ -6803,27 +7359,90 @@
         <w:t xml:space="preserve">composer.json</w:t>
       </w:r>
       <w:r>
-        <w:t xml:space="preserve">. L’implémentation de référence est en PHP ; il n’en existe pas d’autre côté serveur</w:t>
-      </w:r>
-    </w:p>
-    <w:p>
-      <w:pPr>
-        <w:pStyle w:val="Compact"/>
-        <w:numPr>
-          <w:ilvl w:val="0"/>
-          <w:numId w:val="1025"/>
-        </w:numPr>
-      </w:pPr>
-      <w:r>
-        <w:t xml:space="preserve">Base de données SQL (MySQL, MariaDB, PostgreSQL, SQLite)</w:t>
-      </w:r>
-    </w:p>
-    <w:p>
-      <w:pPr>
-        <w:pStyle w:val="Compact"/>
-        <w:numPr>
-          <w:ilvl w:val="0"/>
-          <w:numId w:val="1025"/>
+        <w:t xml:space="preserve"> </w:t>
+      </w:r>
+      <w:r>
+        <w:t xml:space="preserve">—, et un PHP qui fournit</w:t>
+      </w:r>
+      <w:r>
+        <w:t xml:space="preserve"> </w:t>
+      </w:r>
+      <w:r>
+        <w:rPr>
+          <w:rStyle w:val="VerbatimChar"/>
+        </w:rPr>
+        <w:t xml:space="preserve">PASSWORD_ARGON2ID</w:t>
+      </w:r>
+      <w:r>
+        <w:t xml:space="preserve">, ce que</w:t>
+      </w:r>
+      <w:r>
+        <w:t xml:space="preserve"> </w:t>
+      </w:r>
+      <w:r>
+        <w:rPr>
+          <w:rStyle w:val="VerbatimChar"/>
+        </w:rPr>
+        <w:t xml:space="preserve">composer.json</w:t>
+      </w:r>
+      <w:r>
+        <w:t xml:space="preserve"> </w:t>
+      </w:r>
+      <w:r>
+        <w:t xml:space="preserve">ne peut pas exiger. L’implémentation de référence est en PHP ; il n’en existe pas d’autre côté serveur</w:t>
+      </w:r>
+    </w:p>
+    <w:p>
+      <w:pPr>
+        <w:pStyle w:val="Compact"/>
+        <w:numPr>
+          <w:ilvl w:val="0"/>
+          <w:numId w:val="1024"/>
+        </w:numPr>
+      </w:pPr>
+      <w:r>
+        <w:t xml:space="preserve">Une base SQL. Le schéma et l’adaptateur fournis ciblent SQLite (</w:t>
+      </w:r>
+      <w:r>
+        <w:rPr>
+          <w:rStyle w:val="VerbatimChar"/>
+        </w:rPr>
+        <w:t xml:space="preserve">ext-pdo_sqlite</w:t>
+      </w:r>
+      <w:r>
+        <w:t xml:space="preserve">) ; ailleurs, les types de colonnes et trois requêtes se réécrivent (l’en-tête de</w:t>
+      </w:r>
+      <w:r>
+        <w:t xml:space="preserve"> </w:t>
+      </w:r>
+      <w:r>
+        <w:rPr>
+          <w:rStyle w:val="VerbatimChar"/>
+        </w:rPr>
+        <w:t xml:space="preserve">schema.sql</w:t>
+      </w:r>
+      <w:r>
+        <w:t xml:space="preserve"> </w:t>
+      </w:r>
+      <w:r>
+        <w:t xml:space="preserve">les nomme), ou l’intégrateur écrit son propre adaptateur de</w:t>
+      </w:r>
+      <w:r>
+        <w:t xml:space="preserve"> </w:t>
+      </w:r>
+      <w:r>
+        <w:rPr>
+          <w:rStyle w:val="VerbatimChar"/>
+        </w:rPr>
+        <w:t xml:space="preserve">StorageInterface</w:t>
+      </w:r>
+    </w:p>
+    <w:p>
+      <w:pPr>
+        <w:pStyle w:val="Compact"/>
+        <w:numPr>
+          <w:ilvl w:val="0"/>
+          <w:numId w:val="1024"/>
         </w:numPr>
       </w:pPr>
       <w:r>
@@ -6853,21 +7472,51 @@
         </w:rPr>
         <w:t xml:space="preserve">crypto.subtle</w:t>
       </w:r>
-    </w:p>
-    <w:p>
-      <w:pPr>
-        <w:pStyle w:val="Compact"/>
-        <w:numPr>
-          <w:ilvl w:val="0"/>
-          <w:numId w:val="1025"/>
-        </w:numPr>
-      </w:pPr>
-      <w:r>
-        <w:t xml:space="preserve">HTTPS obligatoire en production</w:t>
-      </w:r>
-    </w:p>
-    <w:bookmarkEnd w:id="51"/>
-    <w:bookmarkStart w:id="54" w:name="distribution-prévue"/>
+      <w:r>
+        <w:t xml:space="preserve">. Le facteur « cet appareil » ajoute</w:t>
+      </w:r>
+      <w:r>
+        <w:t xml:space="preserve"> </w:t>
+      </w:r>
+      <w:r>
+        <w:rPr>
+          <w:rStyle w:val="VerbatimChar"/>
+        </w:rPr>
+        <w:t xml:space="preserve">client/argon2id.js</w:t>
+      </w:r>
+      <w:r>
+        <w:t xml:space="preserve"> </w:t>
+      </w:r>
+      <w:r>
+        <w:t xml:space="preserve">puis</w:t>
+      </w:r>
+      <w:r>
+        <w:t xml:space="preserve"> </w:t>
+      </w:r>
+      <w:r>
+        <w:rPr>
+          <w:rStyle w:val="VerbatimChar"/>
+        </w:rPr>
+        <w:t xml:space="preserve">client/sr-kdf.js</w:t>
+      </w:r>
+      <w:r>
+        <w:t xml:space="preserve">, Web Crypto n’offrant pas Argon2id</w:t>
+      </w:r>
+    </w:p>
+    <w:p>
+      <w:pPr>
+        <w:pStyle w:val="Compact"/>
+        <w:numPr>
+          <w:ilvl w:val="0"/>
+          <w:numId w:val="1024"/>
+        </w:numPr>
+      </w:pPr>
+      <w:r>
+        <w:t xml:space="preserve">HTTPS obligatoire sur le web ordinaire (§11.3)</w:t>
+      </w:r>
+    </w:p>
+    <w:bookmarkEnd w:id="53"/>
+    <w:bookmarkStart w:id="57" w:name="distribution-prévue"/>
     <w:p>
       <w:pPr>
         <w:pStyle w:val="Heading3"/>
@@ -6925,12 +7574,32 @@
         <w:pStyle w:val="FirstParagraph"/>
       </w:pPr>
       <w:r>
-        <w:t xml:space="preserve">Pas encore publiées. Voir</w:t>
-      </w:r>
-      <w:r>
-        <w:t xml:space="preserve"> </w:t>
-      </w:r>
-      <w:hyperlink r:id="rId52">
+        <w:t xml:space="preserve">Pas encore publiées : la bibliothèque s’installe depuis un clone du dépôt, par un dépôt Composer de type</w:t>
+      </w:r>
+      <w:r>
+        <w:t xml:space="preserve"> </w:t>
+      </w:r>
+      <w:r>
+        <w:rPr>
+          <w:rStyle w:val="VerbatimChar"/>
+        </w:rPr>
+        <w:t xml:space="preserve">path</w:t>
+      </w:r>
+      <w:r>
+        <w:t xml:space="preserve">. Pour la voir à l’œuvre : la démo servie (</w:t>
+      </w:r>
+      <w:hyperlink r:id="rId54">
+        <w:r>
+          <w:rPr>
+            <w:rStyle w:val="VerbatimChar"/>
+          </w:rPr>
+          <w:t xml:space="preserve">demo/bi-self-duo/</w:t>
+        </w:r>
+      </w:hyperlink>
+      <w:r>
+        <w:t xml:space="preserve">), le laboratoire (</w:t>
+      </w:r>
+      <w:hyperlink r:id="rId55">
         <w:r>
           <w:rPr>
             <w:rStyle w:val="Hyperlink"/>
@@ -6939,15 +7608,12 @@
         </w:r>
       </w:hyperlink>
       <w:r>
-        <w:t xml:space="preserve"> </w:t>
-      </w:r>
-      <w:r>
-        <w:t xml:space="preserve">pour une implémentation de référence à étudier, et</w:t>
-      </w:r>
-      <w:r>
-        <w:t xml:space="preserve"> </w:t>
-      </w:r>
-      <w:hyperlink r:id="rId53">
+        <w:t xml:space="preserve">), et</w:t>
+      </w:r>
+      <w:r>
+        <w:t xml:space="preserve"> </w:t>
+      </w:r>
+      <w:hyperlink r:id="rId56">
         <w:r>
           <w:rPr>
             <w:rStyle w:val="Hyperlink"/>
@@ -6969,9 +7635,9 @@
         </w:pict>
       </w:r>
     </w:p>
-    <w:bookmarkEnd w:id="54"/>
-    <w:bookmarkEnd w:id="55"/>
-    <w:bookmarkStart w:id="56" w:name="X13fd7e18f41556378f66b10c18311e11057b6ca"/>
+    <w:bookmarkEnd w:id="57"/>
+    <w:bookmarkEnd w:id="58"/>
+    <w:bookmarkStart w:id="59" w:name="X13fd7e18f41556378f66b10c18311e11057b6ca"/>
     <w:p>
       <w:pPr>
         <w:pStyle w:val="Heading2"/>
@@ -7482,8 +8148,8 @@
         </w:pict>
       </w:r>
     </w:p>
-    <w:bookmarkEnd w:id="56"/>
-    <w:bookmarkStart w:id="57" w:name="feuille-de-route"/>
+    <w:bookmarkEnd w:id="59"/>
+    <w:bookmarkStart w:id="60" w:name="feuille-de-route"/>
     <w:p>
       <w:pPr>
         <w:pStyle w:val="Heading2"/>
@@ -7497,19 +8163,19 @@
         <w:pStyle w:val="Compact"/>
         <w:numPr>
           <w:ilvl w:val="0"/>
-          <w:numId w:val="1026"/>
-        </w:numPr>
-      </w:pPr>
-      <w:r>
-        <w:t xml:space="preserve">☒ Spécification du protocole (v1.1)</w:t>
-      </w:r>
-    </w:p>
-    <w:p>
-      <w:pPr>
-        <w:pStyle w:val="Compact"/>
-        <w:numPr>
-          <w:ilvl w:val="0"/>
-          <w:numId w:val="1026"/>
+          <w:numId w:val="1025"/>
+        </w:numPr>
+      </w:pPr>
+      <w:r>
+        <w:t xml:space="preserve">☒ Spécification du protocole (v1.2)</w:t>
+      </w:r>
+    </w:p>
+    <w:p>
+      <w:pPr>
+        <w:pStyle w:val="Compact"/>
+        <w:numPr>
+          <w:ilvl w:val="0"/>
+          <w:numId w:val="1025"/>
         </w:numPr>
       </w:pPr>
       <w:r>
@@ -7521,7 +8187,7 @@
         <w:pStyle w:val="Compact"/>
         <w:numPr>
           <w:ilvl w:val="0"/>
-          <w:numId w:val="1026"/>
+          <w:numId w:val="1025"/>
         </w:numPr>
       </w:pPr>
       <w:r>
@@ -7533,31 +8199,37 @@
         <w:pStyle w:val="Compact"/>
         <w:numPr>
           <w:ilvl w:val="0"/>
-          <w:numId w:val="1026"/>
-        </w:numPr>
-      </w:pPr>
-      <w:r>
-        <w:t xml:space="preserve">☒ Démo standalone (L1 + L2)</w:t>
-      </w:r>
-    </w:p>
-    <w:p>
-      <w:pPr>
-        <w:pStyle w:val="Compact"/>
-        <w:numPr>
-          <w:ilvl w:val="0"/>
-          <w:numId w:val="1026"/>
-        </w:numPr>
-      </w:pPr>
-      <w:r>
-        <w:t xml:space="preserve">☐ Audit de sécurité (communauté bienvenue)</w:t>
-      </w:r>
-    </w:p>
-    <w:p>
-      <w:pPr>
-        <w:pStyle w:val="Compact"/>
-        <w:numPr>
-          <w:ilvl w:val="0"/>
-          <w:numId w:val="1026"/>
+          <w:numId w:val="1025"/>
+        </w:numPr>
+      </w:pPr>
+      <w:r>
+        <w:t xml:space="preserve">☒ Démo servie (</w:t>
+      </w:r>
+      <w:r>
+        <w:rPr>
+          <w:rStyle w:val="VerbatimChar"/>
+        </w:rPr>
+        <w:t xml:space="preserve">demo/bi-self-duo/</w:t>
+      </w:r>
+      <w:r>
+        <w:t xml:space="preserve">) et laboratoire (</w:t>
+      </w:r>
+      <w:r>
+        <w:rPr>
+          <w:rStyle w:val="VerbatimChar"/>
+        </w:rPr>
+        <w:t xml:space="preserve">demo/lab/</w:t>
+      </w:r>
+      <w:r>
+        <w:t xml:space="preserve">) — la démo autonome a été retirée le 18 août 2026</w:t>
+      </w:r>
+    </w:p>
+    <w:p>
+      <w:pPr>
+        <w:pStyle w:val="Compact"/>
+        <w:numPr>
+          <w:ilvl w:val="0"/>
+          <w:numId w:val="1025"/>
         </w:numPr>
       </w:pPr>
       <w:r>
@@ -7590,7 +8262,142 @@
         <w:pStyle w:val="Compact"/>
         <w:numPr>
           <w:ilvl w:val="0"/>
-          <w:numId w:val="1026"/>
+          <w:numId w:val="1025"/>
+        </w:numPr>
+      </w:pPr>
+      <w:r>
+        <w:t xml:space="preserve">☒ Les trois niveaux dans la bibliothèque, niveau 3 compris (</w:t>
+      </w:r>
+      <w:r>
+        <w:rPr>
+          <w:rStyle w:val="VerbatimChar"/>
+        </w:rPr>
+        <w:t xml:space="preserve">Escalade</w:t>
+      </w:r>
+      <w:r>
+        <w:t xml:space="preserve">)</w:t>
+      </w:r>
+    </w:p>
+    <w:p>
+      <w:pPr>
+        <w:pStyle w:val="Compact"/>
+        <w:numPr>
+          <w:ilvl w:val="0"/>
+          <w:numId w:val="1025"/>
+        </w:numPr>
+      </w:pPr>
+      <w:r>
+        <w:t xml:space="preserve">☒ Facteur « cet appareil », et son chiffrement local en Argon2id (</w:t>
+      </w:r>
+      <w:r>
+        <w:rPr>
+          <w:rStyle w:val="VerbatimChar"/>
+        </w:rPr>
+        <w:t xml:space="preserve">client/sr-kdf.js</w:t>
+      </w:r>
+      <w:r>
+        <w:t xml:space="preserve">)</w:t>
+      </w:r>
+    </w:p>
+    <w:p>
+      <w:pPr>
+        <w:pStyle w:val="Compact"/>
+        <w:numPr>
+          <w:ilvl w:val="0"/>
+          <w:numId w:val="1025"/>
+        </w:numPr>
+      </w:pPr>
+      <w:r>
+        <w:t xml:space="preserve">☒ Implémentation fournie du stockage (</w:t>
+      </w:r>
+      <w:r>
+        <w:rPr>
+          <w:rStyle w:val="VerbatimChar"/>
+        </w:rPr>
+        <w:t xml:space="preserve">schema.sql</w:t>
+      </w:r>
+      <w:r>
+        <w:t xml:space="preserve"> </w:t>
+      </w:r>
+      <w:r>
+        <w:t xml:space="preserve">+</w:t>
+      </w:r>
+      <w:r>
+        <w:t xml:space="preserve"> </w:t>
+      </w:r>
+      <w:r>
+        <w:rPr>
+          <w:rStyle w:val="VerbatimChar"/>
+        </w:rPr>
+        <w:t xml:space="preserve">StockagePdo</w:t>
+      </w:r>
+      <w:r>
+        <w:t xml:space="preserve">)</w:t>
+      </w:r>
+    </w:p>
+    <w:p>
+      <w:pPr>
+        <w:pStyle w:val="Compact"/>
+        <w:numPr>
+          <w:ilvl w:val="0"/>
+          <w:numId w:val="1025"/>
+        </w:numPr>
+      </w:pPr>
+      <w:r>
+        <w:t xml:space="preserve">☒ Profil de déploiement obligatoire, freins par compte, suspension du niveau 2</w:t>
+      </w:r>
+    </w:p>
+    <w:p>
+      <w:pPr>
+        <w:pStyle w:val="Compact"/>
+        <w:numPr>
+          <w:ilvl w:val="0"/>
+          <w:numId w:val="1025"/>
+        </w:numPr>
+      </w:pPr>
+      <w:r>
+        <w:t xml:space="preserve">☒ Retrait des appareils à la reprise du niveau 3, échéance de l’accord</w:t>
+      </w:r>
+    </w:p>
+    <w:p>
+      <w:pPr>
+        <w:pStyle w:val="Compact"/>
+        <w:numPr>
+          <w:ilvl w:val="0"/>
+          <w:numId w:val="1025"/>
+        </w:numPr>
+      </w:pPr>
+      <w:r>
+        <w:t xml:space="preserve">☒ Garde de la route du sel (</w:t>
+      </w:r>
+      <w:r>
+        <w:rPr>
+          <w:rStyle w:val="VerbatimChar"/>
+        </w:rPr>
+        <w:t xml:space="preserve">Recovery::selDeDerivation</w:t>
+      </w:r>
+      <w:r>
+        <w:t xml:space="preserve">)</w:t>
+      </w:r>
+    </w:p>
+    <w:p>
+      <w:pPr>
+        <w:pStyle w:val="Compact"/>
+        <w:numPr>
+          <w:ilvl w:val="0"/>
+          <w:numId w:val="1025"/>
+        </w:numPr>
+      </w:pPr>
+      <w:r>
+        <w:t xml:space="preserve">☐ Audit de sécurité externe (communauté bienvenue)</w:t>
+      </w:r>
+    </w:p>
+    <w:p>
+      <w:pPr>
+        <w:pStyle w:val="Compact"/>
+        <w:numPr>
+          <w:ilvl w:val="0"/>
+          <w:numId w:val="1025"/>
         </w:numPr>
       </w:pPr>
       <w:r>
@@ -7611,7 +8418,7 @@
         <w:pStyle w:val="Compact"/>
         <w:numPr>
           <w:ilvl w:val="0"/>
-          <w:numId w:val="1026"/>
+          <w:numId w:val="1025"/>
         </w:numPr>
       </w:pPr>
       <w:r>
@@ -7644,7 +8451,7 @@
         <w:pStyle w:val="Compact"/>
         <w:numPr>
           <w:ilvl w:val="0"/>
-          <w:numId w:val="1026"/>
+          <w:numId w:val="1025"/>
         </w:numPr>
       </w:pPr>
       <w:r>
@@ -7656,7 +8463,7 @@
         <w:pStyle w:val="Compact"/>
         <w:numPr>
           <w:ilvl w:val="0"/>
-          <w:numId w:val="1026"/>
+          <w:numId w:val="1025"/>
         </w:numPr>
       </w:pPr>
       <w:r>
@@ -7668,7 +8475,7 @@
         <w:pStyle w:val="Compact"/>
         <w:numPr>
           <w:ilvl w:val="0"/>
-          <w:numId w:val="1026"/>
+          <w:numId w:val="1025"/>
         </w:numPr>
       </w:pPr>
       <w:r>
@@ -7682,8 +8489,8 @@
         </w:pict>
       </w:r>
     </w:p>
-    <w:bookmarkEnd w:id="57"/>
-    <w:bookmarkStart w:id="58" w:name="contribuer"/>
+    <w:bookmarkEnd w:id="60"/>
+    <w:bookmarkStart w:id="61" w:name="contribuer"/>
     <w:p>
       <w:pPr>
         <w:pStyle w:val="Heading2"/>
@@ -7705,7 +8512,7 @@
         <w:pStyle w:val="Compact"/>
         <w:numPr>
           <w:ilvl w:val="0"/>
-          <w:numId w:val="1027"/>
+          <w:numId w:val="1026"/>
         </w:numPr>
       </w:pPr>
       <w:r>
@@ -7717,7 +8524,7 @@
         <w:pStyle w:val="Compact"/>
         <w:numPr>
           <w:ilvl w:val="0"/>
-          <w:numId w:val="1027"/>
+          <w:numId w:val="1026"/>
         </w:numPr>
       </w:pPr>
       <w:r>
@@ -7729,7 +8536,7 @@
         <w:pStyle w:val="Compact"/>
         <w:numPr>
           <w:ilvl w:val="0"/>
-          <w:numId w:val="1027"/>
+          <w:numId w:val="1026"/>
         </w:numPr>
       </w:pPr>
       <w:r>
@@ -7770,11 +8577,11 @@
           <w:i/>
           <w:iCs/>
         </w:rPr>
-        <w:t xml:space="preserve">SelfRecover — parce que votre identité ne devrait pas dépendre d’une boîte mail.</w:t>
-      </w:r>
-    </w:p>
-    <w:bookmarkEnd w:id="58"/>
-    <w:bookmarkEnd w:id="59"/>
+        <w:t xml:space="preserve">SelfRecover — parce que ton identité ne devrait pas dépendre d’une boîte mail.</w:t>
+      </w:r>
+    </w:p>
+    <w:bookmarkEnd w:id="61"/>
+    <w:bookmarkEnd w:id="62"/>
     <w:sectPr/>
   </w:body>
 </w:document>
@@ -8036,9 +8843,6 @@
     <w:abstractNumId w:val="991"/>
   </w:num>
   <w:num w:numId="1026">
-    <w:abstractNumId w:val="991"/>
-  </w:num>
-  <w:num w:numId="1027">
     <w:abstractNumId w:val="991"/>
   </w:num>
 </w:numbering>

--- a/bi-self/selfrecover/docs/whitepaper-fr.docx
+++ b/bi-self/selfrecover/docs/whitepaper-fr.docx
@@ -261,13 +261,7 @@
           <w:b/>
           <w:bCs/>
         </w:rPr>
-        <w:t xml:space="preserve">La vraie question que personne ne pose :</w:t>
-      </w:r>
-      <w:r>
-        <w:t xml:space="preserve"> </w:t>
-      </w:r>
-      <w:r>
-        <w:t xml:space="preserve">pourquoi un site web a-t-il besoin de ton email pour prouver que tu es toi ?</w:t>
+        <w:t xml:space="preserve">Pourquoi un site web a-t-il besoin d’un email pour établir qu’on est soi ?</w:t>
       </w:r>
     </w:p>
     <w:p>
@@ -556,7 +550,16 @@
         <w:pStyle w:val="FirstParagraph"/>
       </w:pPr>
       <w:r>
-        <w:t xml:space="preserve">Tous les hachages serveur suivent un seul profil Argon2id : 64 Mio, 4 itérations, 2 fils (</w:t>
+        <w:t xml:space="preserve">Toutes les empreintes Argon2id du serveur (</w:t>
+      </w:r>
+      <w:r>
+        <w:rPr>
+          <w:rStyle w:val="VerbatimChar"/>
+        </w:rPr>
+        <w:t xml:space="preserve">Hashing::hash</w:t>
+      </w:r>
+      <w:r>
+        <w:t xml:space="preserve">) suivent un seul profil : 64 Mio, 4 itérations, 2 fils (</w:t>
       </w:r>
       <w:r>
         <w:rPr>
@@ -565,7 +568,7 @@
         <w:t xml:space="preserve">Hashing::ARGON2</w:t>
       </w:r>
       <w:r>
-        <w:t xml:space="preserve">).</w:t>
+        <w:t xml:space="preserve">). Les codes portent en plus un index HMAC sous le sel du déploiement (§5.4), et le code de suivi du niveau 3 une empreinte SHA-256.</w:t>
       </w:r>
     </w:p>
     <w:p>
@@ -3159,7 +3162,7 @@
         <w:t xml:space="preserve">mot mémorisé</w:t>
       </w:r>
       <w:r>
-        <w:t xml:space="preserve">, dérivé HMAC côté client (le mot brut ne quitte jamais le navigateur).</w:t>
+        <w:t xml:space="preserve">, dérivé HMAC côté client (avec le dériveur livré, le mot brut ne quitte pas le navigateur).</w:t>
       </w:r>
     </w:p>
     <w:p>
@@ -3300,7 +3303,7 @@
         <w:t xml:space="preserve"> </w:t>
       </w:r>
       <w:r>
-        <w:t xml:space="preserve">(sésame) dont seule l’empreinte (SHA-256) est envoyée au serveur (anti-timing : délai forcé)</w:t>
+        <w:t xml:space="preserve">(sésame). À l’ouverture, seule son empreinte (SHA-256) part, et c’est tout ce que le serveur range ; aux étapes suivantes, le code lui-même se présente et le serveur le hache à chaque fois — un journal des corps de requête le capterait donc (anti-timing : délai forcé)</w:t>
       </w:r>
     </w:p>
     <w:p>
@@ -3580,23 +3583,7 @@
         <w:t xml:space="preserve"> </w:t>
       </w:r>
       <w:r>
-        <w:t xml:space="preserve">Ce sont des</w:t>
-      </w:r>
-      <w:r>
-        <w:t xml:space="preserve"> </w:t>
-      </w:r>
-      <w:r>
-        <w:rPr>
-          <w:b/>
-          <w:bCs/>
-        </w:rPr>
-        <w:t xml:space="preserve">faits bruts</w:t>
-      </w:r>
-      <w:r>
-        <w:t xml:space="preserve"> </w:t>
-      </w:r>
-      <w:r>
-        <w:t xml:space="preserve">: ils n’ouvrent</w:t>
+        <w:t xml:space="preserve">Ces faits n’ouvrent</w:t>
       </w:r>
       <w:r>
         <w:t xml:space="preserve"> </w:t>
@@ -5279,7 +5266,7 @@
         <w:t xml:space="preserve">ok</w:t>
       </w:r>
       <w:r>
-        <w:t xml:space="preserve">, un</w:t>
+        <w:t xml:space="preserve">. Tout refus porte un</w:t>
       </w:r>
       <w:r>
         <w:t xml:space="preserve"> </w:t>
@@ -5294,7 +5281,46 @@
         <w:t xml:space="preserve"> </w:t>
       </w:r>
       <w:r>
-        <w:t xml:space="preserve">destiné à la personne, et pour certains refus un</w:t>
+        <w:t xml:space="preserve">destiné à la personne, la plupart des succès aussi (pas</w:t>
+      </w:r>
+      <w:r>
+        <w:t xml:space="preserve"> </w:t>
+      </w:r>
+      <w:r>
+        <w:rPr>
+          <w:rStyle w:val="VerbatimChar"/>
+        </w:rPr>
+        <w:t xml:space="preserve">etat()</w:t>
+      </w:r>
+      <w:r>
+        <w:t xml:space="preserve">,</w:t>
+      </w:r>
+      <w:r>
+        <w:t xml:space="preserve"> </w:t>
+      </w:r>
+      <w:r>
+        <w:rPr>
+          <w:rStyle w:val="VerbatimChar"/>
+        </w:rPr>
+        <w:t xml:space="preserve">fil()</w:t>
+      </w:r>
+      <w:r>
+        <w:t xml:space="preserve"> </w:t>
+      </w:r>
+      <w:r>
+        <w:t xml:space="preserve">ni</w:t>
+      </w:r>
+      <w:r>
+        <w:t xml:space="preserve"> </w:t>
+      </w:r>
+      <w:r>
+        <w:rPr>
+          <w:rStyle w:val="VerbatimChar"/>
+        </w:rPr>
+        <w:t xml:space="preserve">ouvrirDefi()</w:t>
+      </w:r>
+      <w:r>
+        <w:t xml:space="preserve">), et certains refus un</w:t>
       </w:r>
       <w:r>
         <w:t xml:space="preserve"> </w:t>
@@ -5425,7 +5451,7 @@
         <w:pStyle w:val="BodyText"/>
       </w:pPr>
       <w:r>
-        <w:t xml:space="preserve">La bibliothèque ne remonte rien elle-même ; elle enregistre seulement les tentatives dont ses freins ont besoin. Ce qu’un rapport de diagnostic contient relève de l’application, qui n’y met jamais le mot de récupération (brut ou dérivé), la passphrase, le mot de passe ni les codes.</w:t>
+        <w:t xml:space="preserve">La bibliothèque ne remonte rien elle-même ; elle enregistre seulement les tentatives dont ses freins ont besoin. Ce qu’un rapport de diagnostic contient relève de l’application ; elle ne doit y mettre ni le mot de récupération (brut ou dérivé), ni la passphrase, ni le mot de passe, ni les codes.</w:t>
       </w:r>
     </w:p>
     <w:p>
@@ -5990,7 +6016,7 @@
         <w:t xml:space="preserve"> </w:t>
       </w:r>
       <w:r>
-        <w:t xml:space="preserve">ce problème par défaut — mais vérifie toujours ton</w:t>
+        <w:t xml:space="preserve">ce problème par défaut — mais</w:t>
       </w:r>
       <w:r>
         <w:t xml:space="preserve"> </w:t>
@@ -6005,7 +6031,7 @@
         <w:t xml:space="preserve"> </w:t>
       </w:r>
       <w:r>
-        <w:t xml:space="preserve">à l’installation.</w:t>
+        <w:t xml:space="preserve">se vérifie toujours à l’installation.</w:t>
       </w:r>
     </w:p>
     <w:p>
@@ -6177,7 +6203,7 @@
         <w:rPr>
           <w:rStyle w:val="StringTok"/>
         </w:rPr>
-        <w:t xml:space="preserve">"user:ta-passphrase-diceware"</w:t>
+        <w:t xml:space="preserve">"user:&lt;passphrase-diceware&gt;"</w:t>
       </w:r>
       <w:r>
         <w:rPr>
@@ -7410,7 +7436,7 @@
         <w:t xml:space="preserve">ext-pdo_sqlite</w:t>
       </w:r>
       <w:r>
-        <w:t xml:space="preserve">) ; ailleurs, les types de colonnes et trois requêtes se réécrivent (l’en-tête de</w:t>
+        <w:t xml:space="preserve">) ; ailleurs, les types de colonnes et trois constructions de l’adaptateur (quatre requêtes) se réécrivent — l’en-tête de</w:t>
       </w:r>
       <w:r>
         <w:t xml:space="preserve"> </w:t>
@@ -7425,7 +7451,7 @@
         <w:t xml:space="preserve"> </w:t>
       </w:r>
       <w:r>
-        <w:t xml:space="preserve">les nomme), ou l’intégrateur écrit son propre adaptateur de</w:t>
+        <w:t xml:space="preserve">les nomme, ou l’intégrateur écrit son propre adaptateur de</w:t>
       </w:r>
       <w:r>
         <w:t xml:space="preserve"> </w:t>
@@ -8577,7 +8603,7 @@
           <w:i/>
           <w:iCs/>
         </w:rPr>
-        <w:t xml:space="preserve">SelfRecover — parce que ton identité ne devrait pas dépendre d’une boîte mail.</w:t>
+        <w:t xml:space="preserve">SelfRecover — parce qu’une identité ne devrait pas dépendre d’une boîte mail.</w:t>
       </w:r>
     </w:p>
     <w:bookmarkEnd w:id="61"/>

--- a/bi-self/selfrecover/docs/whitepaper-fr.docx
+++ b/bi-self/selfrecover/docs/whitepaper-fr.docx
@@ -2,13 +2,13 @@
 <file path=word/document.xml><?xml version="1.0" encoding="utf-8"?>
 <w:document xmlns:w="http://schemas.openxmlformats.org/wordprocessingml/2006/main" xmlns:m="http://schemas.openxmlformats.org/officeDocument/2006/math" xmlns:r="http://schemas.openxmlformats.org/officeDocument/2006/relationships" xmlns:o="urn:schemas-microsoft-com:office:office" xmlns:v="urn:schemas-microsoft-com:vml" xmlns:w10="urn:schemas-microsoft-com:office:word" xmlns:a="http://schemas.openxmlformats.org/drawingml/2006/main" xmlns:pic="http://schemas.openxmlformats.org/drawingml/2006/picture" xmlns:wp="http://schemas.openxmlformats.org/drawingml/2006/wordprocessingDrawing">
   <w:body>
-    <w:bookmarkStart w:id="62" w:name="selfrecover-whitepaper-v1.2"/>
+    <w:bookmarkStart w:id="63" w:name="selfrecover-whitepaper-v1.3"/>
     <w:p>
       <w:pPr>
         <w:pStyle w:val="Heading1"/>
       </w:pPr>
       <w:r>
-        <w:t xml:space="preserve">SelfRecover — Whitepaper v1.2</w:t>
+        <w:t xml:space="preserve">SelfRecover — Whitepaper v1.3</w:t>
       </w:r>
     </w:p>
     <w:p>
@@ -42,7 +42,7 @@
           <w:i/>
           <w:iCs/>
         </w:rPr>
-        <w:t xml:space="preserve">Édition du 4 octobre 2026 — v1.2 — décrit SelfRecover 0.9.0</w:t>
+        <w:t xml:space="preserve">Édition du 4 octobre 2026 — v1.3 — décrit SelfRecover 0.10.0</w:t>
       </w:r>
     </w:p>
     <w:p>
@@ -362,7 +362,7 @@
         <w:t xml:space="preserve"> </w:t>
       </w:r>
       <w:r>
-        <w:t xml:space="preserve">ses recovery codes (niveau 2) et sa passphrase diceware (niveau 1). Ils sont tirés au hasard ; personne n’a à les retenir.</w:t>
+        <w:t xml:space="preserve">ses recovery codes (niveau 2) et sa passphrase diceware (niveau 1). Ils sont tirés au hasard — par le serveur, ou aux dés par l’utilisateur pour la passphrase (§5.5) ; personne n’a à les retenir.</w:t>
       </w:r>
     </w:p>
     <w:p>
@@ -488,7 +488,7 @@
         <w:t xml:space="preserve"> </w:t>
       </w:r>
       <w:r>
-        <w:t xml:space="preserve">— une passphrase diceware engendrée côté serveur (6 mots, ≈ 77,5 bits d’entropie ; une passphrase plus courte, émise avant le passage à six mots, reste valide jusqu’à son usage)</w:t>
+        <w:t xml:space="preserve">— une passphrase diceware, engendrée côté serveur ou apportée par l’utilisateur, tirée aux dés (§5.5) (6 mots au moins, ≈ 77,5 bits pour six mots tirés uniformément ; une passphrase plus courte, émise avant le passage à six mots, reste valide jusqu’à son usage)</w:t>
       </w:r>
     </w:p>
     <w:p>
@@ -2874,7 +2874,7 @@
     </w:p>
     <w:bookmarkEnd w:id="29"/>
     <w:bookmarkEnd w:id="30"/>
-    <w:bookmarkStart w:id="35" w:name="escalade-de-récupération-en-3-niveaux"/>
+    <w:bookmarkStart w:id="36" w:name="escalade-de-récupération-en-3-niveaux"/>
     <w:p>
       <w:pPr>
         <w:pStyle w:val="Heading2"/>
@@ -4104,6 +4104,249 @@
       </w:r>
       <w:r>
         <w:t xml:space="preserve">- La reprise au niveau 3 retire tous les appareils enrôlés ; les niveaux 1 et 2 ne les retirent pas.</w:t>
+      </w:r>
+    </w:p>
+    <w:bookmarkEnd w:id="34"/>
+    <w:bookmarkStart w:id="35" w:name="X57e56dcf827f901d58d096fdd80904e28c7a4ac"/>
+    <w:p>
+      <w:pPr>
+        <w:pStyle w:val="Heading3"/>
+      </w:pPr>
+      <w:r>
+        <w:t xml:space="preserve">5.5 La passphrase apportée — le choix de l’utilisateur</w:t>
+      </w:r>
+    </w:p>
+    <w:p>
+      <w:pPr>
+        <w:pStyle w:val="FirstParagraph"/>
+      </w:pPr>
+      <w:r>
+        <w:t xml:space="preserve">Partout où une passphrase est émise — l’inscription, et les renouvellements des niveaux 1, 2 et 3 —,</w:t>
+      </w:r>
+      <w:r>
+        <w:t xml:space="preserve"> </w:t>
+      </w:r>
+      <w:r>
+        <w:t xml:space="preserve">l’utilisateur peut apporter la sienne, tirée aux dés, au lieu d’en recevoir une tirée par le serveur.</w:t>
+      </w:r>
+      <w:r>
+        <w:t xml:space="preserve"> </w:t>
+      </w:r>
+      <w:r>
+        <w:t xml:space="preserve">Rien d’apporté : le serveur tire, comme avant.</w:t>
+      </w:r>
+    </w:p>
+    <w:p>
+      <w:pPr>
+        <w:pStyle w:val="Compact"/>
+        <w:numPr>
+          <w:ilvl w:val="0"/>
+          <w:numId w:val="1008"/>
+        </w:numPr>
+      </w:pPr>
+      <w:r>
+        <w:rPr>
+          <w:b/>
+          <w:bCs/>
+        </w:rPr>
+        <w:t xml:space="preserve">Le contrôle</w:t>
+      </w:r>
+      <w:r>
+        <w:t xml:space="preserve"> </w:t>
+      </w:r>
+      <w:r>
+        <w:t xml:space="preserve">(</w:t>
+      </w:r>
+      <w:r>
+        <w:rPr>
+          <w:rStyle w:val="VerbatimChar"/>
+        </w:rPr>
+        <w:t xml:space="preserve">Recovery::validerPassphraseApportee()</w:t>
+      </w:r>
+      <w:r>
+        <w:t xml:space="preserve">) : six mots au moins, chacun dans la liste</w:t>
+      </w:r>
+      <w:r>
+        <w:t xml:space="preserve"> </w:t>
+      </w:r>
+      <w:r>
+        <w:t xml:space="preserve">anglaise de l’EFF ou dans la liste française d’Arthur Pons, aucun répété, un plafond d’octets. La</w:t>
+      </w:r>
+      <w:r>
+        <w:t xml:space="preserve"> </w:t>
+      </w:r>
+      <w:r>
+        <w:t xml:space="preserve">passphrase est rangée sous une forme unique : minuscules, une espace entre les mots. C’est cette</w:t>
+      </w:r>
+      <w:r>
+        <w:t xml:space="preserve"> </w:t>
+      </w:r>
+      <w:r>
+        <w:t xml:space="preserve">forme qu’on hache, qu’on rend et qu’on fait noter, parce que la vérification ne passe pas en minuscules.</w:t>
+      </w:r>
+    </w:p>
+    <w:p>
+      <w:pPr>
+        <w:pStyle w:val="Compact"/>
+        <w:numPr>
+          <w:ilvl w:val="0"/>
+          <w:numId w:val="1008"/>
+        </w:numPr>
+      </w:pPr>
+      <w:r>
+        <w:rPr>
+          <w:b/>
+          <w:bCs/>
+        </w:rPr>
+        <w:t xml:space="preserve">Le refus</w:t>
+      </w:r>
+      <w:r>
+        <w:t xml:space="preserve"> </w:t>
+      </w:r>
+      <w:r>
+        <w:t xml:space="preserve">dit la position d’un mot, jamais le mot. Il est jugé avant tout frein, sans trace ni</w:t>
+      </w:r>
+      <w:r>
+        <w:t xml:space="preserve"> </w:t>
+      </w:r>
+      <w:r>
+        <w:t xml:space="preserve">délai : il ne dépend que de la saisie, pas du compte, et le tracer laisserait n’importe qui charger</w:t>
+      </w:r>
+      <w:r>
+        <w:t xml:space="preserve"> </w:t>
+      </w:r>
+      <w:r>
+        <w:t xml:space="preserve">le frein d’un autre. Il ne consomme ni le code du niveau 2, ni le dossier du niveau 3.</w:t>
+      </w:r>
+    </w:p>
+    <w:p>
+      <w:pPr>
+        <w:pStyle w:val="Compact"/>
+        <w:numPr>
+          <w:ilvl w:val="0"/>
+          <w:numId w:val="1008"/>
+        </w:numPr>
+      </w:pPr>
+      <w:r>
+        <w:rPr>
+          <w:b/>
+          <w:bCs/>
+        </w:rPr>
+        <w:t xml:space="preserve">L’ancienne passphrase ne revient pas</w:t>
+      </w:r>
+      <w:r>
+        <w:t xml:space="preserve"> </w:t>
+      </w:r>
+      <w:r>
+        <w:t xml:space="preserve">: à chaque niveau, une passphrase apportée égale à celle</w:t>
+      </w:r>
+      <w:r>
+        <w:t xml:space="preserve"> </w:t>
+      </w:r>
+      <w:r>
+        <w:t xml:space="preserve">qu’elle remplace est refusée. Au niveau 3, elle ne peut pas non plus égaler le mot de passe choisi.</w:t>
+      </w:r>
+    </w:p>
+    <w:p>
+      <w:pPr>
+        <w:pStyle w:val="Compact"/>
+        <w:numPr>
+          <w:ilvl w:val="0"/>
+          <w:numId w:val="1008"/>
+        </w:numPr>
+      </w:pPr>
+      <w:r>
+        <w:rPr>
+          <w:b/>
+          <w:bCs/>
+        </w:rPr>
+        <w:t xml:space="preserve">Ce que le contrôle ne mesure pas : le hasard.</w:t>
+      </w:r>
+      <w:r>
+        <w:t xml:space="preserve"> </w:t>
+      </w:r>
+      <w:r>
+        <w:t xml:space="preserve">Six mots choisis de tête passent, et ne valent pas</w:t>
+      </w:r>
+      <w:r>
+        <w:t xml:space="preserve"> </w:t>
+      </w:r>
+      <w:r>
+        <w:t xml:space="preserve">six mots tirés. La même passphrase scelle la serrure « passphrase » du coffre SelfDataGuard, qu’on</w:t>
+      </w:r>
+      <w:r>
+        <w:t xml:space="preserve"> </w:t>
+      </w:r>
+      <w:r>
+        <w:t xml:space="preserve">attaque hors ligne : une passphrase devinable y devient la porte la moins chère.</w:t>
+      </w:r>
+    </w:p>
+    <w:p>
+      <w:pPr>
+        <w:pStyle w:val="FirstParagraph"/>
+      </w:pPr>
+      <w:r>
+        <w:t xml:space="preserve">À l’inscription, qui appartient à l’application, celle-ci passe la saisie au contrôle et hache la</w:t>
+      </w:r>
+      <w:r>
+        <w:t xml:space="preserve"> </w:t>
+      </w:r>
+      <w:r>
+        <w:t xml:space="preserve">forme rendue. Aux renouvellements, elle la passe en</w:t>
+      </w:r>
+      <w:r>
+        <w:t xml:space="preserve"> </w:t>
+      </w:r>
+      <w:r>
+        <w:rPr>
+          <w:rStyle w:val="VerbatimChar"/>
+        </w:rPr>
+        <w:t xml:space="preserve">nouvellePassphrase</w:t>
+      </w:r>
+      <w:r>
+        <w:t xml:space="preserve"> </w:t>
+      </w:r>
+      <w:r>
+        <w:t xml:space="preserve">à</w:t>
+      </w:r>
+      <w:r>
+        <w:t xml:space="preserve"> </w:t>
+      </w:r>
+      <w:r>
+        <w:rPr>
+          <w:rStyle w:val="VerbatimChar"/>
+        </w:rPr>
+        <w:t xml:space="preserve">parPassphrase()</w:t>
+      </w:r>
+      <w:r>
+        <w:t xml:space="preserve">,</w:t>
+      </w:r>
+      <w:r>
+        <w:t xml:space="preserve"> </w:t>
+      </w:r>
+      <w:r>
+        <w:rPr>
+          <w:rStyle w:val="VerbatimChar"/>
+        </w:rPr>
+        <w:t xml:space="preserve">parCode()</w:t>
+      </w:r>
+      <w:r>
+        <w:t xml:space="preserve"> </w:t>
+      </w:r>
+      <w:r>
+        <w:t xml:space="preserve">ou</w:t>
+      </w:r>
+      <w:r>
+        <w:t xml:space="preserve"> </w:t>
+      </w:r>
+      <w:r>
+        <w:rPr>
+          <w:rStyle w:val="VerbatimChar"/>
+        </w:rPr>
+        <w:t xml:space="preserve">Escalade::reEnroler()</w:t>
+      </w:r>
+      <w:r>
+        <w:t xml:space="preserve">.</w:t>
       </w:r>
     </w:p>
     <w:p>
@@ -4113,9 +4356,9 @@
         </w:pict>
       </w:r>
     </w:p>
-    <w:bookmarkEnd w:id="34"/>
     <w:bookmarkEnd w:id="35"/>
-    <w:bookmarkStart w:id="38" w:name="système-de-litiges-et-interface-admin"/>
+    <w:bookmarkEnd w:id="36"/>
+    <w:bookmarkStart w:id="39" w:name="système-de-litiges-et-interface-admin"/>
     <w:p>
       <w:pPr>
         <w:pStyle w:val="Heading2"/>
@@ -4158,7 +4401,7 @@
         <w:pStyle w:val="Compact"/>
         <w:numPr>
           <w:ilvl w:val="0"/>
-          <w:numId w:val="1008"/>
+          <w:numId w:val="1009"/>
         </w:numPr>
       </w:pPr>
       <w:r>
@@ -4240,7 +4483,7 @@
         <w:pStyle w:val="Compact"/>
         <w:numPr>
           <w:ilvl w:val="0"/>
-          <w:numId w:val="1008"/>
+          <w:numId w:val="1009"/>
         </w:numPr>
       </w:pPr>
       <w:r>
@@ -4252,7 +4495,7 @@
         <w:pStyle w:val="Compact"/>
         <w:numPr>
           <w:ilvl w:val="0"/>
-          <w:numId w:val="1008"/>
+          <w:numId w:val="1009"/>
         </w:numPr>
       </w:pPr>
       <w:r>
@@ -4264,7 +4507,7 @@
         <w:pStyle w:val="Compact"/>
         <w:numPr>
           <w:ilvl w:val="0"/>
-          <w:numId w:val="1008"/>
+          <w:numId w:val="1009"/>
         </w:numPr>
       </w:pPr>
       <w:r>
@@ -4293,7 +4536,7 @@
         <w:t xml:space="preserve">. C’est au déploiement de l’appeler, par une tâche planifiée.</w:t>
       </w:r>
     </w:p>
-    <w:bookmarkStart w:id="36" w:name="clôture-du-litige-décision-admin"/>
+    <w:bookmarkStart w:id="37" w:name="clôture-du-litige-décision-admin"/>
     <w:p>
       <w:pPr>
         <w:pStyle w:val="Heading3"/>
@@ -4327,7 +4570,7 @@
         <w:pStyle w:val="Compact"/>
         <w:numPr>
           <w:ilvl w:val="0"/>
-          <w:numId w:val="1009"/>
+          <w:numId w:val="1010"/>
         </w:numPr>
       </w:pPr>
       <w:r>
@@ -4339,7 +4582,7 @@
         <w:pStyle w:val="Compact"/>
         <w:numPr>
           <w:ilvl w:val="0"/>
-          <w:numId w:val="1009"/>
+          <w:numId w:val="1010"/>
         </w:numPr>
       </w:pPr>
       <w:r>
@@ -4379,7 +4622,7 @@
         <w:pStyle w:val="Compact"/>
         <w:numPr>
           <w:ilvl w:val="0"/>
-          <w:numId w:val="1009"/>
+          <w:numId w:val="1010"/>
         </w:numPr>
       </w:pPr>
       <w:r>
@@ -4399,7 +4642,7 @@
         <w:t xml:space="preserve"> </w:t>
       </w:r>
       <w:r>
-        <w:t xml:space="preserve">son mot de passe et son mot mémorisé depuis sa page de récupération (modèle de ré-enrôlement). Le mot de passe fait entre 12 et 4 096 caractères ; il est soumis en clair, et le serveur le range sans l’émettre. Le navigateur engendre un nouveau sel et dérive le mot mémorisé, qui n’arrive jamais en clair. Le serveur engendre une passphrase et 10 codes neufs, affichés une fois, coupe les sessions et retire tous les appareils enrôlés — le titulaire réenrôle celui qu’il utilise. Le dossier passe en</w:t>
+        <w:t xml:space="preserve">son mot de passe et son mot mémorisé depuis sa page de récupération (modèle de ré-enrôlement). Le mot de passe fait entre 12 et 4 096 caractères ; il est soumis en clair, et le serveur le range sans l’émettre. Le navigateur engendre un nouveau sel et dérive le mot mémorisé, qui n’arrive jamais en clair. Le serveur engendre 10 codes neufs, et une passphrase si le titulaire n’apporte pas la sienne (§5.5), affichés une fois, coupe les sessions et retire tous les appareils enrôlés — le titulaire réenrôle celui qu’il utilise. Le dossier passe en</w:t>
       </w:r>
       <w:r>
         <w:t xml:space="preserve"> </w:t>
@@ -4434,7 +4677,7 @@
         <w:pStyle w:val="Compact"/>
         <w:numPr>
           <w:ilvl w:val="0"/>
-          <w:numId w:val="1010"/>
+          <w:numId w:val="1011"/>
         </w:numPr>
       </w:pPr>
       <w:r>
@@ -4446,7 +4689,7 @@
         <w:pStyle w:val="Compact"/>
         <w:numPr>
           <w:ilvl w:val="0"/>
-          <w:numId w:val="1010"/>
+          <w:numId w:val="1011"/>
         </w:numPr>
       </w:pPr>
       <w:r>
@@ -4470,7 +4713,7 @@
         <w:pStyle w:val="Compact"/>
         <w:numPr>
           <w:ilvl w:val="0"/>
-          <w:numId w:val="1010"/>
+          <w:numId w:val="1011"/>
         </w:numPr>
       </w:pPr>
       <w:r>
@@ -4492,7 +4735,7 @@
         <w:pStyle w:val="Compact"/>
         <w:numPr>
           <w:ilvl w:val="0"/>
-          <w:numId w:val="1010"/>
+          <w:numId w:val="1011"/>
         </w:numPr>
       </w:pPr>
       <w:r>
@@ -4606,8 +4849,8 @@
         <w:t xml:space="preserve">, pas sur les dépôts : trois soumissions dans un même dossier restent un seul refus, sinon l’insistance d’un titulaire honnête déclencherait le gel aussi vite qu’une campagne hostile.</w:t>
       </w:r>
     </w:p>
-    <w:bookmarkEnd w:id="36"/>
-    <w:bookmarkStart w:id="37" w:name="Xf980310a96f132d7f3040d3713e500a45d1d461"/>
+    <w:bookmarkEnd w:id="37"/>
+    <w:bookmarkStart w:id="38" w:name="Xf980310a96f132d7f3040d3713e500a45d1d461"/>
     <w:p>
       <w:pPr>
         <w:pStyle w:val="Heading3"/>
@@ -5098,9 +5341,9 @@
         </w:pict>
       </w:r>
     </w:p>
-    <w:bookmarkEnd w:id="37"/>
     <w:bookmarkEnd w:id="38"/>
-    <w:bookmarkStart w:id="39" w:name="détection-anti-abus"/>
+    <w:bookmarkEnd w:id="39"/>
+    <w:bookmarkStart w:id="40" w:name="détection-anti-abus"/>
     <w:p>
       <w:pPr>
         <w:pStyle w:val="Heading2"/>
@@ -5126,7 +5369,7 @@
         <w:pStyle w:val="Compact"/>
         <w:numPr>
           <w:ilvl w:val="0"/>
-          <w:numId w:val="1011"/>
+          <w:numId w:val="1012"/>
         </w:numPr>
       </w:pPr>
       <w:r>
@@ -5157,7 +5400,7 @@
         <w:pStyle w:val="Compact"/>
         <w:numPr>
           <w:ilvl w:val="0"/>
-          <w:numId w:val="1011"/>
+          <w:numId w:val="1012"/>
         </w:numPr>
       </w:pPr>
       <w:r>
@@ -5179,7 +5422,7 @@
         <w:pStyle w:val="Compact"/>
         <w:numPr>
           <w:ilvl w:val="0"/>
-          <w:numId w:val="1011"/>
+          <w:numId w:val="1012"/>
         </w:numPr>
       </w:pPr>
       <w:r>
@@ -5239,8 +5482,8 @@
         </w:pict>
       </w:r>
     </w:p>
-    <w:bookmarkEnd w:id="39"/>
-    <w:bookmarkStart w:id="40" w:name="ce-que-rend-la-bibliothèque"/>
+    <w:bookmarkEnd w:id="40"/>
+    <w:bookmarkStart w:id="41" w:name="ce-que-rend-la-bibliothèque"/>
     <w:p>
       <w:pPr>
         <w:pStyle w:val="Heading2"/>
@@ -5461,8 +5704,8 @@
         </w:pict>
       </w:r>
     </w:p>
-    <w:bookmarkEnd w:id="40"/>
-    <w:bookmarkStart w:id="41" w:name="protection-contre-les-attaques-actives"/>
+    <w:bookmarkEnd w:id="41"/>
+    <w:bookmarkStart w:id="42" w:name="protection-contre-les-attaques-actives"/>
     <w:p>
       <w:pPr>
         <w:pStyle w:val="Heading2"/>
@@ -5538,7 +5781,7 @@
         <w:pStyle w:val="Compact"/>
         <w:numPr>
           <w:ilvl w:val="0"/>
-          <w:numId w:val="1012"/>
+          <w:numId w:val="1013"/>
         </w:numPr>
       </w:pPr>
       <w:r>
@@ -5560,7 +5803,7 @@
         <w:pStyle w:val="Compact"/>
         <w:numPr>
           <w:ilvl w:val="0"/>
-          <w:numId w:val="1012"/>
+          <w:numId w:val="1013"/>
         </w:numPr>
       </w:pPr>
       <w:r>
@@ -5582,7 +5825,7 @@
         <w:pStyle w:val="Compact"/>
         <w:numPr>
           <w:ilvl w:val="1"/>
-          <w:numId w:val="1013"/>
+          <w:numId w:val="1014"/>
         </w:numPr>
       </w:pPr>
       <w:r>
@@ -5594,7 +5837,7 @@
         <w:pStyle w:val="Compact"/>
         <w:numPr>
           <w:ilvl w:val="1"/>
-          <w:numId w:val="1013"/>
+          <w:numId w:val="1014"/>
         </w:numPr>
       </w:pPr>
       <w:r>
@@ -5606,7 +5849,7 @@
         <w:pStyle w:val="Compact"/>
         <w:numPr>
           <w:ilvl w:val="1"/>
-          <w:numId w:val="1013"/>
+          <w:numId w:val="1014"/>
         </w:numPr>
       </w:pPr>
       <w:r>
@@ -5643,8 +5886,8 @@
         </w:pict>
       </w:r>
     </w:p>
-    <w:bookmarkEnd w:id="41"/>
-    <w:bookmarkStart w:id="46" w:name="modèle-de-menaces-et-limites"/>
+    <w:bookmarkEnd w:id="42"/>
+    <w:bookmarkStart w:id="47" w:name="modèle-de-menaces-et-limites"/>
     <w:p>
       <w:pPr>
         <w:pStyle w:val="Heading2"/>
@@ -5653,7 +5896,7 @@
         <w:t xml:space="preserve">10. Modèle de menaces et limites</w:t>
       </w:r>
     </w:p>
-    <w:bookmarkStart w:id="42" w:name="menaces-traitées"/>
+    <w:bookmarkStart w:id="43" w:name="menaces-traitées"/>
     <w:p>
       <w:pPr>
         <w:pStyle w:val="Heading3"/>
@@ -5667,7 +5910,7 @@
         <w:pStyle w:val="Compact"/>
         <w:numPr>
           <w:ilvl w:val="0"/>
-          <w:numId w:val="1014"/>
+          <w:numId w:val="1015"/>
         </w:numPr>
       </w:pPr>
       <w:r>
@@ -5716,7 +5959,7 @@
         <w:pStyle w:val="Compact"/>
         <w:numPr>
           <w:ilvl w:val="0"/>
-          <w:numId w:val="1014"/>
+          <w:numId w:val="1015"/>
         </w:numPr>
       </w:pPr>
       <w:r>
@@ -5738,7 +5981,7 @@
         <w:pStyle w:val="Compact"/>
         <w:numPr>
           <w:ilvl w:val="0"/>
-          <w:numId w:val="1014"/>
+          <w:numId w:val="1015"/>
         </w:numPr>
       </w:pPr>
       <w:r>
@@ -5760,7 +6003,7 @@
         <w:pStyle w:val="Compact"/>
         <w:numPr>
           <w:ilvl w:val="0"/>
-          <w:numId w:val="1014"/>
+          <w:numId w:val="1015"/>
         </w:numPr>
       </w:pPr>
       <w:r>
@@ -5782,7 +6025,7 @@
         <w:pStyle w:val="Compact"/>
         <w:numPr>
           <w:ilvl w:val="0"/>
-          <w:numId w:val="1014"/>
+          <w:numId w:val="1015"/>
         </w:numPr>
       </w:pPr>
       <w:r>
@@ -5804,7 +6047,7 @@
         <w:pStyle w:val="Compact"/>
         <w:numPr>
           <w:ilvl w:val="0"/>
-          <w:numId w:val="1014"/>
+          <w:numId w:val="1015"/>
         </w:numPr>
       </w:pPr>
       <w:r>
@@ -5839,7 +6082,7 @@
         <w:pStyle w:val="Compact"/>
         <w:numPr>
           <w:ilvl w:val="0"/>
-          <w:numId w:val="1014"/>
+          <w:numId w:val="1015"/>
         </w:numPr>
       </w:pPr>
       <w:r>
@@ -5856,8 +6099,8 @@
         <w:t xml:space="preserve">— la bibliothèque n’offre aucun renommage de compte ; verrouiller le nom après l’inscription revient à l’application</w:t>
       </w:r>
     </w:p>
-    <w:bookmarkEnd w:id="42"/>
-    <w:bookmarkStart w:id="43" w:name="critique-accès-root-serveur-sudo"/>
+    <w:bookmarkEnd w:id="43"/>
+    <w:bookmarkStart w:id="44" w:name="critique-accès-root-serveur-sudo"/>
     <w:p>
       <w:pPr>
         <w:pStyle w:val="Heading3"/>
@@ -5916,7 +6159,7 @@
         <w:pStyle w:val="Compact"/>
         <w:numPr>
           <w:ilvl w:val="0"/>
-          <w:numId w:val="1015"/>
+          <w:numId w:val="1016"/>
         </w:numPr>
       </w:pPr>
       <w:r>
@@ -6039,7 +6282,7 @@
         <w:pStyle w:val="Compact"/>
         <w:numPr>
           <w:ilvl w:val="0"/>
-          <w:numId w:val="1015"/>
+          <w:numId w:val="1016"/>
         </w:numPr>
       </w:pPr>
       <w:r>
@@ -6051,7 +6294,7 @@
         <w:pStyle w:val="Compact"/>
         <w:numPr>
           <w:ilvl w:val="0"/>
-          <w:numId w:val="1015"/>
+          <w:numId w:val="1016"/>
         </w:numPr>
       </w:pPr>
       <w:r>
@@ -6083,7 +6326,7 @@
         <w:pStyle w:val="Compact"/>
         <w:numPr>
           <w:ilvl w:val="0"/>
-          <w:numId w:val="1016"/>
+          <w:numId w:val="1017"/>
         </w:numPr>
       </w:pPr>
       <w:r>
@@ -6110,7 +6353,7 @@
         <w:pStyle w:val="Compact"/>
         <w:numPr>
           <w:ilvl w:val="0"/>
-          <w:numId w:val="1016"/>
+          <w:numId w:val="1017"/>
         </w:numPr>
       </w:pPr>
       <w:r>
@@ -6122,7 +6365,7 @@
         <w:pStyle w:val="Compact"/>
         <w:numPr>
           <w:ilvl w:val="0"/>
-          <w:numId w:val="1016"/>
+          <w:numId w:val="1017"/>
         </w:numPr>
       </w:pPr>
       <w:r>
@@ -6143,7 +6386,7 @@
         <w:pStyle w:val="Compact"/>
         <w:numPr>
           <w:ilvl w:val="0"/>
-          <w:numId w:val="1016"/>
+          <w:numId w:val="1017"/>
         </w:numPr>
       </w:pPr>
       <w:r>
@@ -6155,7 +6398,7 @@
         <w:pStyle w:val="Compact"/>
         <w:numPr>
           <w:ilvl w:val="0"/>
-          <w:numId w:val="1016"/>
+          <w:numId w:val="1017"/>
         </w:numPr>
       </w:pPr>
       <w:r>
@@ -6368,8 +6611,8 @@
         <w:t xml:space="preserve">Cette règle est non négociable.</w:t>
       </w:r>
     </w:p>
-    <w:bookmarkEnd w:id="43"/>
-    <w:bookmarkStart w:id="44" w:name="X431d86f310e279d04794dff877fe5f5f107386c"/>
+    <w:bookmarkEnd w:id="44"/>
+    <w:bookmarkStart w:id="45" w:name="X431d86f310e279d04794dff877fe5f5f107386c"/>
     <w:p>
       <w:pPr>
         <w:pStyle w:val="Heading3"/>
@@ -6511,7 +6754,7 @@
         <w:pStyle w:val="Compact"/>
         <w:numPr>
           <w:ilvl w:val="0"/>
-          <w:numId w:val="1017"/>
+          <w:numId w:val="1018"/>
         </w:numPr>
       </w:pPr>
       <w:r>
@@ -6523,7 +6766,7 @@
         <w:pStyle w:val="Compact"/>
         <w:numPr>
           <w:ilvl w:val="0"/>
-          <w:numId w:val="1017"/>
+          <w:numId w:val="1018"/>
         </w:numPr>
       </w:pPr>
       <w:r>
@@ -6559,7 +6802,7 @@
         <w:pStyle w:val="Compact"/>
         <w:numPr>
           <w:ilvl w:val="0"/>
-          <w:numId w:val="1017"/>
+          <w:numId w:val="1018"/>
         </w:numPr>
       </w:pPr>
       <w:r>
@@ -6571,7 +6814,7 @@
         <w:pStyle w:val="Compact"/>
         <w:numPr>
           <w:ilvl w:val="0"/>
-          <w:numId w:val="1017"/>
+          <w:numId w:val="1018"/>
         </w:numPr>
       </w:pPr>
       <w:r>
@@ -6596,8 +6839,8 @@
         <w:t xml:space="preserve">Ce n’est pas une faille — c’est le contrat fondamental de tout système de sécurité basé sur un secret.</w:t>
       </w:r>
     </w:p>
-    <w:bookmarkEnd w:id="44"/>
-    <w:bookmarkStart w:id="45" w:name="autres-limites-par-conception"/>
+    <w:bookmarkEnd w:id="45"/>
+    <w:bookmarkStart w:id="46" w:name="autres-limites-par-conception"/>
     <w:p>
       <w:pPr>
         <w:pStyle w:val="Heading3"/>
@@ -6611,11 +6854,23 @@
         <w:pStyle w:val="Compact"/>
         <w:numPr>
           <w:ilvl w:val="0"/>
-          <w:numId w:val="1018"/>
+          <w:numId w:val="1019"/>
         </w:numPr>
       </w:pPr>
       <w:r>
         <w:t xml:space="preserve">Si l’utilisateur a oublié son mot mémorisé et perdu sa passphrase, il ne reste que le niveau 3 : un arbitre humain. S’il refuse, il n’y a pas d’autre recours ; un nouveau dossier reste possible jusqu’au gel de 7 jours, au 3ᵉ refus en 30 jours</w:t>
+      </w:r>
+    </w:p>
+    <w:p>
+      <w:pPr>
+        <w:pStyle w:val="Compact"/>
+        <w:numPr>
+          <w:ilvl w:val="0"/>
+          <w:numId w:val="1019"/>
+        </w:numPr>
+      </w:pPr>
+      <w:r>
+        <w:t xml:space="preserve">Une passphrase apportée ne vaut que le hasard de ses dés, que la bibliothèque ne peut pas vérifier (§5.5)</w:t>
       </w:r>
     </w:p>
     <w:p>
@@ -6633,9 +6888,9 @@
         </w:pict>
       </w:r>
     </w:p>
-    <w:bookmarkEnd w:id="45"/>
     <w:bookmarkEnd w:id="46"/>
-    <w:bookmarkStart w:id="52" w:name="checklist-de-sécurité-au-déploiement"/>
+    <w:bookmarkEnd w:id="47"/>
+    <w:bookmarkStart w:id="53" w:name="checklist-de-sécurité-au-déploiement"/>
     <w:p>
       <w:pPr>
         <w:pStyle w:val="Heading2"/>
@@ -6668,7 +6923,7 @@
         <w:t xml:space="preserve">avant tout déploiement en production.</w:t>
       </w:r>
     </w:p>
-    <w:bookmarkStart w:id="47" w:name="accès-serveur"/>
+    <w:bookmarkStart w:id="48" w:name="accès-serveur"/>
     <w:p>
       <w:pPr>
         <w:pStyle w:val="Heading3"/>
@@ -6682,7 +6937,7 @@
         <w:pStyle w:val="Compact"/>
         <w:numPr>
           <w:ilvl w:val="0"/>
-          <w:numId w:val="1019"/>
+          <w:numId w:val="1020"/>
         </w:numPr>
       </w:pPr>
       <w:r>
@@ -6709,7 +6964,7 @@
         <w:pStyle w:val="Compact"/>
         <w:numPr>
           <w:ilvl w:val="0"/>
-          <w:numId w:val="1019"/>
+          <w:numId w:val="1020"/>
         </w:numPr>
       </w:pPr>
       <w:r>
@@ -6730,15 +6985,15 @@
         <w:pStyle w:val="Compact"/>
         <w:numPr>
           <w:ilvl w:val="0"/>
-          <w:numId w:val="1019"/>
+          <w:numId w:val="1020"/>
         </w:numPr>
       </w:pPr>
       <w:r>
         <w:t xml:space="preserve">☐ Firewall actif (UFW / iptables) — exposer uniquement les ports 80, 443 et SSH</w:t>
       </w:r>
     </w:p>
-    <w:bookmarkEnd w:id="47"/>
-    <w:bookmarkStart w:id="48" w:name="base-de-données"/>
+    <w:bookmarkEnd w:id="48"/>
+    <w:bookmarkStart w:id="49" w:name="base-de-données"/>
     <w:p>
       <w:pPr>
         <w:pStyle w:val="Heading3"/>
@@ -6752,7 +7007,7 @@
         <w:pStyle w:val="Compact"/>
         <w:numPr>
           <w:ilvl w:val="0"/>
-          <w:numId w:val="1020"/>
+          <w:numId w:val="1021"/>
         </w:numPr>
       </w:pPr>
       <w:r>
@@ -6764,7 +7019,7 @@
         <w:pStyle w:val="Compact"/>
         <w:numPr>
           <w:ilvl w:val="0"/>
-          <w:numId w:val="1020"/>
+          <w:numId w:val="1021"/>
         </w:numPr>
       </w:pPr>
       <w:r>
@@ -6848,7 +7103,7 @@
         <w:pStyle w:val="Compact"/>
         <w:numPr>
           <w:ilvl w:val="0"/>
-          <w:numId w:val="1020"/>
+          <w:numId w:val="1021"/>
         </w:numPr>
       </w:pPr>
       <w:r>
@@ -6860,7 +7115,7 @@
         <w:pStyle w:val="Compact"/>
         <w:numPr>
           <w:ilvl w:val="0"/>
-          <w:numId w:val="1020"/>
+          <w:numId w:val="1021"/>
         </w:numPr>
       </w:pPr>
       <w:r>
@@ -6872,15 +7127,15 @@
         <w:pStyle w:val="Compact"/>
         <w:numPr>
           <w:ilvl w:val="0"/>
-          <w:numId w:val="1020"/>
+          <w:numId w:val="1021"/>
         </w:numPr>
       </w:pPr>
       <w:r>
         <w:t xml:space="preserve">☐ Stockage des backups isolé du web root — pas accessible via HTTP</w:t>
       </w:r>
     </w:p>
-    <w:bookmarkEnd w:id="48"/>
-    <w:bookmarkStart w:id="49" w:name="application"/>
+    <w:bookmarkEnd w:id="49"/>
+    <w:bookmarkStart w:id="50" w:name="application"/>
     <w:p>
       <w:pPr>
         <w:pStyle w:val="Heading3"/>
@@ -6894,7 +7149,7 @@
         <w:pStyle w:val="Compact"/>
         <w:numPr>
           <w:ilvl w:val="0"/>
-          <w:numId w:val="1021"/>
+          <w:numId w:val="1022"/>
         </w:numPr>
       </w:pPr>
       <w:r>
@@ -6921,7 +7176,7 @@
         <w:pStyle w:val="Compact"/>
         <w:numPr>
           <w:ilvl w:val="0"/>
-          <w:numId w:val="1021"/>
+          <w:numId w:val="1022"/>
         </w:numPr>
       </w:pPr>
       <w:r>
@@ -6948,7 +7203,7 @@
         <w:pStyle w:val="Compact"/>
         <w:numPr>
           <w:ilvl w:val="0"/>
-          <w:numId w:val="1021"/>
+          <w:numId w:val="1022"/>
         </w:numPr>
       </w:pPr>
       <w:r>
@@ -6960,7 +7215,7 @@
         <w:pStyle w:val="Compact"/>
         <w:numPr>
           <w:ilvl w:val="0"/>
-          <w:numId w:val="1021"/>
+          <w:numId w:val="1022"/>
         </w:numPr>
       </w:pPr>
       <w:r>
@@ -7005,15 +7260,15 @@
         <w:pStyle w:val="Compact"/>
         <w:numPr>
           <w:ilvl w:val="0"/>
-          <w:numId w:val="1021"/>
+          <w:numId w:val="1022"/>
         </w:numPr>
       </w:pPr>
       <w:r>
         <w:t xml:space="preserve">☐ Scripts init et migration bloqués en production (deny all ou supprimer)</w:t>
       </w:r>
     </w:p>
-    <w:bookmarkEnd w:id="49"/>
-    <w:bookmarkStart w:id="50" w:name="monitoring"/>
+    <w:bookmarkEnd w:id="50"/>
+    <w:bookmarkStart w:id="51" w:name="monitoring"/>
     <w:p>
       <w:pPr>
         <w:pStyle w:val="Heading3"/>
@@ -7027,7 +7282,7 @@
         <w:pStyle w:val="Compact"/>
         <w:numPr>
           <w:ilvl w:val="0"/>
-          <w:numId w:val="1022"/>
+          <w:numId w:val="1023"/>
         </w:numPr>
       </w:pPr>
       <w:r>
@@ -7039,7 +7294,7 @@
         <w:pStyle w:val="Compact"/>
         <w:numPr>
           <w:ilvl w:val="0"/>
-          <w:numId w:val="1022"/>
+          <w:numId w:val="1023"/>
         </w:numPr>
       </w:pPr>
       <w:r>
@@ -7051,15 +7306,15 @@
         <w:pStyle w:val="Compact"/>
         <w:numPr>
           <w:ilvl w:val="0"/>
-          <w:numId w:val="1022"/>
+          <w:numId w:val="1023"/>
         </w:numPr>
       </w:pPr>
       <w:r>
         <w:t xml:space="preserve">☐ Vérification automatisée des backups (test de restauration périodique)</w:t>
       </w:r>
     </w:p>
-    <w:bookmarkEnd w:id="50"/>
-    <w:bookmarkStart w:id="51" w:name="intégration-de-la-bibliothèque"/>
+    <w:bookmarkEnd w:id="51"/>
+    <w:bookmarkStart w:id="52" w:name="intégration-de-la-bibliothèque"/>
     <w:p>
       <w:pPr>
         <w:pStyle w:val="Heading3"/>
@@ -7073,7 +7328,7 @@
         <w:pStyle w:val="Compact"/>
         <w:numPr>
           <w:ilvl w:val="0"/>
-          <w:numId w:val="1023"/>
+          <w:numId w:val="1024"/>
         </w:numPr>
       </w:pPr>
       <w:r>
@@ -7115,7 +7370,7 @@
         <w:pStyle w:val="Compact"/>
         <w:numPr>
           <w:ilvl w:val="0"/>
-          <w:numId w:val="1023"/>
+          <w:numId w:val="1024"/>
         </w:numPr>
       </w:pPr>
       <w:r>
@@ -7127,7 +7382,7 @@
         <w:pStyle w:val="Compact"/>
         <w:numPr>
           <w:ilvl w:val="0"/>
-          <w:numId w:val="1023"/>
+          <w:numId w:val="1024"/>
         </w:numPr>
       </w:pPr>
       <w:r>
@@ -7151,7 +7406,7 @@
         <w:pStyle w:val="Compact"/>
         <w:numPr>
           <w:ilvl w:val="0"/>
-          <w:numId w:val="1023"/>
+          <w:numId w:val="1024"/>
         </w:numPr>
       </w:pPr>
       <w:r>
@@ -7172,7 +7427,7 @@
         <w:pStyle w:val="Compact"/>
         <w:numPr>
           <w:ilvl w:val="0"/>
-          <w:numId w:val="1023"/>
+          <w:numId w:val="1024"/>
         </w:numPr>
       </w:pPr>
       <w:r>
@@ -7226,7 +7481,7 @@
         <w:pStyle w:val="Compact"/>
         <w:numPr>
           <w:ilvl w:val="0"/>
-          <w:numId w:val="1023"/>
+          <w:numId w:val="1024"/>
         </w:numPr>
       </w:pPr>
       <w:r>
@@ -7253,7 +7508,7 @@
         <w:pStyle w:val="Compact"/>
         <w:numPr>
           <w:ilvl w:val="0"/>
-          <w:numId w:val="1023"/>
+          <w:numId w:val="1024"/>
         </w:numPr>
       </w:pPr>
       <w:r>
@@ -7265,7 +7520,7 @@
         <w:pStyle w:val="Compact"/>
         <w:numPr>
           <w:ilvl w:val="0"/>
-          <w:numId w:val="1023"/>
+          <w:numId w:val="1024"/>
         </w:numPr>
       </w:pPr>
       <w:r>
@@ -7285,6 +7540,45 @@
       </w:r>
       <w:r>
         <w:t xml:space="preserve">avec l’hôte de dérivation</w:t>
+      </w:r>
+    </w:p>
+    <w:p>
+      <w:pPr>
+        <w:pStyle w:val="Compact"/>
+        <w:numPr>
+          <w:ilvl w:val="0"/>
+          <w:numId w:val="1024"/>
+        </w:numPr>
+      </w:pPr>
+      <w:r>
+        <w:t xml:space="preserve">☐ Passphrase apportée : passer la saisie à</w:t>
+      </w:r>
+      <w:r>
+        <w:t xml:space="preserve"> </w:t>
+      </w:r>
+      <w:r>
+        <w:rPr>
+          <w:rStyle w:val="VerbatimChar"/>
+        </w:rPr>
+        <w:t xml:space="preserve">Recovery::validerPassphraseApportee()</w:t>
+      </w:r>
+      <w:r>
+        <w:t xml:space="preserve">, hacher et afficher la forme rendue, poser</w:t>
+      </w:r>
+      <w:r>
+        <w:t xml:space="preserve"> </w:t>
+      </w:r>
+      <w:r>
+        <w:rPr>
+          <w:rStyle w:val="VerbatimChar"/>
+        </w:rPr>
+        <w:t xml:space="preserve">autocapitalize="none"</w:t>
+      </w:r>
+      <w:r>
+        <w:t xml:space="preserve"> </w:t>
+      </w:r>
+      <w:r>
+        <w:t xml:space="preserve">sur les champs passphrase</w:t>
       </w:r>
     </w:p>
     <w:p>
@@ -7302,9 +7596,9 @@
         </w:pict>
       </w:r>
     </w:p>
-    <w:bookmarkEnd w:id="51"/>
     <w:bookmarkEnd w:id="52"/>
-    <w:bookmarkStart w:id="58" w:name="guide-dintégration"/>
+    <w:bookmarkEnd w:id="53"/>
+    <w:bookmarkStart w:id="59" w:name="guide-dintégration"/>
     <w:p>
       <w:pPr>
         <w:pStyle w:val="Heading2"/>
@@ -7313,7 +7607,7 @@
         <w:t xml:space="preserve">12. Guide d’intégration</w:t>
       </w:r>
     </w:p>
-    <w:bookmarkStart w:id="53" w:name="pré-requis"/>
+    <w:bookmarkStart w:id="54" w:name="pré-requis"/>
     <w:p>
       <w:pPr>
         <w:pStyle w:val="Heading3"/>
@@ -7327,7 +7621,7 @@
         <w:pStyle w:val="Compact"/>
         <w:numPr>
           <w:ilvl w:val="0"/>
-          <w:numId w:val="1024"/>
+          <w:numId w:val="1025"/>
         </w:numPr>
       </w:pPr>
       <w:r>
@@ -7423,7 +7717,7 @@
         <w:pStyle w:val="Compact"/>
         <w:numPr>
           <w:ilvl w:val="0"/>
-          <w:numId w:val="1024"/>
+          <w:numId w:val="1025"/>
         </w:numPr>
       </w:pPr>
       <w:r>
@@ -7468,7 +7762,7 @@
         <w:pStyle w:val="Compact"/>
         <w:numPr>
           <w:ilvl w:val="0"/>
-          <w:numId w:val="1024"/>
+          <w:numId w:val="1025"/>
         </w:numPr>
       </w:pPr>
       <w:r>
@@ -7534,15 +7828,15 @@
         <w:pStyle w:val="Compact"/>
         <w:numPr>
           <w:ilvl w:val="0"/>
-          <w:numId w:val="1024"/>
+          <w:numId w:val="1025"/>
         </w:numPr>
       </w:pPr>
       <w:r>
         <w:t xml:space="preserve">HTTPS obligatoire sur le web ordinaire (§11.3)</w:t>
       </w:r>
     </w:p>
-    <w:bookmarkEnd w:id="53"/>
-    <w:bookmarkStart w:id="57" w:name="distribution-prévue"/>
+    <w:bookmarkEnd w:id="54"/>
+    <w:bookmarkStart w:id="58" w:name="distribution-prévue"/>
     <w:p>
       <w:pPr>
         <w:pStyle w:val="Heading3"/>
@@ -7614,7 +7908,7 @@
       <w:r>
         <w:t xml:space="preserve">. Pour la voir à l’œuvre : la démo servie (</w:t>
       </w:r>
-      <w:hyperlink r:id="rId54">
+      <w:hyperlink r:id="rId55">
         <w:r>
           <w:rPr>
             <w:rStyle w:val="VerbatimChar"/>
@@ -7625,7 +7919,7 @@
       <w:r>
         <w:t xml:space="preserve">), le laboratoire (</w:t>
       </w:r>
-      <w:hyperlink r:id="rId55">
+      <w:hyperlink r:id="rId56">
         <w:r>
           <w:rPr>
             <w:rStyle w:val="Hyperlink"/>
@@ -7639,7 +7933,7 @@
       <w:r>
         <w:t xml:space="preserve"> </w:t>
       </w:r>
-      <w:hyperlink r:id="rId56">
+      <w:hyperlink r:id="rId57">
         <w:r>
           <w:rPr>
             <w:rStyle w:val="Hyperlink"/>
@@ -7661,9 +7955,9 @@
         </w:pict>
       </w:r>
     </w:p>
-    <w:bookmarkEnd w:id="57"/>
     <w:bookmarkEnd w:id="58"/>
-    <w:bookmarkStart w:id="59" w:name="X13fd7e18f41556378f66b10c18311e11057b6ca"/>
+    <w:bookmarkEnd w:id="59"/>
+    <w:bookmarkStart w:id="60" w:name="X13fd7e18f41556378f66b10c18311e11057b6ca"/>
     <w:p>
       <w:pPr>
         <w:pStyle w:val="Heading2"/>
@@ -8174,8 +8468,8 @@
         </w:pict>
       </w:r>
     </w:p>
-    <w:bookmarkEnd w:id="59"/>
-    <w:bookmarkStart w:id="60" w:name="feuille-de-route"/>
+    <w:bookmarkEnd w:id="60"/>
+    <w:bookmarkStart w:id="61" w:name="feuille-de-route"/>
     <w:p>
       <w:pPr>
         <w:pStyle w:val="Heading2"/>
@@ -8189,19 +8483,19 @@
         <w:pStyle w:val="Compact"/>
         <w:numPr>
           <w:ilvl w:val="0"/>
-          <w:numId w:val="1025"/>
-        </w:numPr>
-      </w:pPr>
-      <w:r>
-        <w:t xml:space="preserve">☒ Spécification du protocole (v1.2)</w:t>
-      </w:r>
-    </w:p>
-    <w:p>
-      <w:pPr>
-        <w:pStyle w:val="Compact"/>
-        <w:numPr>
-          <w:ilvl w:val="0"/>
-          <w:numId w:val="1025"/>
+          <w:numId w:val="1026"/>
+        </w:numPr>
+      </w:pPr>
+      <w:r>
+        <w:t xml:space="preserve">☒ Spécification du protocole (v1.3)</w:t>
+      </w:r>
+    </w:p>
+    <w:p>
+      <w:pPr>
+        <w:pStyle w:val="Compact"/>
+        <w:numPr>
+          <w:ilvl w:val="0"/>
+          <w:numId w:val="1026"/>
         </w:numPr>
       </w:pPr>
       <w:r>
@@ -8213,7 +8507,7 @@
         <w:pStyle w:val="Compact"/>
         <w:numPr>
           <w:ilvl w:val="0"/>
-          <w:numId w:val="1025"/>
+          <w:numId w:val="1026"/>
         </w:numPr>
       </w:pPr>
       <w:r>
@@ -8225,7 +8519,7 @@
         <w:pStyle w:val="Compact"/>
         <w:numPr>
           <w:ilvl w:val="0"/>
-          <w:numId w:val="1025"/>
+          <w:numId w:val="1026"/>
         </w:numPr>
       </w:pPr>
       <w:r>
@@ -8255,7 +8549,7 @@
         <w:pStyle w:val="Compact"/>
         <w:numPr>
           <w:ilvl w:val="0"/>
-          <w:numId w:val="1025"/>
+          <w:numId w:val="1026"/>
         </w:numPr>
       </w:pPr>
       <w:r>
@@ -8288,7 +8582,7 @@
         <w:pStyle w:val="Compact"/>
         <w:numPr>
           <w:ilvl w:val="0"/>
-          <w:numId w:val="1025"/>
+          <w:numId w:val="1026"/>
         </w:numPr>
       </w:pPr>
       <w:r>
@@ -8309,7 +8603,7 @@
         <w:pStyle w:val="Compact"/>
         <w:numPr>
           <w:ilvl w:val="0"/>
-          <w:numId w:val="1025"/>
+          <w:numId w:val="1026"/>
         </w:numPr>
       </w:pPr>
       <w:r>
@@ -8330,7 +8624,7 @@
         <w:pStyle w:val="Compact"/>
         <w:numPr>
           <w:ilvl w:val="0"/>
-          <w:numId w:val="1025"/>
+          <w:numId w:val="1026"/>
         </w:numPr>
       </w:pPr>
       <w:r>
@@ -8366,7 +8660,7 @@
         <w:pStyle w:val="Compact"/>
         <w:numPr>
           <w:ilvl w:val="0"/>
-          <w:numId w:val="1025"/>
+          <w:numId w:val="1026"/>
         </w:numPr>
       </w:pPr>
       <w:r>
@@ -8378,7 +8672,7 @@
         <w:pStyle w:val="Compact"/>
         <w:numPr>
           <w:ilvl w:val="0"/>
-          <w:numId w:val="1025"/>
+          <w:numId w:val="1026"/>
         </w:numPr>
       </w:pPr>
       <w:r>
@@ -8390,7 +8684,7 @@
         <w:pStyle w:val="Compact"/>
         <w:numPr>
           <w:ilvl w:val="0"/>
-          <w:numId w:val="1025"/>
+          <w:numId w:val="1026"/>
         </w:numPr>
       </w:pPr>
       <w:r>
@@ -8411,7 +8705,28 @@
         <w:pStyle w:val="Compact"/>
         <w:numPr>
           <w:ilvl w:val="0"/>
-          <w:numId w:val="1025"/>
+          <w:numId w:val="1026"/>
+        </w:numPr>
+      </w:pPr>
+      <w:r>
+        <w:t xml:space="preserve">☒ Passphrase apportée par l’utilisateur, tirée aux dés (</w:t>
+      </w:r>
+      <w:r>
+        <w:rPr>
+          <w:rStyle w:val="VerbatimChar"/>
+        </w:rPr>
+        <w:t xml:space="preserve">Recovery::validerPassphraseApportee</w:t>
+      </w:r>
+      <w:r>
+        <w:t xml:space="preserve">)</w:t>
+      </w:r>
+    </w:p>
+    <w:p>
+      <w:pPr>
+        <w:pStyle w:val="Compact"/>
+        <w:numPr>
+          <w:ilvl w:val="0"/>
+          <w:numId w:val="1026"/>
         </w:numPr>
       </w:pPr>
       <w:r>
@@ -8423,7 +8738,7 @@
         <w:pStyle w:val="Compact"/>
         <w:numPr>
           <w:ilvl w:val="0"/>
-          <w:numId w:val="1025"/>
+          <w:numId w:val="1026"/>
         </w:numPr>
       </w:pPr>
       <w:r>
@@ -8444,7 +8759,7 @@
         <w:pStyle w:val="Compact"/>
         <w:numPr>
           <w:ilvl w:val="0"/>
-          <w:numId w:val="1025"/>
+          <w:numId w:val="1026"/>
         </w:numPr>
       </w:pPr>
       <w:r>
@@ -8477,7 +8792,7 @@
         <w:pStyle w:val="Compact"/>
         <w:numPr>
           <w:ilvl w:val="0"/>
-          <w:numId w:val="1025"/>
+          <w:numId w:val="1026"/>
         </w:numPr>
       </w:pPr>
       <w:r>
@@ -8489,7 +8804,7 @@
         <w:pStyle w:val="Compact"/>
         <w:numPr>
           <w:ilvl w:val="0"/>
-          <w:numId w:val="1025"/>
+          <w:numId w:val="1026"/>
         </w:numPr>
       </w:pPr>
       <w:r>
@@ -8501,7 +8816,7 @@
         <w:pStyle w:val="Compact"/>
         <w:numPr>
           <w:ilvl w:val="0"/>
-          <w:numId w:val="1025"/>
+          <w:numId w:val="1026"/>
         </w:numPr>
       </w:pPr>
       <w:r>
@@ -8515,8 +8830,8 @@
         </w:pict>
       </w:r>
     </w:p>
-    <w:bookmarkEnd w:id="60"/>
-    <w:bookmarkStart w:id="61" w:name="contribuer"/>
+    <w:bookmarkEnd w:id="61"/>
+    <w:bookmarkStart w:id="62" w:name="contribuer"/>
     <w:p>
       <w:pPr>
         <w:pStyle w:val="Heading2"/>
@@ -8538,7 +8853,7 @@
         <w:pStyle w:val="Compact"/>
         <w:numPr>
           <w:ilvl w:val="0"/>
-          <w:numId w:val="1026"/>
+          <w:numId w:val="1027"/>
         </w:numPr>
       </w:pPr>
       <w:r>
@@ -8550,7 +8865,7 @@
         <w:pStyle w:val="Compact"/>
         <w:numPr>
           <w:ilvl w:val="0"/>
-          <w:numId w:val="1026"/>
+          <w:numId w:val="1027"/>
         </w:numPr>
       </w:pPr>
       <w:r>
@@ -8562,7 +8877,7 @@
         <w:pStyle w:val="Compact"/>
         <w:numPr>
           <w:ilvl w:val="0"/>
-          <w:numId w:val="1026"/>
+          <w:numId w:val="1027"/>
         </w:numPr>
       </w:pPr>
       <w:r>
@@ -8606,8 +8921,8 @@
         <w:t xml:space="preserve">SelfRecover — parce qu’une identité ne devrait pas dépendre d’une boîte mail.</w:t>
       </w:r>
     </w:p>
-    <w:bookmarkEnd w:id="61"/>
     <w:bookmarkEnd w:id="62"/>
+    <w:bookmarkEnd w:id="63"/>
     <w:sectPr/>
   </w:body>
 </w:document>
@@ -8869,6 +9184,9 @@
     <w:abstractNumId w:val="991"/>
   </w:num>
   <w:num w:numId="1026">
+    <w:abstractNumId w:val="991"/>
+  </w:num>
+  <w:num w:numId="1027">
     <w:abstractNumId w:val="991"/>
   </w:num>
 </w:numbering>

--- a/bi-self/selfrecover/docs/whitepaper-fr.docx
+++ b/bi-self/selfrecover/docs/whitepaper-fr.docx
@@ -4107,13 +4107,13 @@
       </w:r>
     </w:p>
     <w:bookmarkEnd w:id="34"/>
-    <w:bookmarkStart w:id="35" w:name="X57e56dcf827f901d58d096fdd80904e28c7a4ac"/>
+    <w:bookmarkStart w:id="35" w:name="la-passphrase-apportée-par-lutilisateur"/>
     <w:p>
       <w:pPr>
         <w:pStyle w:val="Heading3"/>
       </w:pPr>
       <w:r>
-        <w:t xml:space="preserve">5.5 La passphrase apportée — le choix de l’utilisateur</w:t>
+        <w:t xml:space="preserve">5.5 La passphrase apportée par l’utilisateur</w:t>
       </w:r>
     </w:p>
     <w:p>
@@ -4182,7 +4182,7 @@
         <w:t xml:space="preserve"> </w:t>
       </w:r>
       <w:r>
-        <w:t xml:space="preserve">forme qu’on hache, qu’on rend et qu’on fait noter, parce que la vérification ne passe pas en minuscules.</w:t>
+        <w:t xml:space="preserve">forme qu’on hache, qu’on rend et qu’on fait noter, parce que la vérification ne convertit pas la saisie en minuscules.</w:t>
       </w:r>
     </w:p>
     <w:p>

--- a/bi-self/selfrecover/docs/whitepaper-fr.docx
+++ b/bi-self/selfrecover/docs/whitepaper-fr.docx
@@ -42,7 +42,7 @@
           <w:i/>
           <w:iCs/>
         </w:rPr>
-        <w:t xml:space="preserve">Édition du 4 octobre 2026 — v1.3 — décrit SelfRecover 0.10.0</w:t>
+        <w:t xml:space="preserve">Édition du 5 octobre 2026 — v1.3 — décrit SelfRecover 0.10.0</w:t>
       </w:r>
     </w:p>
     <w:p>
@@ -841,7 +841,7 @@
               <w:jc w:val="left"/>
             </w:pPr>
             <w:r>
-              <w:t xml:space="preserve">Faits bruts pour un arbitre humain ; en cas d’accord, l’utilisateur choisit son mot de passe et son mot mémorisé, le serveur émet une passphrase et 10 codes neufs et retire les appareils enrôlés</w:t>
+              <w:t xml:space="preserve">Faits bruts pour un arbitre humain ; en cas d’accord, l’utilisateur choisit son mot de passe et son mot mémorisé, le serveur émet 10 codes neufs et une passphrase neuve, tirée ou apportée, et retire les appareils enrôlés</w:t>
             </w:r>
           </w:p>
         </w:tc>
@@ -3202,7 +3202,7 @@
         <w:t xml:space="preserve"> </w:t>
       </w:r>
       <w:r>
-        <w:t xml:space="preserve">ne révélant jamais lequel a échoué. En cas de succès, le code est consommé ; le serveur engendre un mot de passe et une passphrase neufs, rendus une seule fois, et les sessions ouvertes tombent. Il rend aussi le nom du compte et le nombre de codes restants. Une variante optionnelle — le</w:t>
+        <w:t xml:space="preserve">ne révélant jamais lequel a échoué. En cas de succès, le code est consommé ; le serveur engendre un mot de passe neuf, et une passphrase neuve si l’utilisateur n’apporte pas la sienne (§5.5) ; les deux sont rendus une seule fois, et les sessions ouvertes tombent. Il rend aussi le nom du compte et le nombre de codes restants. Une variante optionnelle — le</w:t>
       </w:r>
       <w:r>
         <w:t xml:space="preserve"> </w:t>
@@ -3343,7 +3343,16 @@
         <w:t xml:space="preserve"> </w:t>
       </w:r>
       <w:r>
-        <w:t xml:space="preserve">suivi de 16 hexadécimaux) est ouvert. Si un litige est déjà ouvert pour ce compte, le numéro n’est</w:t>
+        <w:t xml:space="preserve">suivi de 16 hexadécimaux) est ouvert. Si un litige est déjà ouvert pour ce compte, ou si l’ouverture y est gelée (§6.1), le demandeur reçoit le refus d’un nom inconnu, au même délai (</w:t>
+      </w:r>
+      <w:r>
+        <w:rPr>
+          <w:rStyle w:val="VerbatimChar"/>
+        </w:rPr>
+        <w:t xml:space="preserve">ouverture_refusee</w:t>
+      </w:r>
+      <w:r>
+        <w:t xml:space="preserve">) : le numéro n’est</w:t>
       </w:r>
       <w:r>
         <w:t xml:space="preserve"> </w:t>
@@ -3356,10 +3365,7 @@
         <w:t xml:space="preserve">pas redivulgué</w:t>
       </w:r>
       <w:r>
-        <w:t xml:space="preserve"> </w:t>
-      </w:r>
-      <w:r>
-        <w:t xml:space="preserve">et la tentative concurrente est signalée à l’admin (« multi-demandeur »)</w:t>
+        <w:t xml:space="preserve">, et rien n’apprend à un tiers qu’un dossier existe. La tentative concurrente est signalée à l’admin (« multi-demandeur »)</w:t>
       </w:r>
     </w:p>
     <w:p>
@@ -4198,25 +4204,31 @@
           <w:b/>
           <w:bCs/>
         </w:rPr>
-        <w:t xml:space="preserve">Le refus</w:t>
-      </w:r>
-      <w:r>
-        <w:t xml:space="preserve"> </w:t>
-      </w:r>
-      <w:r>
-        <w:t xml:space="preserve">dit la position d’un mot, jamais le mot. Il est jugé avant tout frein, sans trace ni</w:t>
-      </w:r>
-      <w:r>
-        <w:t xml:space="preserve"> </w:t>
-      </w:r>
-      <w:r>
-        <w:t xml:space="preserve">délai : il ne dépend que de la saisie, pas du compte, et le tracer laisserait n’importe qui charger</w:t>
-      </w:r>
-      <w:r>
-        <w:t xml:space="preserve"> </w:t>
-      </w:r>
-      <w:r>
-        <w:t xml:space="preserve">le frein d’un autre. Il ne consomme ni le code du niveau 2, ni le dossier du niveau 3.</w:t>
+        <w:t xml:space="preserve">Le refus de forme</w:t>
+      </w:r>
+      <w:r>
+        <w:t xml:space="preserve"> </w:t>
+      </w:r>
+      <w:r>
+        <w:t xml:space="preserve">dit la position d’un mot, jamais le mot. Il est jugé avant tout frein, sans</w:t>
+      </w:r>
+      <w:r>
+        <w:t xml:space="preserve"> </w:t>
+      </w:r>
+      <w:r>
+        <w:t xml:space="preserve">trace ni délai : il ne dépend que de la saisie, pas du compte, et le tracer laisserait n’importe qui</w:t>
+      </w:r>
+      <w:r>
+        <w:t xml:space="preserve"> </w:t>
+      </w:r>
+      <w:r>
+        <w:t xml:space="preserve">charger le frein d’un autre. Aucun refus de passphrase ne consomme le code du niveau 2 ni le dossier</w:t>
+      </w:r>
+      <w:r>
+        <w:t xml:space="preserve"> </w:t>
+      </w:r>
+      <w:r>
+        <w:t xml:space="preserve">du niveau 3.</w:t>
       </w:r>
     </w:p>
     <w:p>
@@ -4238,13 +4250,25 @@
         <w:t xml:space="preserve"> </w:t>
       </w:r>
       <w:r>
-        <w:t xml:space="preserve">: à chaque niveau, une passphrase apportée égale à celle</w:t>
-      </w:r>
-      <w:r>
-        <w:t xml:space="preserve"> </w:t>
-      </w:r>
-      <w:r>
-        <w:t xml:space="preserve">qu’elle remplace est refusée. Au niveau 3, elle ne peut pas non plus égaler le mot de passe choisi.</w:t>
+        <w:t xml:space="preserve">: au niveau 1, ni telle quelle ni ses mots dans un autre</w:t>
+      </w:r>
+      <w:r>
+        <w:t xml:space="preserve"> </w:t>
+      </w:r>
+      <w:r>
+        <w:t xml:space="preserve">ordre ; aux niveaux 2 et 3, telle quelle, une fois les facteurs vérifiés. Au niveau 3, elle ne peut</w:t>
+      </w:r>
+      <w:r>
+        <w:t xml:space="preserve"> </w:t>
+      </w:r>
+      <w:r>
+        <w:t xml:space="preserve">pas non plus égaler le mot de passe choisi. La bibliothèque ne garde pas d’historique : une</w:t>
+      </w:r>
+      <w:r>
+        <w:t xml:space="preserve"> </w:t>
+      </w:r>
+      <w:r>
+        <w:t xml:space="preserve">passphrase plus ancienne que la dernière n’est pas reconnue.</w:t>
       </w:r>
     </w:p>
     <w:p>
@@ -4765,7 +4789,7 @@
         <w:t xml:space="preserve"> </w:t>
       </w:r>
       <w:r>
-        <w:t xml:space="preserve">de nouveaux dossiers gèle 7 jours sur ce compte. Un administrateur peut lever le gel, et la trace du dégel est conservée</w:t>
+        <w:t xml:space="preserve">de nouveaux dossiers gèle 7 jours sur ce compte. Un administrateur peut lever le gel, et la trace du dégel est conservée. Pendant le gel, une demande d’ouverture reçoit le refus d’un nom inconnu (§5.3) : le gel ne se lit pas du dehors</w:t>
       </w:r>
     </w:p>
     <w:p>
@@ -5623,9 +5647,36 @@
         <w:rPr>
           <w:rStyle w:val="VerbatimChar"/>
         </w:rPr>
+        <w:t xml:space="preserve">ouverture_refusee</w:t>
+      </w:r>
+      <w:r>
+        <w:t xml:space="preserve">,</w:t>
+      </w:r>
+      <w:r>
+        <w:t xml:space="preserve"> </w:t>
+      </w:r>
+      <w:r>
+        <w:rPr>
+          <w:rStyle w:val="VerbatimChar"/>
+        </w:rPr>
         <w:t xml:space="preserve">compte_inconnu</w:t>
       </w:r>
       <w:r>
+        <w:t xml:space="preserve"> </w:t>
+      </w:r>
+      <w:r>
+        <w:t xml:space="preserve">(hors ouverture),</w:t>
+      </w:r>
+      <w:r>
+        <w:t xml:space="preserve"> </w:t>
+      </w:r>
+      <w:r>
+        <w:rPr>
+          <w:rStyle w:val="VerbatimChar"/>
+        </w:rPr>
+        <w:t xml:space="preserve">sesame_invalide</w:t>
+      </w:r>
+      <w:r>
         <w:t xml:space="preserve">,</w:t>
       </w:r>
       <w:r>
@@ -5635,7 +5686,7 @@
         <w:rPr>
           <w:rStyle w:val="VerbatimChar"/>
         </w:rPr>
-        <w:t xml:space="preserve">gele</w:t>
+        <w:t xml:space="preserve">expire</w:t>
       </w:r>
       <w:r>
         <w:t xml:space="preserve">,</w:t>
@@ -5647,7 +5698,7 @@
         <w:rPr>
           <w:rStyle w:val="VerbatimChar"/>
         </w:rPr>
-        <w:t xml:space="preserve">deja_ouvert</w:t>
+        <w:t xml:space="preserve">accord_perime</w:t>
       </w:r>
       <w:r>
         <w:t xml:space="preserve">,</w:t>
@@ -5659,7 +5710,7 @@
         <w:rPr>
           <w:rStyle w:val="VerbatimChar"/>
         </w:rPr>
-        <w:t xml:space="preserve">sesame_invalide</w:t>
+        <w:t xml:space="preserve">passphrase_invalide</w:t>
       </w:r>
       <w:r>
         <w:t xml:space="preserve">,</w:t>
@@ -5671,19 +5722,7 @@
         <w:rPr>
           <w:rStyle w:val="VerbatimChar"/>
         </w:rPr>
-        <w:t xml:space="preserve">expire</w:t>
-      </w:r>
-      <w:r>
-        <w:t xml:space="preserve">,</w:t>
-      </w:r>
-      <w:r>
-        <w:t xml:space="preserve"> </w:t>
-      </w:r>
-      <w:r>
-        <w:rPr>
-          <w:rStyle w:val="VerbatimChar"/>
-        </w:rPr>
-        <w:t xml:space="preserve">accord_perime</w:t>
+        <w:t xml:space="preserve">passphrase_deja_servie</w:t>
       </w:r>
       <w:r>
         <w:t xml:space="preserve">, entre autres.</w:t>
@@ -6074,7 +6113,19 @@
         <w:t xml:space="preserve">partiellement</w:t>
       </w:r>
       <w:r>
-        <w:t xml:space="preserve">. Fermée aux niveaux 1 et 2 et à l’enrôlement : refus unique au premier, aucun identifiant demandé au second, compteur tiré du nom soumis au troisième. La route du sel répond toujours un sel, vrai ou faux (§4.2). Un refus du niveau 2 nomme pourtant un état : la suspension, qui apprend à qui détient déjà un code que ce code vise un compte réel. Ouverte au niveau 3, où la réponse utile EST la distinction — un succès rend un numéro de dossier, un nom inconnu ne peut pas en rendre. Ce qui s’y oppose est le coût : deux freins avant la recherche du compte (par adresse, par service), un délai sur chaque refus qui tait un état, et une preuve de travail devant la route — que la bibliothèque ne peut pas imposer puisqu’elle n’a pas de route</w:t>
+        <w:t xml:space="preserve">. Fermée aux niveaux 1 et 2 et à l’enrôlement : refus unique au premier, aucun identifiant demandé au second, compteur tiré du nom soumis au troisième. La route du sel répond toujours un sel, vrai ou faux (§4.2). Un refus du niveau 2 nomme pourtant un état : la suspension, qui apprend à qui détient déjà un code que ce code vise un compte réel. Ouverte au niveau 3, où la réponse utile EST la distinction — un succès rend un numéro de dossier, un nom inconnu ne peut pas en rendre. Les refus, eux, ne se distinguent pas : nom inconnu, dossier déjà ouvert et procédure gelée rendent le même</w:t>
+      </w:r>
+      <w:r>
+        <w:t xml:space="preserve"> </w:t>
+      </w:r>
+      <w:r>
+        <w:rPr>
+          <w:rStyle w:val="VerbatimChar"/>
+        </w:rPr>
+        <w:t xml:space="preserve">ouverture_refusee</w:t>
+      </w:r>
+      <w:r>
+        <w:t xml:space="preserve">, au même délai. Ce qui s’y oppose est le coût : deux freins avant la recherche du compte (par adresse, par service), ce délai sur chaque refus, et une preuve de travail devant la route — que la bibliothèque ne peut pas imposer puisqu’elle n’a pas de route</w:t>
       </w:r>
     </w:p>
     <w:p>

--- a/bi-self/selfrecover/docs/whitepaper-fr.docx
+++ b/bi-self/selfrecover/docs/whitepaper-fr.docx
@@ -133,7 +133,7 @@
         <w:pStyle w:val="FirstParagraph"/>
       </w:pPr>
       <w:r>
-        <w:t xml:space="preserve">SelfRecover est un protocole de récupération de compte à connaissance partagée qui élimine la dépendance à l’email pour la réinitialisation de mot de passe. Il repose sur une dérivation HMAC-SHA256 effectuée côté client, clavée par le mot de récupération lui-même, dont le message porte le matériel de dérivation, la version du format et le sel du compte : le dériveur livré ne fait sortir du navigateur que l’empreinte du mot de récupération, et le serveur n’en range qu’un hachage Argon2id, propre au service et au compte (ce qui empêche la corrélation des empreintes entre services). Le mot de passe et la passphrase, eux, sont engendrés par le serveur et passent par lui. Ce document décrit le protocole, son escalade en trois niveaux, son modèle de menaces, et les règles de déploiement obligatoires.</w:t>
+        <w:t xml:space="preserve">SelfRecover est un protocole de récupération de compte à connaissance partagée qui élimine la dépendance à l’email pour la réinitialisation de mot de passe. Il repose sur une dérivation HMAC-SHA256 effectuée côté client, clavée par le mot de récupération lui-même, dont le message porte le matériel de dérivation, la version du format et le sel du compte : le dériveur livré ne fait sortir du navigateur que l’empreinte du mot de récupération, et le serveur n’en range qu’un hachage Argon2id, propre au service et au compte (ce qui empêche la corrélation des empreintes entre services). Le mot de passe et la passphrase, eux, passent par le serveur : il engendre le mot de passe, sauf au niveau 3 où l’utilisateur le choisit, et la passphrase quand l’utilisateur n’apporte pas la sienne. Ce document décrit le protocole, son escalade en trois niveaux, son modèle de menaces, et les règles de déploiement obligatoires.</w:t>
       </w:r>
     </w:p>
     <w:p>
@@ -4247,16 +4247,13 @@
         <w:t xml:space="preserve">L’ancienne passphrase ne revient pas</w:t>
       </w:r>
       <w:r>
-        <w:t xml:space="preserve"> </w:t>
-      </w:r>
-      <w:r>
-        <w:t xml:space="preserve">: au niveau 1, ni telle quelle ni ses mots dans un autre</w:t>
-      </w:r>
-      <w:r>
-        <w:t xml:space="preserve"> </w:t>
-      </w:r>
-      <w:r>
-        <w:t xml:space="preserve">ordre ; aux niveaux 2 et 3, telle quelle, une fois les facteurs vérifiés. Au niveau 3, elle ne peut</w:t>
+        <w:t xml:space="preserve">, jugé une fois les facteurs vérifiés : au niveau 1, ni</w:t>
+      </w:r>
+      <w:r>
+        <w:t xml:space="preserve"> </w:t>
+      </w:r>
+      <w:r>
+        <w:t xml:space="preserve">telle quelle ni ses mots dans un autre ordre ; aux niveaux 2 et 3, telle quelle. Au niveau 3, elle ne peut</w:t>
       </w:r>
       <w:r>
         <w:t xml:space="preserve"> </w:t>
@@ -5723,6 +5720,18 @@
           <w:rStyle w:val="VerbatimChar"/>
         </w:rPr>
         <w:t xml:space="preserve">passphrase_deja_servie</w:t>
+      </w:r>
+      <w:r>
+        <w:t xml:space="preserve">,</w:t>
+      </w:r>
+      <w:r>
+        <w:t xml:space="preserve"> </w:t>
+      </w:r>
+      <w:r>
+        <w:rPr>
+          <w:rStyle w:val="VerbatimChar"/>
+        </w:rPr>
+        <w:t xml:space="preserve">passphrase_egale_mot_de_passe</w:t>
       </w:r>
       <w:r>
         <w:t xml:space="preserve">, entre autres.</w:t>

--- a/bi-self/selfrecover/docs/whitepaper-fr.docx
+++ b/bi-self/selfrecover/docs/whitepaper-fr.docx
@@ -2,13 +2,13 @@
 <file path=word/document.xml><?xml version="1.0" encoding="utf-8"?>
 <w:document xmlns:w="http://schemas.openxmlformats.org/wordprocessingml/2006/main" xmlns:m="http://schemas.openxmlformats.org/officeDocument/2006/math" xmlns:r="http://schemas.openxmlformats.org/officeDocument/2006/relationships" xmlns:o="urn:schemas-microsoft-com:office:office" xmlns:v="urn:schemas-microsoft-com:vml" xmlns:w10="urn:schemas-microsoft-com:office:word" xmlns:a="http://schemas.openxmlformats.org/drawingml/2006/main" xmlns:pic="http://schemas.openxmlformats.org/drawingml/2006/picture" xmlns:wp="http://schemas.openxmlformats.org/drawingml/2006/wordprocessingDrawing">
   <w:body>
-    <w:bookmarkStart w:id="63" w:name="selfrecover-whitepaper-v1.3"/>
+    <w:bookmarkStart w:id="63" w:name="selfrecover-whitepaper-v1.4"/>
     <w:p>
       <w:pPr>
         <w:pStyle w:val="Heading1"/>
       </w:pPr>
       <w:r>
-        <w:t xml:space="preserve">SelfRecover — Whitepaper v1.3</w:t>
+        <w:t xml:space="preserve">SelfRecover — Whitepaper v1.4</w:t>
       </w:r>
     </w:p>
     <w:p>
@@ -42,7 +42,7 @@
           <w:i/>
           <w:iCs/>
         </w:rPr>
-        <w:t xml:space="preserve">Édition du 5 octobre 2026 — v1.3 — décrit SelfRecover 0.10.0</w:t>
+        <w:t xml:space="preserve">Édition du 6 octobre 2026 — v1.4 — décrit SelfRecover 0.11.0</w:t>
       </w:r>
     </w:p>
     <w:p>
@@ -2965,7 +2965,36 @@
         </w:numPr>
       </w:pPr>
       <w:r>
-        <w:t xml:space="preserve">Rate limit : 5 échecs / 15 minutes par compte et 12 par adresse (valeurs par défaut, réglées par l’intégrateur). Le frein par adresse n’existe que sous le profil de déploiement</w:t>
+        <w:t xml:space="preserve">Rate limit : 12 échecs / 15 minutes par adresse (valeurs par défaut, réglées par l’intégrateur), et</w:t>
+      </w:r>
+      <w:r>
+        <w:t xml:space="preserve"> </w:t>
+      </w:r>
+      <w:r>
+        <w:rPr>
+          <w:b/>
+          <w:bCs/>
+        </w:rPr>
+        <w:t xml:space="preserve">aucun frein par compte</w:t>
+      </w:r>
+      <w:r>
+        <w:t xml:space="preserve">. Il y en avait un, et n’importe qui le remplissait : son compteur vit dans une table que l’intégrateur partage avec sa propre page de connexion, donc cinq échecs sous le nom d’un tiers fermaient la seule voie qu’un titulaire puisse emprunter seul. La règle retenue est que</w:t>
+      </w:r>
+      <w:r>
+        <w:t xml:space="preserve"> </w:t>
+      </w:r>
+      <w:r>
+        <w:rPr>
+          <w:b/>
+          <w:bCs/>
+        </w:rPr>
+        <w:t xml:space="preserve">le frein ne refuse jamais le bon secret</w:t>
+      </w:r>
+      <w:r>
+        <w:t xml:space="preserve"> </w:t>
+      </w:r>
+      <w:r>
+        <w:t xml:space="preserve">; le compteur subsiste et n’alimente plus qu’un signal. Le frein par adresse n’existe que sous le profil de déploiement</w:t>
       </w:r>
       <w:r>
         <w:t xml:space="preserve"> </w:t>
@@ -2980,22 +3009,35 @@
         <w:t xml:space="preserve"> </w:t>
       </w:r>
       <w:r>
-        <w:t xml:space="preserve">; derrière un service caché, le profil</w:t>
-      </w:r>
-      <w:r>
-        <w:t xml:space="preserve"> </w:t>
-      </w:r>
-      <w:r>
-        <w:rPr>
-          <w:rStyle w:val="VerbatimChar"/>
-        </w:rPr>
-        <w:t xml:space="preserve">tor-onion</w:t>
-      </w:r>
-      <w:r>
-        <w:t xml:space="preserve"> </w:t>
-      </w:r>
-      <w:r>
-        <w:t xml:space="preserve">ne garde que le frein par compte. Le profil est obligatoire, sans défaut</w:t>
+        <w:t xml:space="preserve">: derrière un service caché, rien ne borne le nombre d’essais, et lisser le débit de la route appartient au déploiement (§10). Le profil est obligatoire, sans défaut</w:t>
+      </w:r>
+    </w:p>
+    <w:p>
+      <w:pPr>
+        <w:pStyle w:val="Compact"/>
+        <w:numPr>
+          <w:ilvl w:val="0"/>
+          <w:numId w:val="1004"/>
+        </w:numPr>
+      </w:pPr>
+      <w:r>
+        <w:t xml:space="preserve">Classement silencieux : un essai dont</w:t>
+      </w:r>
+      <w:r>
+        <w:t xml:space="preserve"> </w:t>
+      </w:r>
+      <w:r>
+        <w:rPr>
+          <w:b/>
+          <w:bCs/>
+        </w:rPr>
+        <w:t xml:space="preserve">tous les mots existent</w:t>
+      </w:r>
+      <w:r>
+        <w:t xml:space="preserve"> </w:t>
+      </w:r>
+      <w:r>
+        <w:t xml:space="preserve">dans les listes, devant une porte qui ne s’ouvre pas, est compté à part. Au-delà de 3 essais de cette sorte dans la fenêtre, le refus porte une clé que le déploiement peut lire. Le message, le délai et le nombre d’essais ne changent pas, et les listes étant publiques, cela n’apprend rien à qui attaque. Il informe, il ne décide d’aucun accès</w:t>
       </w:r>
     </w:p>
     <w:p>
@@ -5404,7 +5446,7 @@
         <w:t xml:space="preserve"> </w:t>
       </w:r>
       <w:r>
-        <w:t xml:space="preserve">: par compte et par adresse aux niveaux 1 et 2 et à l’enrôlement d’un appareil, avec la suspension du niveau 2 après 20 échecs ; par adresse et pour tout le service à l’ouverture d’un dossier de niveau 3. Le frein par adresse n’existe que sous le profil</w:t>
+        <w:t xml:space="preserve">: par adresse au niveau 1, par compte et par adresse au niveau 2 et à l’enrôlement d’un appareil, avec la suspension du niveau 2 après 20 échecs ; par adresse et pour tout le service à l’ouverture d’un dossier de niveau 3. Le frein par adresse n’existe que sous le profil</w:t>
       </w:r>
       <w:r>
         <w:t xml:space="preserve"> </w:t>
@@ -5414,6 +5456,9 @@
           <w:rStyle w:val="VerbatimChar"/>
         </w:rPr>
         <w:t xml:space="preserve">clearweb</w:t>
+      </w:r>
+      <w:r>
+        <w:t xml:space="preserve">. Au niveau 1, le compteur par compte ne ferme plus de porte : il classe</w:t>
       </w:r>
     </w:p>
     <w:p>
@@ -6087,7 +6132,7 @@
         <w:t xml:space="preserve"> </w:t>
       </w:r>
       <w:r>
-        <w:t xml:space="preserve">— par compte et par adresse aux niveaux 1 et 2 et à l’enrôlement, suspension du niveau 2 après 20 échecs, coût Argon2id par essai côté serveur</w:t>
+        <w:t xml:space="preserve">— par adresse au niveau 1, par compte et par adresse au niveau 2 et à l’enrôlement, suspension du niveau 2 après 20 échecs, coût Argon2id par essai côté serveur. ⚠️ Au niveau 1 derrière un service caché, aucun frein de la bibliothèque ne s’applique : seuls le coût par essai et l’entropie de la passphrase s’y opposent</w:t>
       </w:r>
     </w:p>
     <w:p>
@@ -8547,7 +8592,7 @@
         </w:numPr>
       </w:pPr>
       <w:r>
-        <w:t xml:space="preserve">☒ Spécification du protocole (v1.3)</w:t>
+        <w:t xml:space="preserve">☒ Spécification du protocole (v1.4)</w:t>
       </w:r>
     </w:p>
     <w:p>

--- a/bi-self/selfrecover/docs/whitepaper-fr.docx
+++ b/bi-self/selfrecover/docs/whitepaper-fr.docx
@@ -2978,7 +2978,7 @@
         <w:t xml:space="preserve">aucun frein par compte</w:t>
       </w:r>
       <w:r>
-        <w:t xml:space="preserve">. Il y en avait un, et n’importe qui le remplissait : son compteur vit dans une table que l’intégrateur partage avec sa propre page de connexion, donc cinq échecs sous le nom d’un tiers fermaient la seule voie qu’un titulaire puisse emprunter seul. La règle retenue est que</w:t>
+        <w:t xml:space="preserve">. Un tel compteur vivrait dans une table que l’intégrateur partage avec sa page de connexion : n’importe qui le remplirait sous le nom d’un tiers et fermerait la seule voie qu’un titulaire puisse emprunter seul. La règle retenue est que</w:t>
       </w:r>
       <w:r>
         <w:t xml:space="preserve"> </w:t>
@@ -3009,7 +3009,7 @@
         <w:t xml:space="preserve"> </w:t>
       </w:r>
       <w:r>
-        <w:t xml:space="preserve">: derrière un service caché, rien ne borne le nombre d’essais, et lisser le débit de la route appartient au déploiement (§10). Le profil est obligatoire, sans défaut</w:t>
+        <w:t xml:space="preserve">: derrière un service caché, rien ne borne le nombre d’essais, et lisser le débit de la route appartient au déploiement (§11.3, où il devient la seule borne de ce niveau). Le profil est obligatoire, sans défaut</w:t>
       </w:r>
     </w:p>
     <w:p>
@@ -3037,7 +3037,53 @@
         <w:t xml:space="preserve"> </w:t>
       </w:r>
       <w:r>
-        <w:t xml:space="preserve">dans les listes, devant une porte qui ne s’ouvre pas, est compté à part. Au-delà de 3 essais de cette sorte dans la fenêtre, le refus porte une clé que le déploiement peut lire. Le message, le délai et le nombre d’essais ne changent pas, et les listes étant publiques, cela n’apprend rien à qui attaque. Il informe, il ne décide d’aucun accès</w:t>
+        <w:t xml:space="preserve">dans les listes, devant une porte qui ne s’ouvre pas, est compté sous une étiquette à lui.</w:t>
+      </w:r>
+      <w:r>
+        <w:t xml:space="preserve"> </w:t>
+      </w:r>
+      <w:r>
+        <w:rPr>
+          <w:rStyle w:val="VerbatimChar"/>
+        </w:rPr>
+        <w:t xml:space="preserve">essaisPlausiblesL1()</w:t>
+      </w:r>
+      <w:r>
+        <w:t xml:space="preserve"> </w:t>
+      </w:r>
+      <w:r>
+        <w:t xml:space="preserve">rend ce compte et</w:t>
+      </w:r>
+      <w:r>
+        <w:t xml:space="preserve"> </w:t>
+      </w:r>
+      <w:r>
+        <w:rPr>
+          <w:rStyle w:val="VerbatimChar"/>
+        </w:rPr>
+        <w:t xml:space="preserve">ESSAIS_PLAUSIBLES_SIGNALES</w:t>
+      </w:r>
+      <w:r>
+        <w:t xml:space="preserve"> </w:t>
+      </w:r>
+      <w:r>
+        <w:t xml:space="preserve">dit à partir de combien — 3 — il y a de quoi réveiller quelqu’un ; la bibliothèque ne compare rien à ce seuil et ne décide d’aucun accès. Le message, le délai et le nombre d’essais ne changent pas. ⚠️</w:t>
+      </w:r>
+      <w:r>
+        <w:t xml:space="preserve"> </w:t>
+      </w:r>
+      <w:r>
+        <w:rPr>
+          <w:b/>
+          <w:bCs/>
+        </w:rPr>
+        <w:t xml:space="preserve">Ce compte ne voyage jamais dans la réponse</w:t>
+      </w:r>
+      <w:r>
+        <w:t xml:space="preserve"> </w:t>
+      </w:r>
+      <w:r>
+        <w:t xml:space="preserve">: une réponse part sur le réseau, et qui connaît un nom de compte public y lirait qu’un tiers cherche en ce moment l’ordre de mots qu’il possède. Les listes sont publiques ; les essais des autres ne le sont pas. Le compteur est de plus remplissable par qui connaît le nom : rien ne doit en dépendre</w:t>
       </w:r>
     </w:p>
     <w:p>
@@ -6911,7 +6957,7 @@
         </w:numPr>
       </w:pPr>
       <w:r>
-        <w:t xml:space="preserve">Les freins par compte et par adresse, et la suspension du niveau 2, ralentissent la force brute en ligne ; hors ligne, seul le coût d’Argon2id la freine</w:t>
+        <w:t xml:space="preserve">Le frein par adresse, les freins par compte du niveau 2 et de l’enrôlement, et la suspension du niveau 2, ralentissent la force brute en ligne — au niveau 1 derrière un service caché, aucun d’eux ne s’applique ; hors ligne, seul le coût d’Argon2id la freine</w:t>
       </w:r>
     </w:p>
     <w:p>
@@ -7300,7 +7346,35 @@
         <w:t xml:space="preserve"> </w:t>
       </w:r>
       <w:r>
-        <w:t xml:space="preserve">ou applicatif)</w:t>
+        <w:t xml:space="preserve">ou applicatif). ⚠️ Sous le profil</w:t>
+      </w:r>
+      <w:r>
+        <w:t xml:space="preserve"> </w:t>
+      </w:r>
+      <w:r>
+        <w:rPr>
+          <w:rStyle w:val="VerbatimChar"/>
+        </w:rPr>
+        <w:t xml:space="preserve">tor-onion</w:t>
+      </w:r>
+      <w:r>
+        <w:t xml:space="preserve">, c’est la</w:t>
+      </w:r>
+      <w:r>
+        <w:t xml:space="preserve"> </w:t>
+      </w:r>
+      <w:r>
+        <w:rPr>
+          <w:b/>
+          <w:bCs/>
+        </w:rPr>
+        <w:t xml:space="preserve">seule</w:t>
+      </w:r>
+      <w:r>
+        <w:t xml:space="preserve"> </w:t>
+      </w:r>
+      <w:r>
+        <w:t xml:space="preserve">borne du niveau 1 : la bibliothèque n’y freine ni par compte ni par adresse, et chaque essai qui atteint la comparaison paie un Argon2id. Une file qui fait attendre sans rien mémoriser n’exclut aucun compte ; un plafond pour tout le service, lui, se vide par un seul tiers</w:t>
       </w:r>
     </w:p>
     <w:p>
@@ -8769,7 +8843,7 @@
         </w:numPr>
       </w:pPr>
       <w:r>
-        <w:t xml:space="preserve">☒ Profil de déploiement obligatoire, freins par compte, suspension du niveau 2</w:t>
+        <w:t xml:space="preserve">☒ Profil de déploiement obligatoire, freins par compte aux niveaux 2 et à l’enrôlement, suspension du niveau 2</w:t>
       </w:r>
     </w:p>
     <w:p>

--- a/bi-self/selfrecover/docs/whitepaper-fr.docx
+++ b/bi-self/selfrecover/docs/whitepaper-fr.docx
@@ -2,13 +2,13 @@
 <file path=word/document.xml><?xml version="1.0" encoding="utf-8"?>
 <w:document xmlns:w="http://schemas.openxmlformats.org/wordprocessingml/2006/main" xmlns:m="http://schemas.openxmlformats.org/officeDocument/2006/math" xmlns:r="http://schemas.openxmlformats.org/officeDocument/2006/relationships" xmlns:o="urn:schemas-microsoft-com:office:office" xmlns:v="urn:schemas-microsoft-com:vml" xmlns:w10="urn:schemas-microsoft-com:office:word" xmlns:a="http://schemas.openxmlformats.org/drawingml/2006/main" xmlns:pic="http://schemas.openxmlformats.org/drawingml/2006/picture" xmlns:wp="http://schemas.openxmlformats.org/drawingml/2006/wordprocessingDrawing">
   <w:body>
-    <w:bookmarkStart w:id="63" w:name="selfrecover-whitepaper-v1.4"/>
+    <w:bookmarkStart w:id="63" w:name="selfrecover-whitepaper-v1.5"/>
     <w:p>
       <w:pPr>
         <w:pStyle w:val="Heading1"/>
       </w:pPr>
       <w:r>
-        <w:t xml:space="preserve">SelfRecover — Whitepaper v1.4</w:t>
+        <w:t xml:space="preserve">SelfRecover — Whitepaper v1.5</w:t>
       </w:r>
     </w:p>
     <w:p>
@@ -42,7 +42,7 @@
           <w:i/>
           <w:iCs/>
         </w:rPr>
-        <w:t xml:space="preserve">Édition du 6 octobre 2026 — v1.4 — décrit SelfRecover 0.11.0</w:t>
+        <w:t xml:space="preserve">Édition du 9 octobre 2026 — v1.5 — décrit SelfRecover 0.12.0</w:t>
       </w:r>
     </w:p>
     <w:p>
@@ -3733,7 +3733,50 @@
         </w:numPr>
       </w:pPr>
       <w:r>
-        <w:t xml:space="preserve">Ouverture freinée avant toute recherche du compte : 10 par adresse et 20 pour tout le service, par heure (valeurs par défaut). Pas de frein par compte, exprès : un tiers pourrait sinon fermer le niveau 3 au titulaire sans que rien n’apparaisse à l’arbitre. Le harcèlement d’un compte se voit autrement : la tentative concurrente se compte et se montre</w:t>
+        <w:t xml:space="preserve">Ouverture freinée avant toute recherche du compte : 10 par adresse, par heure (valeur par défaut). Un plafond de 20 pour tout le service existe aussi, mais il n’est lu</w:t>
+      </w:r>
+      <w:r>
+        <w:t xml:space="preserve"> </w:t>
+      </w:r>
+      <w:r>
+        <w:rPr>
+          <w:b/>
+          <w:bCs/>
+        </w:rPr>
+        <w:t xml:space="preserve">que sous le profil</w:t>
+      </w:r>
+      <w:r>
+        <w:rPr>
+          <w:b/>
+          <w:bCs/>
+        </w:rPr>
+        <w:t xml:space="preserve"> </w:t>
+      </w:r>
+      <w:r>
+        <w:rPr>
+          <w:rStyle w:val="VerbatimChar"/>
+          <w:b/>
+          <w:bCs/>
+        </w:rPr>
+        <w:t xml:space="preserve">tor-onion</w:t>
+      </w:r>
+      <w:r>
+        <w:t xml:space="preserve">, où aucune adresse ne discrimine : sous</w:t>
+      </w:r>
+      <w:r>
+        <w:t xml:space="preserve"> </w:t>
+      </w:r>
+      <w:r>
+        <w:rPr>
+          <w:rStyle w:val="VerbatimChar"/>
+        </w:rPr>
+        <w:t xml:space="preserve">clearweb</w:t>
+      </w:r>
+      <w:r>
+        <w:t xml:space="preserve"> </w:t>
+      </w:r>
+      <w:r>
+        <w:t xml:space="preserve">le frein par adresse mord toujours, et un plafond global n’y ajouterait qu’un interrupteur général que des requêtes anonymes suffisent à tirer (§6.1). Pas de frein par compte, exprès : un tiers pourrait sinon fermer le niveau 3 au titulaire sans que rien n’apparaisse à l’arbitre. Le harcèlement d’un compte se voit autrement : la tentative concurrente se compte et se montre</w:t>
       </w:r>
     </w:p>
     <w:p>
@@ -4629,20 +4672,62 @@
         <w:t xml:space="preserve"> </w:t>
       </w:r>
       <w:r>
-        <w:t xml:space="preserve">efface les dossiers périmés — ni les refusés, sur lesquels se compte le gel, ni les acceptés, qu’un titulaire peut encore venir consommer. ⚠️ La bibliothèque expose la méthode ;</w:t>
-      </w:r>
-      <w:r>
-        <w:t xml:space="preserve"> </w:t>
-      </w:r>
-      <w:r>
-        <w:rPr>
-          <w:b/>
-          <w:bCs/>
-        </w:rPr>
-        <w:t xml:space="preserve">elle n’a pas d’horloge</w:t>
-      </w:r>
-      <w:r>
-        <w:t xml:space="preserve">. C’est au déploiement de l’appeler, par une tâche planifiée.</w:t>
+        <w:t xml:space="preserve">efface les dossiers périmés — ni les refusés, dont le compte informe l’arbitre, ni les acceptés, qu’un titulaire peut encore venir consommer. 🔴</w:t>
+      </w:r>
+      <w:r>
+        <w:t xml:space="preserve"> </w:t>
+      </w:r>
+      <w:r>
+        <w:rPr>
+          <w:b/>
+          <w:bCs/>
+        </w:rPr>
+        <w:t xml:space="preserve">Rien dans la bibliothèque ne l’appelle</w:t>
+      </w:r>
+      <w:r>
+        <w:t xml:space="preserve"> </w:t>
+      </w:r>
+      <w:r>
+        <w:t xml:space="preserve">: elle n’a pas d’horloge, et aucun de ses chemins n’invoque cette méthode. C’est au déploiement de la lancer périodiquement — une unité</w:t>
+      </w:r>
+      <w:r>
+        <w:t xml:space="preserve"> </w:t>
+      </w:r>
+      <w:r>
+        <w:rPr>
+          <w:rStyle w:val="VerbatimChar"/>
+        </w:rPr>
+        <w:t xml:space="preserve">systemd</w:t>
+      </w:r>
+      <w:r>
+        <w:t xml:space="preserve"> </w:t>
+      </w:r>
+      <w:r>
+        <w:t xml:space="preserve">prête à poser vit dans</w:t>
+      </w:r>
+      <w:r>
+        <w:t xml:space="preserve"> </w:t>
+      </w:r>
+      <w:r>
+        <w:rPr>
+          <w:rStyle w:val="VerbatimChar"/>
+        </w:rPr>
+        <w:t xml:space="preserve">deploy/bi-self/</w:t>
+      </w:r>
+      <w:r>
+        <w:t xml:space="preserve">, et l’outil qu’elle lance dans</w:t>
+      </w:r>
+      <w:r>
+        <w:t xml:space="preserve"> </w:t>
+      </w:r>
+      <w:r>
+        <w:rPr>
+          <w:rStyle w:val="VerbatimChar"/>
+        </w:rPr>
+        <w:t xml:space="preserve">bi-self/selfrecover/tools/purger.php</w:t>
+      </w:r>
+      <w:r>
+        <w:t xml:space="preserve">.</w:t>
       </w:r>
     </w:p>
     <w:bookmarkStart w:id="37" w:name="clôture-du-litige-décision-admin"/>
@@ -4848,33 +4933,61 @@
         </w:numPr>
       </w:pPr>
       <w:r>
-        <w:t xml:space="preserve">Au</w:t>
-      </w:r>
-      <w:r>
-        <w:t xml:space="preserve"> </w:t>
-      </w:r>
-      <w:r>
-        <w:rPr>
-          <w:b/>
-          <w:bCs/>
-        </w:rPr>
-        <w:t xml:space="preserve">3ᵉ refus dans une fenêtre glissante de 30 jours</w:t>
-      </w:r>
-      <w:r>
-        <w:t xml:space="preserve">, l’</w:t>
-      </w:r>
-      <w:r>
-        <w:rPr>
-          <w:b/>
-          <w:bCs/>
-        </w:rPr>
-        <w:t xml:space="preserve">ouverture</w:t>
-      </w:r>
-      <w:r>
-        <w:t xml:space="preserve"> </w:t>
-      </w:r>
-      <w:r>
-        <w:t xml:space="preserve">de nouveaux dossiers gèle 7 jours sur ce compte. Un administrateur peut lever le gel, et la trace du dégel est conservée. Pendant le gel, une demande d’ouverture reçoit le refus d’un nom inconnu (§5.3) : le gel ne se lit pas du dehors</w:t>
+        <w:t xml:space="preserve">Le refus est</w:t>
+      </w:r>
+      <w:r>
+        <w:t xml:space="preserve"> </w:t>
+      </w:r>
+      <w:r>
+        <w:rPr>
+          <w:b/>
+          <w:bCs/>
+        </w:rPr>
+        <w:t xml:space="preserve">compté</w:t>
+      </w:r>
+      <w:r>
+        <w:t xml:space="preserve">, et ce compte est rendu à l’arbitre : au</w:t>
+      </w:r>
+      <w:r>
+        <w:t xml:space="preserve"> </w:t>
+      </w:r>
+      <w:r>
+        <w:rPr>
+          <w:b/>
+          <w:bCs/>
+        </w:rPr>
+        <w:t xml:space="preserve">3ᵉ dans une fenêtre glissante de 30 jours</w:t>
+      </w:r>
+      <w:r>
+        <w:t xml:space="preserve">, la réponse porte</w:t>
+      </w:r>
+      <w:r>
+        <w:t xml:space="preserve"> </w:t>
+      </w:r>
+      <w:r>
+        <w:rPr>
+          <w:rStyle w:val="VerbatimChar"/>
+        </w:rPr>
+        <w:t xml:space="preserve">gel_suggere</w:t>
+      </w:r>
+      <w:r>
+        <w:t xml:space="preserve">.</w:t>
+      </w:r>
+      <w:r>
+        <w:t xml:space="preserve"> </w:t>
+      </w:r>
+      <w:r>
+        <w:rPr>
+          <w:b/>
+          <w:bCs/>
+        </w:rPr>
+        <w:t xml:space="preserve">Aucun gel n’est posé par ce compteur.</w:t>
+      </w:r>
+      <w:r>
+        <w:t xml:space="preserve"> </w:t>
+      </w:r>
+      <w:r>
+        <w:t xml:space="preserve">C’est un administrateur qui gèle l’ouverture, explicitement, pour 7 jours ; il la rouvre quand il veut, et la trace du dégel est conservée. Pendant le gel, une demande d’ouverture reçoit le refus d’un nom inconnu (§5.3) : le gel ne se lit pas du dehors</w:t>
       </w:r>
     </w:p>
     <w:p>
@@ -4936,13 +5049,66 @@
           <w:b/>
           <w:bCs/>
         </w:rPr>
-        <w:t xml:space="preserve">Raisonnement :</w:t>
-      </w:r>
-      <w:r>
-        <w:t xml:space="preserve"> </w:t>
-      </w:r>
-      <w:r>
-        <w:t xml:space="preserve">le gel coûte à qui insiste sans convaincre, sans rien coûter au titulaire, qui continue de se connecter normalement pendant ce temps. Le comptage porte sur les</w:t>
+        <w:t xml:space="preserve">Raisonnement, corrigé en 0.12.0.</w:t>
+      </w:r>
+      <w:r>
+        <w:t xml:space="preserve"> </w:t>
+      </w:r>
+      <w:r>
+        <w:t xml:space="preserve">Ce document affirmait que « le gel coûte à qui insiste sans convaincre, sans rien coûter au titulaire, qui continue de se connecter normalement ». Les deux moitiés étaient fausses.</w:t>
+      </w:r>
+    </w:p>
+    <w:p>
+      <w:pPr>
+        <w:pStyle w:val="BodyText"/>
+      </w:pPr>
+      <w:r>
+        <w:t xml:space="preserve">La première : le compteur de refus porte sur le</w:t>
+      </w:r>
+      <w:r>
+        <w:t xml:space="preserve"> </w:t>
+      </w:r>
+      <w:r>
+        <w:rPr>
+          <w:b/>
+          <w:bCs/>
+        </w:rPr>
+        <w:t xml:space="preserve">compte visé</w:t>
+      </w:r>
+      <w:r>
+        <w:t xml:space="preserve">, jamais sur le demandeur. Or l’empreinte du sésame est choisie par l’appelant, et le nom d’un compte est semi-public : un tiers ouvrait trois dossiers sur un nom affiché, se faisait refuser trois fois, et le gel tombait sur le titulaire.</w:t>
+      </w:r>
+    </w:p>
+    <w:p>
+      <w:pPr>
+        <w:pStyle w:val="BodyText"/>
+      </w:pPr>
+      <w:r>
+        <w:t xml:space="preserve">La seconde : « il continue de se connecter normalement » décrit quelqu’un qui n’existe pas à cette étape. Le niveau 3 s’adresse à qui n’a plus ni mot de passe, ni passphrase, ni feuille de codes. La phrase « le compte n’est pas touché » reste vraie — les secrets sont intacts — mais la conclusion qu’on en tirait ne l’est pas : fermer la procédure de cette personne, c’est fermer sa dernière porte.</w:t>
+      </w:r>
+    </w:p>
+    <w:p>
+      <w:pPr>
+        <w:pStyle w:val="BodyText"/>
+      </w:pPr>
+      <w:r>
+        <w:t xml:space="preserve">D’où la forme actuelle :</w:t>
+      </w:r>
+      <w:r>
+        <w:t xml:space="preserve"> </w:t>
+      </w:r>
+      <w:r>
+        <w:rPr>
+          <w:b/>
+          <w:bCs/>
+        </w:rPr>
+        <w:t xml:space="preserve">le compteur informe, l’arbitre décide.</w:t>
+      </w:r>
+      <w:r>
+        <w:t xml:space="preserve"> </w:t>
+      </w:r>
+      <w:r>
+        <w:t xml:space="preserve">Un compteur ne sait pas qui insiste ; un humain qui lit le faisceau, les dossiers concurrents et le fil, si. Le comptage porte toujours sur les</w:t>
       </w:r>
       <w:r>
         <w:t xml:space="preserve"> </w:t>
@@ -4955,7 +5121,10 @@
         <w:t xml:space="preserve">dossiers refusés</w:t>
       </w:r>
       <w:r>
-        <w:t xml:space="preserve">, pas sur les dépôts : trois soumissions dans un même dossier restent un seul refus, sinon l’insistance d’un titulaire honnête déclencherait le gel aussi vite qu’une campagne hostile.</w:t>
+        <w:t xml:space="preserve"> </w:t>
+      </w:r>
+      <w:r>
+        <w:t xml:space="preserve">et non sur les dépôts : trois soumissions dans un même dossier restent un seul refus, sinon l’insistance d’un titulaire honnête pèserait autant qu’une campagne hostile.</w:t>
       </w:r>
     </w:p>
     <w:bookmarkEnd w:id="37"/>
@@ -5934,7 +6103,7 @@
         <w:t xml:space="preserve"> </w:t>
       </w:r>
       <w:r>
-        <w:t xml:space="preserve">→ les tentatives échouées sont effacées, l’utilisateur continue normalement ; les dossiers refusés restent comptés pour le gel (§6.1)</w:t>
+        <w:t xml:space="preserve">→ les tentatives échouées sont effacées, l’utilisateur continue normalement ; les dossiers refusés restent comptés, pour informer un arbitre (§6.1)</w:t>
       </w:r>
     </w:p>
     <w:p>
@@ -6225,7 +6394,22 @@
         <w:t xml:space="preserve">ouverture_refusee</w:t>
       </w:r>
       <w:r>
-        <w:t xml:space="preserve">, au même délai. Ce qui s’y oppose est le coût : deux freins avant la recherche du compte (par adresse, par service), ce délai sur chaque refus, et une preuve de travail devant la route — que la bibliothèque ne peut pas imposer puisqu’elle n’a pas de route</w:t>
+        <w:t xml:space="preserve">, au même délai. Ce qui s’y oppose est le coût : un frein par adresse avant la recherche du compte, le plafond de service qui le remplace sous</w:t>
+      </w:r>
+      <w:r>
+        <w:t xml:space="preserve"> </w:t>
+      </w:r>
+      <w:r>
+        <w:rPr>
+          <w:rStyle w:val="VerbatimChar"/>
+        </w:rPr>
+        <w:t xml:space="preserve">tor-onion</w:t>
+      </w:r>
+      <w:r>
+        <w:t xml:space="preserve"> </w:t>
+      </w:r>
+      <w:r>
+        <w:t xml:space="preserve">(§5.3), ce délai sur chaque refus, et une preuve de travail devant la route — que la bibliothèque ne peut pas imposer puisqu’elle n’a pas de route</w:t>
       </w:r>
     </w:p>
     <w:p>
@@ -7009,7 +7193,7 @@
         </w:numPr>
       </w:pPr>
       <w:r>
-        <w:t xml:space="preserve">Si l’utilisateur a oublié son mot mémorisé et perdu sa passphrase, il ne reste que le niveau 3 : un arbitre humain. S’il refuse, il n’y a pas d’autre recours ; un nouveau dossier reste possible jusqu’au gel de 7 jours, au 3ᵉ refus en 30 jours</w:t>
+        <w:t xml:space="preserve">Si l’utilisateur a oublié son mot mémorisé et perdu sa passphrase, il ne reste que le niveau 3 : un arbitre humain. S’il refuse, il n’y a pas d’autre recours ; un nouveau dossier reste possible — un refus, même répété, ne ferme plus l’ouverture de lui-même. Seul un administrateur peut la geler, et la rouvrir</w:t>
       </w:r>
     </w:p>
     <w:p>
@@ -7909,7 +8093,7 @@
         <w:t xml:space="preserve">ext-pdo_sqlite</w:t>
       </w:r>
       <w:r>
-        <w:t xml:space="preserve">) ; ailleurs, les types de colonnes et trois constructions de l’adaptateur (quatre requêtes) se réécrivent — l’en-tête de</w:t>
+        <w:t xml:space="preserve">) ; ailleurs, les types de colonnes et quatre constructions de l’adaptateur (cinq requêtes) se réécrivent — l’en-tête de</w:t>
       </w:r>
       <w:r>
         <w:t xml:space="preserve"> </w:t>
@@ -8666,7 +8850,7 @@
         </w:numPr>
       </w:pPr>
       <w:r>
-        <w:t xml:space="preserve">☒ Spécification du protocole (v1.4)</w:t>
+        <w:t xml:space="preserve">☒ Spécification du protocole (v1.5)</w:t>
       </w:r>
     </w:p>
     <w:p>

--- a/bi-self/selfrecover/docs/whitepaper-fr.docx
+++ b/bi-self/selfrecover/docs/whitepaper-fr.docx
@@ -4047,7 +4047,77 @@
         <w:t xml:space="preserve"> </w:t>
       </w:r>
       <w:r>
-        <w:t xml:space="preserve">en JavaScript (t=3, m=64 Mio, p=1, sous un sel propre au blob), écrit dans la bibliothèque et confronté aux vecteurs de libsodium — aucun binaire embarqué. Le blob obtenu porte sa version et ses paramètres de dérivation ; un blob qui annonce des paramètres sous ce plancher est refusé. Le lieu de rangement relève de l’intégration : l’implémentation de référence emploie</w:t>
+        <w:t xml:space="preserve">en JavaScript (t=3, m=64 Mio, p=1, sous un sel propre au blob), écrit dans la bibliothèque et confronté aux vecteurs de libsodium — aucun binaire embarqué.</w:t>
+      </w:r>
+      <w:r>
+        <w:t xml:space="preserve"> </w:t>
+      </w:r>
+      <w:r>
+        <w:rPr>
+          <w:b/>
+          <w:bCs/>
+        </w:rPr>
+        <w:t xml:space="preserve">Ce profil est celui de SelfDataGuard</w:t>
+      </w:r>
+      <w:r>
+        <w:t xml:space="preserve"> </w:t>
+      </w:r>
+      <w:r>
+        <w:t xml:space="preserve">(</w:t>
+      </w:r>
+      <w:r>
+        <w:rPr>
+          <w:rStyle w:val="VerbatimChar"/>
+        </w:rPr>
+        <w:t xml:space="preserve">Primitives::ARGON2_OPSLIMIT</w:t>
+      </w:r>
+      <w:r>
+        <w:t xml:space="preserve"> </w:t>
+      </w:r>
+      <w:r>
+        <w:t xml:space="preserve">et</w:t>
+      </w:r>
+      <w:r>
+        <w:t xml:space="preserve"> </w:t>
+      </w:r>
+      <w:r>
+        <w:rPr>
+          <w:rStyle w:val="VerbatimChar"/>
+        </w:rPr>
+        <w:t xml:space="preserve">ARGON2_MEMLIMIT</w:t>
+      </w:r>
+      <w:r>
+        <w:t xml:space="preserve">), et un banc tient les deux égaux :</w:t>
+      </w:r>
+      <w:r>
+        <w:t xml:space="preserve"> </w:t>
+      </w:r>
+      <w:r>
+        <w:rPr>
+          <w:rStyle w:val="VerbatimChar"/>
+        </w:rPr>
+        <w:t xml:space="preserve">p=1</w:t>
+      </w:r>
+      <w:r>
+        <w:t xml:space="preserve"> </w:t>
+      </w:r>
+      <w:r>
+        <w:t xml:space="preserve">est le seul degré de parallélisme que</w:t>
+      </w:r>
+      <w:r>
+        <w:t xml:space="preserve"> </w:t>
+      </w:r>
+      <w:r>
+        <w:rPr>
+          <w:rStyle w:val="VerbatimChar"/>
+        </w:rPr>
+        <w:t xml:space="preserve">sodium_crypto_pwhash</w:t>
+      </w:r>
+      <w:r>
+        <w:t xml:space="preserve"> </w:t>
+      </w:r>
+      <w:r>
+        <w:t xml:space="preserve">sache produire, donc le seul profil dont l’oracle PHP puisse vérifier les vecteurs — c’est ce qui permet de tenir deux langages d’accord sur les mêmes empreintes. Le blob obtenu porte sa version et ses paramètres de dérivation ; un blob qui annonce des paramètres sous ce plancher est refusé. Le lieu de rangement relève de l’intégration : l’implémentation de référence emploie</w:t>
       </w:r>
       <w:r>
         <w:t xml:space="preserve"> </w:t>

--- a/bi-self/selfrecover/docs/whitepaper-fr.docx
+++ b/bi-self/selfrecover/docs/whitepaper-fr.docx
@@ -42,7 +42,7 @@
           <w:i/>
           <w:iCs/>
         </w:rPr>
-        <w:t xml:space="preserve">Édition du 9 octobre 2026 — v1.5 — décrit SelfRecover 0.12.0</w:t>
+        <w:t xml:space="preserve">Édition du 10 octobre 2026 — v1.5 — décrit SelfRecover 0.12.1</w:t>
       </w:r>
     </w:p>
     <w:p>

--- a/bi-self/selfrecover/docs/whitepaper-fr.docx
+++ b/bi-self/selfrecover/docs/whitepaper-fr.docx
@@ -42,7 +42,7 @@
           <w:i/>
           <w:iCs/>
         </w:rPr>
-        <w:t xml:space="preserve">Édition du 10 octobre 2026 — v1.5 — décrit SelfRecover 0.12.1</w:t>
+        <w:t xml:space="preserve">Édition du 10 octobre 2026 — v1.5 — décrit SelfRecover 0.12.2</w:t>
       </w:r>
     </w:p>
     <w:p>

--- a/bi-self/selfrecover/docs/whitepaper-fr.docx
+++ b/bi-self/selfrecover/docs/whitepaper-fr.docx
@@ -42,7 +42,7 @@
           <w:i/>
           <w:iCs/>
         </w:rPr>
-        <w:t xml:space="preserve">Édition du 10 octobre 2026 — v1.5 — décrit SelfRecover 0.12.2</w:t>
+        <w:t xml:space="preserve">Édition du 14 octobre 2026 — v1.5 — décrit SelfRecover 0.12.3</w:t>
       </w:r>
     </w:p>
     <w:p>
@@ -4742,7 +4742,7 @@
         <w:t xml:space="preserve"> </w:t>
       </w:r>
       <w:r>
-        <w:t xml:space="preserve">efface les dossiers périmés — ni les refusés, dont le compte informe l’arbitre, ni les acceptés, qu’un titulaire peut encore venir consommer. 🔴</w:t>
+        <w:t xml:space="preserve">efface les dossiers périmés — ni les refusés, dont le compte informe l’arbitre, ni les acceptés, qu’un titulaire peut encore venir consommer, ni, pendant trente jours, les dossiers où des réponses ou un message attendaient un arbitre : il les lit à côté du dossier suivant. Un dossier périmé ne se tranche plus, et l’échéance libère la place sur le compte : le titulaire en ouvre un autre. 🔴</w:t>
       </w:r>
       <w:r>
         <w:t xml:space="preserve"> </w:t>
@@ -7973,6 +7973,99 @@
       </w:r>
       <w:r>
         <w:t xml:space="preserve">avec l’hôte de dérivation</w:t>
+      </w:r>
+    </w:p>
+    <w:p>
+      <w:pPr>
+        <w:pStyle w:val="Compact"/>
+        <w:numPr>
+          <w:ilvl w:val="0"/>
+          <w:numId w:val="1024"/>
+        </w:numPr>
+      </w:pPr>
+      <w:r>
+        <w:t xml:space="preserve">☐ Avec un autre adaptateur que celui fourni :</w:t>
+      </w:r>
+      <w:r>
+        <w:t xml:space="preserve"> </w:t>
+      </w:r>
+      <w:r>
+        <w:rPr>
+          <w:rStyle w:val="VerbatimChar"/>
+        </w:rPr>
+        <w:t xml:space="preserve">cloreLitige()</w:t>
+      </w:r>
+      <w:r>
+        <w:t xml:space="preserve"> </w:t>
+      </w:r>
+      <w:r>
+        <w:t xml:space="preserve">ne clôt qu’un dossier encore actif et lève</w:t>
+      </w:r>
+      <w:r>
+        <w:t xml:space="preserve"> </w:t>
+      </w:r>
+      <w:r>
+        <w:rPr>
+          <w:rStyle w:val="VerbatimChar"/>
+        </w:rPr>
+        <w:t xml:space="preserve">LitigeDejaClos</w:t>
+      </w:r>
+      <w:r>
+        <w:t xml:space="preserve"> </w:t>
+      </w:r>
+      <w:r>
+        <w:t xml:space="preserve">sinon, et</w:t>
+      </w:r>
+      <w:r>
+        <w:t xml:space="preserve"> </w:t>
+      </w:r>
+      <w:r>
+        <w:rPr>
+          <w:rStyle w:val="VerbatimChar"/>
+        </w:rPr>
+        <w:t xml:space="preserve">purgerLitigesExpires()</w:t>
+      </w:r>
+      <w:r>
+        <w:t xml:space="preserve"> </w:t>
+      </w:r>
+      <w:r>
+        <w:t xml:space="preserve">efface dès leur échéance les dossiers clos et ceux qu’on a ouverts sans rien y écrire, les autres dossiers non tranchés</w:t>
+      </w:r>
+      <w:r>
+        <w:t xml:space="preserve"> </w:t>
+      </w:r>
+      <w:r>
+        <w:rPr>
+          <w:rStyle w:val="VerbatimChar"/>
+        </w:rPr>
+        <w:t xml:space="preserve">RETENTION_DOSSIER_DEPOSE</w:t>
+      </w:r>
+      <w:r>
+        <w:t xml:space="preserve"> </w:t>
+      </w:r>
+      <w:r>
+        <w:t xml:space="preserve">après</w:t>
+      </w:r>
+    </w:p>
+    <w:p>
+      <w:pPr>
+        <w:pStyle w:val="Compact"/>
+        <w:numPr>
+          <w:ilvl w:val="0"/>
+          <w:numId w:val="1024"/>
+        </w:numPr>
+      </w:pPr>
+      <w:r>
+        <w:t xml:space="preserve">☐ Après un niveau 1 ou 2, enchaîner sur le compte avec le nom rendu (</w:t>
+      </w:r>
+      <w:r>
+        <w:rPr>
+          <w:rStyle w:val="VerbatimChar"/>
+        </w:rPr>
+        <w:t xml:space="preserve">compte</w:t>
+      </w:r>
+      <w:r>
+        <w:t xml:space="preserve">), jamais avec la saisie</w:t>
       </w:r>
     </w:p>
     <w:p>

--- a/bi-self/selfrecover/docs/whitepaper-fr.docx
+++ b/bi-self/selfrecover/docs/whitepaper-fr.docx
@@ -306,7 +306,7 @@
         <w:pStyle w:val="BlockText"/>
       </w:pPr>
       <w:r>
-        <w:t xml:space="preserve">Mot de récupération seul = rien.</w:t>
+        <w:t xml:space="preserve">Mot de récupération seul = rien pour le compte.</w:t>
       </w:r>
       <w:r>
         <w:t xml:space="preserve"> </w:t>
@@ -327,6 +327,30 @@
       </w:pPr>
       <w:r>
         <w:t xml:space="preserve">SelfRecover est un système de récupération à connaissance partagée (split knowledge). L’utilisateur retient un mot. Le système fournit l’algorithme. Aucun des deux n’a de valeur sans l’autre.</w:t>
+      </w:r>
+    </w:p>
+    <w:p>
+      <w:pPr>
+        <w:pStyle w:val="BodyText"/>
+      </w:pPr>
+      <w:r>
+        <w:t xml:space="preserve">⚠️</w:t>
+      </w:r>
+      <w:r>
+        <w:t xml:space="preserve"> </w:t>
+      </w:r>
+      <w:r>
+        <w:rPr>
+          <w:b/>
+          <w:bCs/>
+        </w:rPr>
+        <w:t xml:space="preserve">Avec SelfDataGuard, le mot ouvre aussi les données.</w:t>
+      </w:r>
+      <w:r>
+        <w:t xml:space="preserve"> </w:t>
+      </w:r>
+      <w:r>
+        <w:t xml:space="preserve">C’est une serrure de secours voulue : elle rend ses données à qui a tout perdu sauf ce mot. Elle vaut ce que vaut le mot, et aucun autre facteur ne s’y ajoute.</w:t>
       </w:r>
     </w:p>
     <w:p>

--- a/bi-self/selfrecover/docs/whitepaper-fr.docx
+++ b/bi-self/selfrecover/docs/whitepaper-fr.docx
@@ -42,7 +42,7 @@
           <w:i/>
           <w:iCs/>
         </w:rPr>
-        <w:t xml:space="preserve">Édition du 14 octobre 2026 — v1.5 — décrit SelfRecover 0.12.3</w:t>
+        <w:t xml:space="preserve">Édition du 15 octobre 2026 — v1.5 — décrit SelfRecover 0.12.4</w:t>
       </w:r>
     </w:p>
     <w:p>
@@ -8009,6 +8009,51 @@
       </w:pPr>
       <w:r>
         <w:t xml:space="preserve">☐ Avec un autre adaptateur que celui fourni :</w:t>
+      </w:r>
+      <w:r>
+        <w:t xml:space="preserve"> </w:t>
+      </w:r>
+      <w:r>
+        <w:rPr>
+          <w:rStyle w:val="VerbatimChar"/>
+        </w:rPr>
+        <w:t xml:space="preserve">trancherLitige()</w:t>
+      </w:r>
+      <w:r>
+        <w:t xml:space="preserve"> </w:t>
+      </w:r>
+      <w:r>
+        <w:t xml:space="preserve">et</w:t>
+      </w:r>
+      <w:r>
+        <w:t xml:space="preserve"> </w:t>
+      </w:r>
+      <w:r>
+        <w:rPr>
+          <w:rStyle w:val="VerbatimChar"/>
+        </w:rPr>
+        <w:t xml:space="preserve">enregistrerFaisceau()</w:t>
+      </w:r>
+      <w:r>
+        <w:t xml:space="preserve"> </w:t>
+      </w:r>
+      <w:r>
+        <w:t xml:space="preserve">n’écrivent que sur un dossier en cours et lèvent</w:t>
+      </w:r>
+      <w:r>
+        <w:t xml:space="preserve"> </w:t>
+      </w:r>
+      <w:r>
+        <w:rPr>
+          <w:rStyle w:val="VerbatimChar"/>
+        </w:rPr>
+        <w:t xml:space="preserve">LitigeDejaTranche</w:t>
+      </w:r>
+      <w:r>
+        <w:t xml:space="preserve"> </w:t>
+      </w:r>
+      <w:r>
+        <w:t xml:space="preserve">sinon,</w:t>
       </w:r>
       <w:r>
         <w:t xml:space="preserve"> </w:t>

--- a/bi-self/selfrecover/docs/whitepaper-fr.docx
+++ b/bi-self/selfrecover/docs/whitepaper-fr.docx
@@ -42,7 +42,7 @@
           <w:i/>
           <w:iCs/>
         </w:rPr>
-        <w:t xml:space="preserve">Édition du 15 octobre 2026 — v1.5 — décrit SelfRecover 0.12.4</w:t>
+        <w:t xml:space="preserve">Édition du 16 octobre 2026 — v1.5 — décrit SelfRecover 0.12.5</w:t>
       </w:r>
     </w:p>
     <w:p>
